--- a/01-电源电路/02-开关电源/半桥/对称半桥电路/对称半桥电路.docx
+++ b/01-电源电路/02-开关电源/半桥/对称半桥电路/对称半桥电路.docx
@@ -2640,6 +2640,20 @@
     </w:p>
     <w:bookmarkEnd w:id="26"/>
     <w:bookmarkEnd w:id="27"/>
+    <w:p>
+      <w:pPr>
+        <w:spacing w:before="360"/>
+        <w:jc w:val="center"/>
+      </w:pPr>
+      <w:r>
+        <w:rPr>
+          <w:rFonts w:ascii="Times New Roman" w:hAnsi="Times New Roman"/>
+          <w:color w:val="555555"/>
+          <w:sz w:val="21"/>
+        </w:rPr>
+        <w:t>材料收集者：杜文杰</w:t>
+      </w:r>
+    </w:p>
     <w:sectPr>
       <w:headerReference r:id="rId9" w:type="default"/>
       <w:footerReference r:id="rId10" w:type="default"/>

--- a/01-电源电路/02-开关电源/半桥/对称半桥电路/对称半桥电路.docx
+++ b/01-电源电路/02-开关电源/半桥/对称半桥电路/对称半桥电路.docx
@@ -1,6 +1,6 @@
 
 <file path=word/document.xml><?xml version="1.0" encoding="utf-8"?>
-<w:document xmlns:w="http://schemas.openxmlformats.org/wordprocessingml/2006/main" xmlns:m="http://schemas.openxmlformats.org/officeDocument/2006/math" xmlns:r="http://schemas.openxmlformats.org/officeDocument/2006/relationships" xmlns:o="urn:schemas-microsoft-com:office:office" xmlns:v="urn:schemas-microsoft-com:vml" xmlns:w10="urn:schemas-microsoft-com:office:word" xmlns:a="http://schemas.openxmlformats.org/drawingml/2006/main" xmlns:pic="http://schemas.openxmlformats.org/drawingml/2006/picture" xmlns:wp="http://schemas.openxmlformats.org/drawingml/2006/wordprocessingDrawing">
+<w:document xmlns:m="http://schemas.openxmlformats.org/officeDocument/2006/math" xmlns:r="http://schemas.openxmlformats.org/officeDocument/2006/relationships" xmlns:w="http://schemas.openxmlformats.org/wordprocessingml/2006/main" xmlns:o="urn:schemas-microsoft-com:office:office" xmlns:v="urn:schemas-microsoft-com:vml" xmlns:w10="urn:schemas-microsoft-com:office:word" xmlns:a="http://schemas.openxmlformats.org/drawingml/2006/main" xmlns:pic="http://schemas.openxmlformats.org/drawingml/2006/picture" xmlns:wp="http://schemas.openxmlformats.org/drawingml/2006/wordprocessingDrawing">
   <w:body>
     <w:bookmarkStart w:id="27" w:name="对称半桥电路"/>
     <w:p>
@@ -9,7 +9,7 @@
       </w:pPr>
       <w:r>
         <w:rPr>
-          <w:rFonts w:hint="eastAsia"/>
+          <w:rFonts w:hint="eastAsia" w:eastAsia="黑体"/>
         </w:rPr>
         <w:t xml:space="preserve">对称半桥电路</w:t>
       </w:r>
@@ -21,7 +21,7 @@
       </w:pPr>
       <w:r>
         <w:rPr>
-          <w:rFonts w:hint="eastAsia"/>
+          <w:rFonts w:hint="eastAsia" w:eastAsia="黑体"/>
         </w:rPr>
         <w:t xml:space="preserve">拓扑描述</w:t>
       </w:r>
@@ -32,25 +32,31 @@
       </w:pPr>
       <w:r>
         <w:rPr>
-          <w:rFonts w:hint="eastAsia"/>
+          <w:rFonts w:hint="eastAsia" w:eastAsia="黑体"/>
         </w:rPr>
         <w:t xml:space="preserve">对称半桥（Symmetric</w:t>
       </w:r>
       <w:r>
+        <w:rPr>
+          <w:rFonts w:eastAsia="黑体"/>
+        </w:rPr>
         <w:t xml:space="preserve"> </w:t>
       </w:r>
       <w:r>
         <w:rPr>
-          <w:rFonts w:hint="eastAsia"/>
+          <w:rFonts w:hint="eastAsia" w:eastAsia="黑体"/>
         </w:rPr>
         <w:t xml:space="preserve">Half-Bridge）变换器由</w:t>
       </w:r>
       <w:r>
+        <w:rPr>
+          <w:rFonts w:eastAsia="黑体"/>
+        </w:rPr>
         <w:t xml:space="preserve"> </w:t>
       </w:r>
       <w:r>
         <w:rPr>
-          <w:rFonts w:hint="eastAsia"/>
+          <w:rFonts w:hint="eastAsia" w:eastAsia="黑体"/>
           <w:b/>
           <w:bCs/>
         </w:rPr>
@@ -58,6 +64,7 @@
       </w:r>
       <w:r>
         <w:rPr>
+          <w:rFonts w:eastAsia="黑体"/>
           <w:b/>
           <w:bCs/>
         </w:rPr>
@@ -79,6 +86,7 @@
       </m:oMath>
       <w:r>
         <w:rPr>
+          <w:rFonts w:eastAsia="黑体"/>
           <w:b/>
           <w:bCs/>
         </w:rPr>
@@ -99,11 +107,14 @@
         </m:sSub>
       </m:oMath>
       <w:r>
+        <w:rPr>
+          <w:rFonts w:eastAsia="黑体"/>
+        </w:rPr>
         <w:t xml:space="preserve">、</w:t>
       </w:r>
       <w:r>
         <w:rPr>
-          <w:rFonts w:hint="eastAsia"/>
+          <w:rFonts w:hint="eastAsia" w:eastAsia="黑体"/>
           <w:b/>
           <w:bCs/>
         </w:rPr>
@@ -111,6 +122,7 @@
       </w:r>
       <w:r>
         <w:rPr>
+          <w:rFonts w:eastAsia="黑体"/>
           <w:b/>
           <w:bCs/>
         </w:rPr>
@@ -132,6 +144,7 @@
       </m:oMath>
       <w:r>
         <w:rPr>
+          <w:rFonts w:eastAsia="黑体"/>
           <w:b/>
           <w:bCs/>
         </w:rPr>
@@ -152,11 +165,14 @@
         </m:sSub>
       </m:oMath>
       <w:r>
+        <w:rPr>
+          <w:rFonts w:eastAsia="黑体"/>
+        </w:rPr>
         <w:t xml:space="preserve">、</w:t>
       </w:r>
       <w:r>
         <w:rPr>
-          <w:rFonts w:hint="eastAsia"/>
+          <w:rFonts w:hint="eastAsia" w:eastAsia="黑体"/>
           <w:b/>
           <w:bCs/>
         </w:rPr>
@@ -164,6 +180,7 @@
       </w:r>
       <w:r>
         <w:rPr>
+          <w:rFonts w:eastAsia="黑体"/>
           <w:b/>
           <w:bCs/>
         </w:rPr>
@@ -175,28 +192,34 @@
         </m:r>
       </m:oMath>
       <w:r>
+        <w:rPr>
+          <w:rFonts w:eastAsia="黑体"/>
+        </w:rPr>
         <w:t xml:space="preserve">、</w:t>
       </w:r>
       <w:r>
         <w:rPr>
-          <w:rFonts w:hint="eastAsia"/>
+          <w:rFonts w:hint="eastAsia" w:eastAsia="黑体"/>
           <w:b/>
           <w:bCs/>
         </w:rPr>
         <w:t xml:space="preserve">副边整流滤波环节</w:t>
       </w:r>
       <w:r>
+        <w:rPr>
+          <w:rFonts w:eastAsia="黑体"/>
+        </w:rPr>
         <w:t xml:space="preserve"> </w:t>
       </w:r>
       <w:r>
         <w:rPr>
-          <w:rFonts w:hint="eastAsia"/>
+          <w:rFonts w:hint="eastAsia" w:eastAsia="黑体"/>
         </w:rPr>
         <w:t xml:space="preserve">组成。电路关键节点：</w:t>
       </w:r>
       <w:r>
         <w:rPr>
-          <w:rFonts w:hint="eastAsia"/>
+          <w:rFonts w:hint="eastAsia" w:eastAsia="黑体"/>
           <w:b/>
           <w:bCs/>
         </w:rPr>
@@ -204,6 +227,7 @@
       </w:r>
       <w:r>
         <w:rPr>
+          <w:rFonts w:eastAsia="黑体"/>
           <w:b/>
           <w:bCs/>
         </w:rPr>
@@ -211,7 +235,7 @@
       </w:r>
       <w:r>
         <w:rPr>
-          <w:rFonts w:hint="eastAsia"/>
+          <w:rFonts w:hint="eastAsia" w:eastAsia="黑体"/>
           <w:b/>
           <w:bCs/>
         </w:rPr>
@@ -219,6 +243,7 @@
       </w:r>
       <w:r>
         <w:rPr>
+          <w:rFonts w:eastAsia="黑体"/>
           <w:b/>
           <w:bCs/>
         </w:rPr>
@@ -249,7 +274,7 @@
       </m:oMath>
       <w:r>
         <w:rPr>
-          <w:rFonts w:hint="eastAsia"/>
+          <w:rFonts w:hint="eastAsia" w:eastAsia="黑体"/>
         </w:rPr>
         <w:t xml:space="preserve">（</w:t>
       </w:r>
@@ -268,11 +293,14 @@
         </m:sSub>
       </m:oMath>
       <w:r>
+        <w:rPr>
+          <w:rFonts w:eastAsia="黑体"/>
+        </w:rPr>
         <w:t xml:space="preserve"> </w:t>
       </w:r>
       <w:r>
         <w:rPr>
-          <w:rFonts w:hint="eastAsia"/>
+          <w:rFonts w:hint="eastAsia" w:eastAsia="黑体"/>
         </w:rPr>
         <w:t xml:space="preserve">漏极、</w:t>
       </w:r>
@@ -291,17 +319,20 @@
         </m:sSub>
       </m:oMath>
       <w:r>
+        <w:rPr>
+          <w:rFonts w:eastAsia="黑体"/>
+        </w:rPr>
         <w:t xml:space="preserve"> </w:t>
       </w:r>
       <w:r>
         <w:rPr>
-          <w:rFonts w:hint="eastAsia"/>
+          <w:rFonts w:hint="eastAsia" w:eastAsia="黑体"/>
         </w:rPr>
         <w:t xml:space="preserve">上端相连）；</w:t>
       </w:r>
       <w:r>
         <w:rPr>
-          <w:rFonts w:hint="eastAsia"/>
+          <w:rFonts w:hint="eastAsia" w:eastAsia="黑体"/>
           <w:b/>
           <w:bCs/>
         </w:rPr>
@@ -309,6 +340,7 @@
       </w:r>
       <w:r>
         <w:rPr>
+          <w:rFonts w:eastAsia="黑体"/>
           <w:b/>
           <w:bCs/>
         </w:rPr>
@@ -316,7 +348,7 @@
       </w:r>
       <w:r>
         <w:rPr>
-          <w:rFonts w:hint="eastAsia"/>
+          <w:rFonts w:hint="eastAsia" w:eastAsia="黑体"/>
           <w:b/>
           <w:bCs/>
         </w:rPr>
@@ -324,6 +356,7 @@
       </w:r>
       <w:r>
         <w:rPr>
+          <w:rFonts w:eastAsia="黑体"/>
           <w:b/>
           <w:bCs/>
         </w:rPr>
@@ -331,7 +364,7 @@
       </w:r>
       <w:r>
         <w:rPr>
-          <w:rFonts w:hint="eastAsia"/>
+          <w:rFonts w:hint="eastAsia" w:eastAsia="黑体"/>
         </w:rPr>
         <w:t xml:space="preserve">（</w:t>
       </w:r>
@@ -350,11 +383,14 @@
         </m:sSub>
       </m:oMath>
       <w:r>
+        <w:rPr>
+          <w:rFonts w:eastAsia="黑体"/>
+        </w:rPr>
         <w:t xml:space="preserve"> </w:t>
       </w:r>
       <w:r>
         <w:rPr>
-          <w:rFonts w:hint="eastAsia"/>
+          <w:rFonts w:hint="eastAsia" w:eastAsia="黑体"/>
         </w:rPr>
         <w:t xml:space="preserve">源极、</w:t>
       </w:r>
@@ -373,17 +409,20 @@
         </m:sSub>
       </m:oMath>
       <w:r>
+        <w:rPr>
+          <w:rFonts w:eastAsia="黑体"/>
+        </w:rPr>
         <w:t xml:space="preserve"> </w:t>
       </w:r>
       <w:r>
         <w:rPr>
-          <w:rFonts w:hint="eastAsia"/>
+          <w:rFonts w:hint="eastAsia" w:eastAsia="黑体"/>
         </w:rPr>
         <w:t xml:space="preserve">漏极、变压器初级一端相连）；</w:t>
       </w:r>
       <w:r>
         <w:rPr>
-          <w:rFonts w:hint="eastAsia"/>
+          <w:rFonts w:hint="eastAsia" w:eastAsia="黑体"/>
           <w:b/>
           <w:bCs/>
         </w:rPr>
@@ -391,6 +430,7 @@
       </w:r>
       <w:r>
         <w:rPr>
+          <w:rFonts w:eastAsia="黑体"/>
           <w:b/>
           <w:bCs/>
         </w:rPr>
@@ -398,7 +438,7 @@
       </w:r>
       <w:r>
         <w:rPr>
-          <w:rFonts w:hint="eastAsia"/>
+          <w:rFonts w:hint="eastAsia" w:eastAsia="黑体"/>
           <w:b/>
           <w:bCs/>
         </w:rPr>
@@ -406,6 +446,7 @@
       </w:r>
       <w:r>
         <w:rPr>
+          <w:rFonts w:eastAsia="黑体"/>
           <w:b/>
           <w:bCs/>
         </w:rPr>
@@ -413,7 +454,7 @@
       </w:r>
       <w:r>
         <w:rPr>
-          <w:rFonts w:hint="eastAsia"/>
+          <w:rFonts w:hint="eastAsia" w:eastAsia="黑体"/>
         </w:rPr>
         <w:t xml:space="preserve">（</w:t>
       </w:r>
@@ -432,11 +473,14 @@
         </m:sSub>
       </m:oMath>
       <w:r>
+        <w:rPr>
+          <w:rFonts w:eastAsia="黑体"/>
+        </w:rPr>
         <w:t xml:space="preserve"> </w:t>
       </w:r>
       <w:r>
         <w:rPr>
-          <w:rFonts w:hint="eastAsia"/>
+          <w:rFonts w:hint="eastAsia" w:eastAsia="黑体"/>
         </w:rPr>
         <w:t xml:space="preserve">下端、</w:t>
       </w:r>
@@ -455,17 +499,20 @@
         </m:sSub>
       </m:oMath>
       <w:r>
+        <w:rPr>
+          <w:rFonts w:eastAsia="黑体"/>
+        </w:rPr>
         <w:t xml:space="preserve"> </w:t>
       </w:r>
       <w:r>
         <w:rPr>
-          <w:rFonts w:hint="eastAsia"/>
+          <w:rFonts w:hint="eastAsia" w:eastAsia="黑体"/>
         </w:rPr>
         <w:t xml:space="preserve">上端、变压器初级另一端相连）；</w:t>
       </w:r>
       <w:r>
         <w:rPr>
-          <w:rFonts w:hint="eastAsia"/>
+          <w:rFonts w:hint="eastAsia" w:eastAsia="黑体"/>
           <w:b/>
           <w:bCs/>
         </w:rPr>
@@ -473,6 +520,7 @@
       </w:r>
       <w:r>
         <w:rPr>
+          <w:rFonts w:eastAsia="黑体"/>
           <w:b/>
           <w:bCs/>
         </w:rPr>
@@ -480,7 +528,7 @@
       </w:r>
       <w:r>
         <w:rPr>
-          <w:rFonts w:hint="eastAsia"/>
+          <w:rFonts w:hint="eastAsia" w:eastAsia="黑体"/>
           <w:b/>
           <w:bCs/>
         </w:rPr>
@@ -488,6 +536,7 @@
       </w:r>
       <w:r>
         <w:rPr>
+          <w:rFonts w:eastAsia="黑体"/>
           <w:b/>
           <w:bCs/>
         </w:rPr>
@@ -495,7 +544,7 @@
       </w:r>
       <w:r>
         <w:rPr>
-          <w:rFonts w:hint="eastAsia"/>
+          <w:rFonts w:hint="eastAsia" w:eastAsia="黑体"/>
         </w:rPr>
         <w:t xml:space="preserve">（</w:t>
       </w:r>
@@ -514,11 +563,14 @@
         </m:sSub>
       </m:oMath>
       <w:r>
+        <w:rPr>
+          <w:rFonts w:eastAsia="黑体"/>
+        </w:rPr>
         <w:t xml:space="preserve"> </w:t>
       </w:r>
       <w:r>
         <w:rPr>
-          <w:rFonts w:hint="eastAsia"/>
+          <w:rFonts w:hint="eastAsia" w:eastAsia="黑体"/>
         </w:rPr>
         <w:t xml:space="preserve">源极、</w:t>
       </w:r>
@@ -537,17 +589,20 @@
         </m:sSub>
       </m:oMath>
       <w:r>
+        <w:rPr>
+          <w:rFonts w:eastAsia="黑体"/>
+        </w:rPr>
         <w:t xml:space="preserve"> </w:t>
       </w:r>
       <w:r>
         <w:rPr>
-          <w:rFonts w:hint="eastAsia"/>
+          <w:rFonts w:hint="eastAsia" w:eastAsia="黑体"/>
         </w:rPr>
         <w:t xml:space="preserve">下端相连）；</w:t>
       </w:r>
       <w:r>
         <w:rPr>
-          <w:rFonts w:hint="eastAsia"/>
+          <w:rFonts w:hint="eastAsia" w:eastAsia="黑体"/>
           <w:b/>
           <w:bCs/>
         </w:rPr>
@@ -555,6 +610,7 @@
       </w:r>
       <w:r>
         <w:rPr>
+          <w:rFonts w:eastAsia="黑体"/>
           <w:b/>
           <w:bCs/>
         </w:rPr>
@@ -562,7 +618,7 @@
       </w:r>
       <w:r>
         <w:rPr>
-          <w:rFonts w:hint="eastAsia"/>
+          <w:rFonts w:hint="eastAsia" w:eastAsia="黑体"/>
           <w:b/>
           <w:bCs/>
         </w:rPr>
@@ -570,6 +626,7 @@
       </w:r>
       <w:r>
         <w:rPr>
+          <w:rFonts w:eastAsia="黑体"/>
           <w:b/>
           <w:bCs/>
         </w:rPr>
@@ -597,7 +654,7 @@
       </m:oMath>
       <w:r>
         <w:rPr>
-          <w:rFonts w:hint="eastAsia"/>
+          <w:rFonts w:hint="eastAsia" w:eastAsia="黑体"/>
         </w:rPr>
         <w:t xml:space="preserve">（副边整流滤波输出端）。</w:t>
       </w:r>
@@ -606,7 +663,7 @@
       <w:pPr/>
       <w:r>
         <w:rPr>
-          <w:rFonts w:hint="eastAsia"/>
+          <w:rFonts w:hint="eastAsia" w:eastAsia="黑体"/>
         </w:rPr>
         <w:t xml:space="preserve">各元件管脚连接：</w:t>
       </w:r>
@@ -625,15 +682,21 @@
         </m:sSub>
       </m:oMath>
       <w:r>
+        <w:rPr>
+          <w:rFonts w:eastAsia="黑体"/>
+        </w:rPr>
         <w:t xml:space="preserve"> </w:t>
       </w:r>
       <w:r>
         <w:rPr>
-          <w:rFonts w:hint="eastAsia"/>
+          <w:rFonts w:hint="eastAsia" w:eastAsia="黑体"/>
         </w:rPr>
         <w:t xml:space="preserve">漏极接</w:t>
       </w:r>
       <w:r>
+        <w:rPr>
+          <w:rFonts w:eastAsia="黑体"/>
+        </w:rPr>
         <w:t xml:space="preserve"> </w:t>
       </w:r>
       <m:oMath>
@@ -661,16 +724,19 @@
       </m:oMath>
       <w:r>
         <w:rPr>
-          <w:rFonts w:hint="eastAsia"/>
+          <w:rFonts w:hint="eastAsia" w:eastAsia="黑体"/>
         </w:rPr>
         <w:t xml:space="preserve">、源极接开关节点</w:t>
       </w:r>
       <w:r>
+        <w:rPr>
+          <w:rFonts w:eastAsia="黑体"/>
+        </w:rPr>
         <w:t xml:space="preserve"> </w:t>
       </w:r>
       <w:r>
         <w:rPr>
-          <w:rFonts w:hint="eastAsia"/>
+          <w:rFonts w:hint="eastAsia" w:eastAsia="黑体"/>
         </w:rPr>
         <w:t xml:space="preserve">A、栅极接驱动；</w:t>
       </w:r>
@@ -689,20 +755,26 @@
         </m:sSub>
       </m:oMath>
       <w:r>
+        <w:rPr>
+          <w:rFonts w:eastAsia="黑体"/>
+        </w:rPr>
         <w:t xml:space="preserve"> </w:t>
       </w:r>
       <w:r>
         <w:rPr>
-          <w:rFonts w:hint="eastAsia"/>
+          <w:rFonts w:hint="eastAsia" w:eastAsia="黑体"/>
         </w:rPr>
         <w:t xml:space="preserve">漏极接开关节点</w:t>
       </w:r>
       <w:r>
+        <w:rPr>
+          <w:rFonts w:eastAsia="黑体"/>
+        </w:rPr>
         <w:t xml:space="preserve"> </w:t>
       </w:r>
       <w:r>
         <w:rPr>
-          <w:rFonts w:hint="eastAsia"/>
+          <w:rFonts w:hint="eastAsia" w:eastAsia="黑体"/>
         </w:rPr>
         <w:t xml:space="preserve">A、源极接地、栅极接驱动；</w:t>
       </w:r>
@@ -721,15 +793,21 @@
         </m:sSub>
       </m:oMath>
       <w:r>
+        <w:rPr>
+          <w:rFonts w:eastAsia="黑体"/>
+        </w:rPr>
         <w:t xml:space="preserve"> </w:t>
       </w:r>
       <w:r>
         <w:rPr>
-          <w:rFonts w:hint="eastAsia"/>
+          <w:rFonts w:hint="eastAsia" w:eastAsia="黑体"/>
         </w:rPr>
         <w:t xml:space="preserve">上端接</w:t>
       </w:r>
       <w:r>
+        <w:rPr>
+          <w:rFonts w:eastAsia="黑体"/>
+        </w:rPr>
         <w:t xml:space="preserve"> </w:t>
       </w:r>
       <m:oMath>
@@ -757,16 +835,19 @@
       </m:oMath>
       <w:r>
         <w:rPr>
-          <w:rFonts w:hint="eastAsia"/>
+          <w:rFonts w:hint="eastAsia" w:eastAsia="黑体"/>
         </w:rPr>
         <w:t xml:space="preserve">、下端接均压节点</w:t>
       </w:r>
       <w:r>
+        <w:rPr>
+          <w:rFonts w:eastAsia="黑体"/>
+        </w:rPr>
         <w:t xml:space="preserve"> </w:t>
       </w:r>
       <w:r>
         <w:rPr>
-          <w:rFonts w:hint="eastAsia"/>
+          <w:rFonts w:hint="eastAsia" w:eastAsia="黑体"/>
         </w:rPr>
         <w:t xml:space="preserve">B；</w:t>
       </w:r>
@@ -785,26 +866,32 @@
         </m:sSub>
       </m:oMath>
       <w:r>
+        <w:rPr>
+          <w:rFonts w:eastAsia="黑体"/>
+        </w:rPr>
         <w:t xml:space="preserve"> </w:t>
       </w:r>
       <w:r>
         <w:rPr>
-          <w:rFonts w:hint="eastAsia"/>
+          <w:rFonts w:hint="eastAsia" w:eastAsia="黑体"/>
         </w:rPr>
         <w:t xml:space="preserve">上端接均压节点</w:t>
       </w:r>
       <w:r>
+        <w:rPr>
+          <w:rFonts w:eastAsia="黑体"/>
+        </w:rPr>
         <w:t xml:space="preserve"> </w:t>
       </w:r>
       <w:r>
         <w:rPr>
-          <w:rFonts w:hint="eastAsia"/>
+          <w:rFonts w:hint="eastAsia" w:eastAsia="黑体"/>
         </w:rPr>
         <w:t xml:space="preserve">B、下端接地；</w:t>
       </w:r>
       <w:r>
         <w:rPr>
-          <w:rFonts w:hint="eastAsia"/>
+          <w:rFonts w:hint="eastAsia" w:eastAsia="黑体"/>
           <w:b/>
           <w:bCs/>
         </w:rPr>
@@ -812,6 +899,7 @@
       </w:r>
       <w:r>
         <w:rPr>
+          <w:rFonts w:eastAsia="黑体"/>
           <w:b/>
           <w:bCs/>
         </w:rPr>
@@ -823,33 +911,45 @@
         </m:r>
       </m:oMath>
       <w:r>
+        <w:rPr>
+          <w:rFonts w:eastAsia="黑体"/>
+        </w:rPr>
         <w:t xml:space="preserve"> </w:t>
       </w:r>
       <w:r>
         <w:rPr>
-          <w:rFonts w:hint="eastAsia"/>
+          <w:rFonts w:hint="eastAsia" w:eastAsia="黑体"/>
         </w:rPr>
         <w:t xml:space="preserve">初级一端接开关节点</w:t>
       </w:r>
       <w:r>
+        <w:rPr>
+          <w:rFonts w:eastAsia="黑体"/>
+        </w:rPr>
         <w:t xml:space="preserve"> </w:t>
       </w:r>
       <w:r>
         <w:rPr>
-          <w:rFonts w:hint="eastAsia"/>
+          <w:rFonts w:hint="eastAsia" w:eastAsia="黑体"/>
         </w:rPr>
         <w:t xml:space="preserve">A、另一端接均压节点</w:t>
       </w:r>
       <w:r>
+        <w:rPr>
+          <w:rFonts w:eastAsia="黑体"/>
+        </w:rPr>
         <w:t xml:space="preserve"> </w:t>
       </w:r>
       <w:r>
         <w:rPr>
-          <w:rFonts w:hint="eastAsia"/>
+          <w:rFonts w:hint="eastAsia" w:eastAsia="黑体"/>
         </w:rPr>
         <w:t xml:space="preserve">B，次级接副边全波整流；副边整流经输出滤波后，滤波电容上端接输出正端</w:t>
       </w:r>
       <w:r>
+        <w:rPr>
+          <w:rFonts w:eastAsia="黑体"/>
+        </w:rPr>
         <w:t xml:space="preserve"> </w:t>
       </w:r>
       <m:oMath>
@@ -874,11 +974,14 @@
       </m:oMath>
       <w:r>
         <w:rPr>
-          <w:rFonts w:hint="eastAsia"/>
+          <w:rFonts w:hint="eastAsia" w:eastAsia="黑体"/>
         </w:rPr>
         <w:t xml:space="preserve">、下端接副边地，负载跨接</w:t>
       </w:r>
       <w:r>
+        <w:rPr>
+          <w:rFonts w:eastAsia="黑体"/>
+        </w:rPr>
         <w:t xml:space="preserve"> </w:t>
       </w:r>
       <m:oMath>
@@ -902,11 +1005,14 @@
         </m:sSub>
       </m:oMath>
       <w:r>
+        <w:rPr>
+          <w:rFonts w:eastAsia="黑体"/>
+        </w:rPr>
         <w:t xml:space="preserve"> </w:t>
       </w:r>
       <w:r>
         <w:rPr>
-          <w:rFonts w:hint="eastAsia"/>
+          <w:rFonts w:hint="eastAsia" w:eastAsia="黑体"/>
         </w:rPr>
         <w:t xml:space="preserve">与副边地。</w:t>
       </w:r>
@@ -915,20 +1021,26 @@
       <w:pPr/>
       <w:r>
         <w:rPr>
-          <w:rFonts w:hint="eastAsia"/>
+          <w:rFonts w:hint="eastAsia" w:eastAsia="黑体"/>
         </w:rPr>
         <w:t xml:space="preserve">由此构成两开关以相同占空比（各约</w:t>
       </w:r>
       <w:r>
+        <w:rPr>
+          <w:rFonts w:eastAsia="黑体"/>
+        </w:rPr>
         <w:t xml:space="preserve"> </w:t>
       </w:r>
       <w:r>
         <w:rPr>
-          <w:rFonts w:hint="eastAsia"/>
+          <w:rFonts w:hint="eastAsia" w:eastAsia="黑体"/>
         </w:rPr>
         <w:t xml:space="preserve">50%）交替互补导通、变压器原边承受</w:t>
       </w:r>
       <w:r>
+        <w:rPr>
+          <w:rFonts w:eastAsia="黑体"/>
+        </w:rPr>
         <w:t xml:space="preserve"> </w:t>
       </w:r>
       <m:oMath>
@@ -964,20 +1076,26 @@
         </m:r>
       </m:oMath>
       <w:r>
+        <w:rPr>
+          <w:rFonts w:eastAsia="黑体"/>
+        </w:rPr>
         <w:t xml:space="preserve"> </w:t>
       </w:r>
       <w:r>
         <w:rPr>
-          <w:rFonts w:hint="eastAsia"/>
+          <w:rFonts w:hint="eastAsia" w:eastAsia="黑体"/>
         </w:rPr>
         <w:t xml:space="preserve">正负对称方波电压的对称半桥隔离</w:t>
       </w:r>
       <w:r>
+        <w:rPr>
+          <w:rFonts w:eastAsia="黑体"/>
+        </w:rPr>
         <w:t xml:space="preserve"> DC-DC/DC-AC </w:t>
       </w:r>
       <w:r>
         <w:rPr>
-          <w:rFonts w:hint="eastAsia"/>
+          <w:rFonts w:hint="eastAsia" w:eastAsia="黑体"/>
         </w:rPr>
         <w:t xml:space="preserve">组态，是经典隔离型拓扑。</w:t>
       </w:r>
@@ -990,7 +1108,7 @@
       </w:pPr>
       <w:r>
         <w:rPr>
-          <w:rFonts w:hint="eastAsia"/>
+          <w:rFonts w:hint="eastAsia" w:eastAsia="黑体"/>
         </w:rPr>
         <w:t xml:space="preserve">工作原理</w:t>
       </w:r>
@@ -1001,11 +1119,14 @@
       </w:pPr>
       <w:r>
         <w:rPr>
-          <w:rFonts w:hint="eastAsia"/>
+          <w:rFonts w:hint="eastAsia" w:eastAsia="黑体"/>
         </w:rPr>
         <w:t xml:space="preserve">上管导通时电流从正母线经变压器流向下管，下管导通时电流反向，从而在变压器原边产生幅值为</w:t>
       </w:r>
       <w:r>
+        <w:rPr>
+          <w:rFonts w:eastAsia="黑体"/>
+        </w:rPr>
         <w:t xml:space="preserve"> </w:t>
       </w:r>
       <m:oMath>
@@ -1041,11 +1162,14 @@
         </m:r>
       </m:oMath>
       <w:r>
+        <w:rPr>
+          <w:rFonts w:eastAsia="黑体"/>
+        </w:rPr>
         <w:t xml:space="preserve"> </w:t>
       </w:r>
       <w:r>
         <w:rPr>
-          <w:rFonts w:hint="eastAsia"/>
+          <w:rFonts w:hint="eastAsia" w:eastAsia="黑体"/>
         </w:rPr>
         <w:t xml:space="preserve">的交流方波。由于两开关占空比对称，变压器自然无直流偏磁；能量经变压器耦合到副边，整流滤波后得到直流输出。</w:t>
       </w:r>
@@ -1058,7 +1182,7 @@
       </w:pPr>
       <w:r>
         <w:rPr>
-          <w:rFonts w:hint="eastAsia"/>
+          <w:rFonts w:hint="eastAsia" w:eastAsia="黑体"/>
         </w:rPr>
         <w:t xml:space="preserve">关键计算公式</w:t>
       </w:r>
@@ -1072,7 +1196,7 @@
       </w:pPr>
       <w:r>
         <w:rPr>
-          <w:rFonts w:hint="eastAsia"/>
+          <w:rFonts w:hint="eastAsia" w:eastAsia="黑体"/>
         </w:rPr>
         <w:t xml:space="preserve">原边方波电压幅值：</w:t>
       </w:r>
@@ -1144,7 +1268,7 @@
       </w:pPr>
       <w:r>
         <w:rPr>
-          <w:rFonts w:hint="eastAsia"/>
+          <w:rFonts w:hint="eastAsia" w:eastAsia="黑体"/>
         </w:rPr>
         <w:t xml:space="preserve">输出电压（副边全波整流）：</w:t>
       </w:r>
@@ -1270,7 +1394,7 @@
       </w:pPr>
       <w:r>
         <w:rPr>
-          <w:rFonts w:hint="eastAsia"/>
+          <w:rFonts w:hint="eastAsia" w:eastAsia="黑体"/>
         </w:rPr>
         <w:t xml:space="preserve">变压器匝比：</w:t>
       </w:r>
@@ -1384,7 +1508,7 @@
       </w:pPr>
       <w:r>
         <w:rPr>
-          <w:rFonts w:hint="eastAsia"/>
+          <w:rFonts w:hint="eastAsia" w:eastAsia="黑体"/>
         </w:rPr>
         <w:t xml:space="preserve">最大占空比（每开关）：</w:t>
       </w:r>
@@ -1438,7 +1562,7 @@
       </w:pPr>
       <w:r>
         <w:rPr>
-          <w:rFonts w:hint="eastAsia"/>
+          <w:rFonts w:hint="eastAsia" w:eastAsia="黑体"/>
         </w:rPr>
         <w:t xml:space="preserve">开关频率：</w:t>
       </w:r>
@@ -1538,7 +1662,7 @@
             </w:pPr>
             <w:r>
               <w:rPr>
-                <w:rFonts w:hint="eastAsia"/>
+                <w:rFonts w:hint="eastAsia" w:eastAsia="黑体"/>
               </w:rPr>
               <w:t xml:space="preserve">符号</w:t>
             </w:r>
@@ -1552,7 +1676,7 @@
             </w:pPr>
             <w:r>
               <w:rPr>
-                <w:rFonts w:hint="eastAsia"/>
+                <w:rFonts w:hint="eastAsia" w:eastAsia="黑体"/>
               </w:rPr>
               <w:t xml:space="preserve">含义</w:t>
             </w:r>
@@ -1566,7 +1690,7 @@
             </w:pPr>
             <w:r>
               <w:rPr>
-                <w:rFonts w:hint="eastAsia"/>
+                <w:rFonts w:hint="eastAsia" w:eastAsia="黑体"/>
               </w:rPr>
               <w:t xml:space="preserve">单位</w:t>
             </w:r>
@@ -1598,6 +1722,9 @@
               </m:sSub>
             </m:oMath>
             <w:r>
+              <w:rPr>
+                <w:rFonts w:eastAsia="黑体"/>
+              </w:rPr>
               <w:t xml:space="preserve">​</w:t>
             </w:r>
           </w:p>
@@ -1610,7 +1737,7 @@
             </w:pPr>
             <w:r>
               <w:rPr>
-                <w:rFonts w:hint="eastAsia"/>
+                <w:rFonts w:hint="eastAsia" w:eastAsia="黑体"/>
               </w:rPr>
               <w:t xml:space="preserve">输入电压</w:t>
             </w:r>
@@ -1623,6 +1750,9 @@
               <w:pStyle w:val="Compact"/>
             </w:pPr>
             <w:r>
+              <w:rPr>
+                <w:rFonts w:eastAsia="黑体"/>
+              </w:rPr>
               <w:t xml:space="preserve">V</w:t>
             </w:r>
           </w:p>
@@ -1650,6 +1780,9 @@
               </m:sSub>
             </m:oMath>
             <w:r>
+              <w:rPr>
+                <w:rFonts w:eastAsia="黑体"/>
+              </w:rPr>
               <w:t xml:space="preserve">​</w:t>
             </w:r>
           </w:p>
@@ -1662,7 +1795,7 @@
             </w:pPr>
             <w:r>
               <w:rPr>
-                <w:rFonts w:hint="eastAsia"/>
+                <w:rFonts w:hint="eastAsia" w:eastAsia="黑体"/>
               </w:rPr>
               <w:t xml:space="preserve">原边方波幅值</w:t>
             </w:r>
@@ -1675,6 +1808,9 @@
               <w:pStyle w:val="Compact"/>
             </w:pPr>
             <w:r>
+              <w:rPr>
+                <w:rFonts w:eastAsia="黑体"/>
+              </w:rPr>
               <w:t xml:space="preserve">V</w:t>
             </w:r>
           </w:p>
@@ -1708,6 +1844,9 @@
               </m:sSub>
             </m:oMath>
             <w:r>
+              <w:rPr>
+                <w:rFonts w:eastAsia="黑体"/>
+              </w:rPr>
               <w:t xml:space="preserve">​</w:t>
             </w:r>
           </w:p>
@@ -1720,7 +1859,7 @@
             </w:pPr>
             <w:r>
               <w:rPr>
-                <w:rFonts w:hint="eastAsia"/>
+                <w:rFonts w:hint="eastAsia" w:eastAsia="黑体"/>
               </w:rPr>
               <w:t xml:space="preserve">输出电压</w:t>
             </w:r>
@@ -1733,6 +1872,9 @@
               <w:pStyle w:val="Compact"/>
             </w:pPr>
             <w:r>
+              <w:rPr>
+                <w:rFonts w:eastAsia="黑体"/>
+              </w:rPr>
               <w:t xml:space="preserve">V</w:t>
             </w:r>
           </w:p>
@@ -1751,6 +1893,9 @@
               </m:r>
             </m:oMath>
             <w:r>
+              <w:rPr>
+                <w:rFonts w:eastAsia="黑体"/>
+              </w:rPr>
               <w:t xml:space="preserve">​</w:t>
             </w:r>
           </w:p>
@@ -1763,7 +1908,7 @@
             </w:pPr>
             <w:r>
               <w:rPr>
-                <w:rFonts w:hint="eastAsia"/>
+                <w:rFonts w:hint="eastAsia" w:eastAsia="黑体"/>
               </w:rPr>
               <w:t xml:space="preserve">每个开关占空比</w:t>
             </w:r>
@@ -1776,6 +1921,9 @@
               <w:pStyle w:val="Compact"/>
             </w:pPr>
             <w:r>
+              <w:rPr>
+                <w:rFonts w:eastAsia="黑体"/>
+              </w:rPr>
               <w:t xml:space="preserve">—</w:t>
             </w:r>
           </w:p>
@@ -1821,6 +1969,9 @@
               </m:sSub>
             </m:oMath>
             <w:r>
+              <w:rPr>
+                <w:rFonts w:eastAsia="黑体"/>
+              </w:rPr>
               <w:t xml:space="preserve">​</w:t>
             </w:r>
           </w:p>
@@ -1833,7 +1984,7 @@
             </w:pPr>
             <w:r>
               <w:rPr>
-                <w:rFonts w:hint="eastAsia"/>
+                <w:rFonts w:hint="eastAsia" w:eastAsia="黑体"/>
               </w:rPr>
               <w:t xml:space="preserve">原/副边匝数</w:t>
             </w:r>
@@ -1846,6 +1997,9 @@
               <w:pStyle w:val="Compact"/>
             </w:pPr>
             <w:r>
+              <w:rPr>
+                <w:rFonts w:eastAsia="黑体"/>
+              </w:rPr>
               <w:t xml:space="preserve">—</w:t>
             </w:r>
           </w:p>
@@ -1876,6 +2030,9 @@
               </m:sSub>
             </m:oMath>
             <w:r>
+              <w:rPr>
+                <w:rFonts w:eastAsia="黑体"/>
+              </w:rPr>
               <w:t xml:space="preserve">​</w:t>
             </w:r>
           </w:p>
@@ -1888,7 +2045,7 @@
             </w:pPr>
             <w:r>
               <w:rPr>
-                <w:rFonts w:hint="eastAsia"/>
+                <w:rFonts w:hint="eastAsia" w:eastAsia="黑体"/>
               </w:rPr>
               <w:t xml:space="preserve">每个开关导通时间</w:t>
             </w:r>
@@ -1901,6 +2058,9 @@
               <w:pStyle w:val="Compact"/>
             </w:pPr>
             <w:r>
+              <w:rPr>
+                <w:rFonts w:eastAsia="黑体"/>
+              </w:rPr>
               <w:t xml:space="preserve">s</w:t>
             </w:r>
           </w:p>
@@ -1915,7 +2075,7 @@
       </w:pPr>
       <w:r>
         <w:rPr>
-          <w:rFonts w:hint="eastAsia"/>
+          <w:rFonts w:hint="eastAsia" w:eastAsia="黑体"/>
         </w:rPr>
         <w:t xml:space="preserve">元件调整影响</w:t>
       </w:r>
@@ -1930,7 +2090,7 @@
       </w:pPr>
       <w:r>
         <w:rPr>
-          <w:rFonts w:hint="eastAsia"/>
+          <w:rFonts w:hint="eastAsia" w:eastAsia="黑体"/>
           <w:b/>
           <w:bCs/>
         </w:rPr>
@@ -1938,6 +2098,7 @@
       </w:r>
       <w:r>
         <w:rPr>
+          <w:rFonts w:eastAsia="黑体"/>
           <w:b/>
           <w:bCs/>
         </w:rPr>
@@ -1950,6 +2111,7 @@
       </m:oMath>
       <w:r>
         <w:rPr>
+          <w:rFonts w:eastAsia="黑体"/>
           <w:b/>
           <w:bCs/>
         </w:rPr>
@@ -1957,21 +2119,27 @@
       </w:r>
       <w:r>
         <w:rPr>
-          <w:rFonts w:hint="eastAsia"/>
+          <w:rFonts w:hint="eastAsia" w:eastAsia="黑体"/>
           <w:b/>
           <w:bCs/>
         </w:rPr>
         <w:t xml:space="preserve">增大</w:t>
       </w:r>
       <w:r>
+        <w:rPr>
+          <w:rFonts w:eastAsia="黑体"/>
+        </w:rPr>
         <w:t xml:space="preserve"> </w:t>
       </w:r>
       <w:r>
+        <w:rPr>
+          <w:rFonts w:eastAsia="黑体"/>
+        </w:rPr>
         <w:t xml:space="preserve">→ </w:t>
       </w:r>
       <w:r>
         <w:rPr>
-          <w:rFonts w:hint="eastAsia"/>
+          <w:rFonts w:hint="eastAsia" w:eastAsia="黑体"/>
         </w:rPr>
         <w:t xml:space="preserve">输出电压升高，但两管之间死区减小，直通风险增大。</w:t>
       </w:r>
@@ -1986,7 +2154,7 @@
       </w:pPr>
       <w:r>
         <w:rPr>
-          <w:rFonts w:hint="eastAsia"/>
+          <w:rFonts w:hint="eastAsia" w:eastAsia="黑体"/>
           <w:b/>
           <w:bCs/>
         </w:rPr>
@@ -1994,6 +2162,7 @@
       </w:r>
       <w:r>
         <w:rPr>
+          <w:rFonts w:eastAsia="黑体"/>
           <w:b/>
           <w:bCs/>
         </w:rPr>
@@ -2006,6 +2175,7 @@
       </m:oMath>
       <w:r>
         <w:rPr>
+          <w:rFonts w:eastAsia="黑体"/>
           <w:b/>
           <w:bCs/>
         </w:rPr>
@@ -2013,21 +2183,27 @@
       </w:r>
       <w:r>
         <w:rPr>
-          <w:rFonts w:hint="eastAsia"/>
+          <w:rFonts w:hint="eastAsia" w:eastAsia="黑体"/>
           <w:b/>
           <w:bCs/>
         </w:rPr>
         <w:t xml:space="preserve">增大</w:t>
       </w:r>
       <w:r>
+        <w:rPr>
+          <w:rFonts w:eastAsia="黑体"/>
+        </w:rPr>
         <w:t xml:space="preserve"> </w:t>
       </w:r>
       <w:r>
+        <w:rPr>
+          <w:rFonts w:eastAsia="黑体"/>
+        </w:rPr>
         <w:t xml:space="preserve">→ </w:t>
       </w:r>
       <w:r>
         <w:rPr>
-          <w:rFonts w:hint="eastAsia"/>
+          <w:rFonts w:hint="eastAsia" w:eastAsia="黑体"/>
         </w:rPr>
         <w:t xml:space="preserve">输出电压降低；副边二极管电压应力同时变化。</w:t>
       </w:r>
@@ -2042,21 +2218,27 @@
       </w:pPr>
       <w:r>
         <w:rPr>
-          <w:rFonts w:hint="eastAsia"/>
+          <w:rFonts w:hint="eastAsia" w:eastAsia="黑体"/>
           <w:b/>
           <w:bCs/>
         </w:rPr>
         <w:t xml:space="preserve">均压电容容量增大</w:t>
       </w:r>
       <w:r>
+        <w:rPr>
+          <w:rFonts w:eastAsia="黑体"/>
+        </w:rPr>
         <w:t xml:space="preserve"> </w:t>
       </w:r>
       <w:r>
+        <w:rPr>
+          <w:rFonts w:eastAsia="黑体"/>
+        </w:rPr>
         <w:t xml:space="preserve">→ </w:t>
       </w:r>
       <w:r>
         <w:rPr>
-          <w:rFonts w:hint="eastAsia"/>
+          <w:rFonts w:hint="eastAsia" w:eastAsia="黑体"/>
         </w:rPr>
         <w:t xml:space="preserve">中点电压更稳，但体积与成本增加。</w:t>
       </w:r>
@@ -2071,21 +2253,27 @@
       </w:pPr>
       <w:r>
         <w:rPr>
-          <w:rFonts w:hint="eastAsia"/>
+          <w:rFonts w:hint="eastAsia" w:eastAsia="黑体"/>
           <w:b/>
           <w:bCs/>
         </w:rPr>
         <w:t xml:space="preserve">开关频率升高</w:t>
       </w:r>
       <w:r>
+        <w:rPr>
+          <w:rFonts w:eastAsia="黑体"/>
+        </w:rPr>
         <w:t xml:space="preserve"> </w:t>
       </w:r>
       <w:r>
+        <w:rPr>
+          <w:rFonts w:eastAsia="黑体"/>
+        </w:rPr>
         <w:t xml:space="preserve">→ </w:t>
       </w:r>
       <w:r>
         <w:rPr>
-          <w:rFonts w:hint="eastAsia"/>
+          <w:rFonts w:hint="eastAsia" w:eastAsia="黑体"/>
         </w:rPr>
         <w:t xml:space="preserve">变压器与滤波器件可小型化，但开关损耗增大。</w:t>
       </w:r>
@@ -2098,7 +2286,7 @@
       </w:pPr>
       <w:r>
         <w:rPr>
-          <w:rFonts w:hint="eastAsia"/>
+          <w:rFonts w:hint="eastAsia" w:eastAsia="黑体"/>
         </w:rPr>
         <w:t xml:space="preserve">典型参数示例</w:t>
       </w:r>
@@ -2113,11 +2301,14 @@
       </w:pPr>
       <w:r>
         <w:rPr>
-          <w:rFonts w:hint="eastAsia"/>
+          <w:rFonts w:hint="eastAsia" w:eastAsia="黑体"/>
         </w:rPr>
         <w:t xml:space="preserve">取</w:t>
       </w:r>
       <w:r>
+        <w:rPr>
+          <w:rFonts w:eastAsia="黑体"/>
+        </w:rPr>
         <w:t xml:space="preserve"> </w:t>
       </w:r>
       <m:oMath>
@@ -2157,6 +2348,9 @@
         </m:r>
       </m:oMath>
       <w:r>
+        <w:rPr>
+          <w:rFonts w:eastAsia="黑体"/>
+        </w:rPr>
         <w:t xml:space="preserve">、</w:t>
       </w:r>
       <m:oMath>
@@ -2174,6 +2368,9 @@
         </m:r>
       </m:oMath>
       <w:r>
+        <w:rPr>
+          <w:rFonts w:eastAsia="黑体"/>
+        </w:rPr>
         <w:t xml:space="preserve">、</w:t>
       </w:r>
       <m:oMath>
@@ -2219,7 +2416,7 @@
       </m:oMath>
       <w:r>
         <w:rPr>
-          <w:rFonts w:hint="eastAsia"/>
+          <w:rFonts w:hint="eastAsia" w:eastAsia="黑体"/>
         </w:rPr>
         <w:t xml:space="preserve">：</w:t>
       </w:r>
@@ -2314,6 +2511,9 @@
         </m:r>
       </m:oMath>
       <w:r>
+        <w:rPr>
+          <w:rFonts w:eastAsia="黑体"/>
+        </w:rPr>
         <w:t xml:space="preserve">。</w:t>
       </w:r>
     </w:p>
@@ -2327,11 +2527,14 @@
       </w:pPr>
       <w:r>
         <w:rPr>
-          <w:rFonts w:hint="eastAsia"/>
+          <w:rFonts w:hint="eastAsia" w:eastAsia="黑体"/>
         </w:rPr>
         <w:t xml:space="preserve">取</w:t>
       </w:r>
       <w:r>
+        <w:rPr>
+          <w:rFonts w:eastAsia="黑体"/>
+        </w:rPr>
         <w:t xml:space="preserve"> </w:t>
       </w:r>
       <m:oMath>
@@ -2372,11 +2575,14 @@
       </m:oMath>
       <w:r>
         <w:rPr>
-          <w:rFonts w:hint="eastAsia"/>
+          <w:rFonts w:hint="eastAsia" w:eastAsia="黑体"/>
         </w:rPr>
         <w:t xml:space="preserve">：原边方波幅值</w:t>
       </w:r>
       <w:r>
+        <w:rPr>
+          <w:rFonts w:eastAsia="黑体"/>
+        </w:rPr>
         <w:t xml:space="preserve"> </w:t>
       </w:r>
       <m:oMath>
@@ -2434,6 +2640,9 @@
         </m:r>
       </m:oMath>
       <w:r>
+        <w:rPr>
+          <w:rFonts w:eastAsia="黑体"/>
+        </w:rPr>
         <w:t xml:space="preserve">。</w:t>
       </w:r>
     </w:p>
@@ -2445,7 +2654,7 @@
       </w:pPr>
       <w:r>
         <w:rPr>
-          <w:rFonts w:hint="eastAsia"/>
+          <w:rFonts w:hint="eastAsia" w:eastAsia="黑体"/>
         </w:rPr>
         <w:t xml:space="preserve">常见器件型号</w:t>
       </w:r>
@@ -2460,7 +2669,7 @@
       </w:pPr>
       <w:r>
         <w:rPr>
-          <w:rFonts w:hint="eastAsia"/>
+          <w:rFonts w:hint="eastAsia" w:eastAsia="黑体"/>
         </w:rPr>
         <w:t xml:space="preserve">功率开关管：IRF840、IRFP460、STW20NK50Z。</w:t>
       </w:r>
@@ -2475,7 +2684,7 @@
       </w:pPr>
       <w:r>
         <w:rPr>
-          <w:rFonts w:hint="eastAsia"/>
+          <w:rFonts w:hint="eastAsia" w:eastAsia="黑体"/>
         </w:rPr>
         <w:t xml:space="preserve">输出整流二极管：MBR3045、STPS3045（肖特基）。</w:t>
       </w:r>
@@ -2490,7 +2699,7 @@
       </w:pPr>
       <w:r>
         <w:rPr>
-          <w:rFonts w:hint="eastAsia"/>
+          <w:rFonts w:hint="eastAsia" w:eastAsia="黑体"/>
         </w:rPr>
         <w:t xml:space="preserve">控制芯片：SG3525、TL494、UC3825。</w:t>
       </w:r>
@@ -2503,7 +2712,7 @@
       </w:pPr>
       <w:r>
         <w:rPr>
-          <w:rFonts w:hint="eastAsia"/>
+          <w:rFonts w:hint="eastAsia" w:eastAsia="黑体"/>
         </w:rPr>
         <w:t xml:space="preserve">注意事项</w:t>
       </w:r>
@@ -2518,7 +2727,7 @@
       </w:pPr>
       <w:r>
         <w:rPr>
-          <w:rFonts w:hint="eastAsia"/>
+          <w:rFonts w:hint="eastAsia" w:eastAsia="黑体"/>
         </w:rPr>
         <w:t xml:space="preserve">两开关占空比必须严格相等，否则变压器产生直流偏磁导致饱和。</w:t>
       </w:r>
@@ -2533,7 +2742,7 @@
       </w:pPr>
       <w:r>
         <w:rPr>
-          <w:rFonts w:hint="eastAsia"/>
+          <w:rFonts w:hint="eastAsia" w:eastAsia="黑体"/>
         </w:rPr>
         <w:t xml:space="preserve">桥臂中点与均压电容中点之间有效电压仅为母线电压的一半，同等功率下原边电流较大。</w:t>
       </w:r>
@@ -2548,7 +2757,7 @@
       </w:pPr>
       <w:r>
         <w:rPr>
-          <w:rFonts w:hint="eastAsia"/>
+          <w:rFonts w:hint="eastAsia" w:eastAsia="黑体"/>
         </w:rPr>
         <w:t xml:space="preserve">上下管需设置死区时间，防止直通。</w:t>
       </w:r>
@@ -2563,7 +2772,7 @@
       </w:pPr>
       <w:r>
         <w:rPr>
-          <w:rFonts w:hint="eastAsia"/>
+          <w:rFonts w:hint="eastAsia" w:eastAsia="黑体"/>
         </w:rPr>
         <w:t xml:space="preserve">变压器需设计复位回路（伏秒平衡），并考虑漏感引起的尖峰。</w:t>
       </w:r>
@@ -2576,7 +2785,7 @@
       </w:pPr>
       <w:r>
         <w:rPr>
-          <w:rFonts w:hint="eastAsia"/>
+          <w:rFonts w:hint="eastAsia" w:eastAsia="黑体"/>
         </w:rPr>
         <w:t xml:space="preserve">参考资料</w:t>
       </w:r>
@@ -2590,6 +2799,9 @@
         </w:numPr>
       </w:pPr>
       <w:r>
+        <w:rPr>
+          <w:rFonts w:eastAsia="黑体"/>
+        </w:rPr>
         <w:t xml:space="preserve">Wikipedia: Switched-mode power supply。</w:t>
       </w:r>
     </w:p>
@@ -2603,16 +2815,19 @@
       </w:pPr>
       <w:r>
         <w:rPr>
-          <w:rFonts w:hint="eastAsia"/>
+          <w:rFonts w:hint="eastAsia" w:eastAsia="黑体"/>
         </w:rPr>
         <w:t xml:space="preserve">《开关电源设计》（Abraham</w:t>
       </w:r>
       <w:r>
+        <w:rPr>
+          <w:rFonts w:eastAsia="黑体"/>
+        </w:rPr>
         <w:t xml:space="preserve"> I. </w:t>
       </w:r>
       <w:r>
         <w:rPr>
-          <w:rFonts w:hint="eastAsia"/>
+          <w:rFonts w:hint="eastAsia" w:eastAsia="黑体"/>
         </w:rPr>
         <w:t xml:space="preserve">Pressman）。</w:t>
       </w:r>
@@ -2626,15 +2841,21 @@
         </w:numPr>
       </w:pPr>
       <w:r>
+        <w:rPr>
+          <w:rFonts w:eastAsia="黑体"/>
+        </w:rPr>
         <w:t xml:space="preserve">TI </w:t>
       </w:r>
       <w:r>
         <w:rPr>
-          <w:rFonts w:hint="eastAsia"/>
+          <w:rFonts w:hint="eastAsia" w:eastAsia="黑体"/>
         </w:rPr>
         <w:t xml:space="preserve">应用笔记</w:t>
       </w:r>
       <w:r>
+        <w:rPr>
+          <w:rFonts w:eastAsia="黑体"/>
+        </w:rPr>
         <w:t xml:space="preserve"> SNVA006《Designing Switching Voltage Regulators with the TL494》。</w:t>
       </w:r>
     </w:p>
@@ -2647,11 +2868,11 @@
       </w:pPr>
       <w:r>
         <w:rPr>
-          <w:rFonts w:ascii="Times New Roman" w:hAnsi="Times New Roman"/>
+          <w:rFonts w:ascii="Times New Roman" w:hAnsi="Times New Roman" w:eastAsia="黑体"/>
           <w:color w:val="555555"/>
           <w:sz w:val="21"/>
         </w:rPr>
-        <w:t>材料收集者：杜文杰</w:t>
+        <w:t>材料收集者：杜文杰，WX手机：19519196569，QQ:3478827729</w:t>
       </w:r>
     </w:p>
     <w:sectPr>
@@ -2671,7 +2892,7 @@
 </file>
 
 <file path=word/footer1.xml><?xml version="1.0" encoding="utf-8"?>
-<w:ftr xmlns:m="http://schemas.openxmlformats.org/officeDocument/2006/math" xmlns:mc="http://schemas.openxmlformats.org/markup-compatibility/2006" xmlns:mo="http://schemas.microsoft.com/office/mac/office/2008/main" xmlns:mv="urn:schemas-microsoft-com:mac:vml" xmlns:o="urn:schemas-microsoft-com:office:office" xmlns:r="http://schemas.openxmlformats.org/officeDocument/2006/relationships" xmlns:v="urn:schemas-microsoft-com:vml" xmlns:w10="urn:schemas-microsoft-com:office:word" xmlns:w14="http://schemas.microsoft.com/office/word/2010/wordml" xmlns:w="http://schemas.openxmlformats.org/wordprocessingml/2006/main" xmlns:wne="http://schemas.microsoft.com/office/word/2006/wordml" xmlns:wp14="http://schemas.microsoft.com/office/word/2010/wordprocessingDrawing" xmlns:wp="http://schemas.openxmlformats.org/drawingml/2006/wordprocessingDrawing" xmlns:wpc="http://schemas.microsoft.com/office/word/2010/wordprocessingCanvas" xmlns:wpg="http://schemas.microsoft.com/office/word/2010/wordprocessingGroup" xmlns:wpi="http://schemas.microsoft.com/office/word/2010/wordprocessingInk" xmlns:wps="http://schemas.microsoft.com/office/word/2010/wordprocessingShape" mc:Ignorable="w14 wp14">
+<w:ftr xmlns:mc="http://schemas.openxmlformats.org/markup-compatibility/2006" xmlns:w="http://schemas.openxmlformats.org/wordprocessingml/2006/main" xmlns:m="http://schemas.openxmlformats.org/officeDocument/2006/math" xmlns:mo="http://schemas.microsoft.com/office/mac/office/2008/main" xmlns:mv="urn:schemas-microsoft-com:mac:vml" xmlns:o="urn:schemas-microsoft-com:office:office" xmlns:r="http://schemas.openxmlformats.org/officeDocument/2006/relationships" xmlns:v="urn:schemas-microsoft-com:vml" xmlns:w10="urn:schemas-microsoft-com:office:word" xmlns:w14="http://schemas.microsoft.com/office/word/2010/wordml" xmlns:wne="http://schemas.microsoft.com/office/word/2006/wordml" xmlns:wp14="http://schemas.microsoft.com/office/word/2010/wordprocessingDrawing" xmlns:wp="http://schemas.openxmlformats.org/drawingml/2006/wordprocessingDrawing" xmlns:wpc="http://schemas.microsoft.com/office/word/2010/wordprocessingCanvas" xmlns:wpg="http://schemas.microsoft.com/office/word/2010/wordprocessingGroup" xmlns:wpi="http://schemas.microsoft.com/office/word/2010/wordprocessingInk" xmlns:wps="http://schemas.microsoft.com/office/word/2010/wordprocessingShape" mc:Ignorable="w14 wp14">
   <w:p>
     <w:pPr>
       <w:pStyle w:val="Footer"/>
@@ -2679,12 +2900,14 @@
     </w:pPr>
     <w:r>
       <w:rPr>
+        <w:rFonts w:eastAsia="黑体"/>
         <w:sz w:val="18"/>
       </w:rPr>
       <w:t xml:space="preserve">第 </w:t>
     </w:r>
     <w:r>
       <w:rPr>
+        <w:rFonts w:eastAsia="黑体"/>
         <w:sz w:val="18"/>
       </w:rPr>
       <w:fldChar w:fldCharType="begin"/>
@@ -2693,6 +2916,7 @@
     </w:r>
     <w:r>
       <w:rPr>
+        <w:rFonts w:eastAsia="黑体"/>
         <w:sz w:val="18"/>
       </w:rPr>
       <w:t xml:space="preserve"> 页</w:t>
@@ -2706,6 +2930,9 @@
   <w:footnote w:type="continuationSeparator" w:id="0">
     <w:p>
       <w:r>
+        <w:rPr>
+          <w:rFonts w:eastAsia="黑体"/>
+        </w:rPr>
         <w:continuationSeparator/>
       </w:r>
     </w:p>
@@ -2713,6 +2940,9 @@
   <w:footnote w:type="separator" w:id="-1">
     <w:p>
       <w:r>
+        <w:rPr>
+          <w:rFonts w:eastAsia="黑体"/>
+        </w:rPr>
         <w:separator/>
       </w:r>
     </w:p>
@@ -2721,7 +2951,7 @@
 </file>
 
 <file path=word/header1.xml><?xml version="1.0" encoding="utf-8"?>
-<w:hdr xmlns:m="http://schemas.openxmlformats.org/officeDocument/2006/math" xmlns:mc="http://schemas.openxmlformats.org/markup-compatibility/2006" xmlns:mo="http://schemas.microsoft.com/office/mac/office/2008/main" xmlns:mv="urn:schemas-microsoft-com:mac:vml" xmlns:o="urn:schemas-microsoft-com:office:office" xmlns:r="http://schemas.openxmlformats.org/officeDocument/2006/relationships" xmlns:v="urn:schemas-microsoft-com:vml" xmlns:w10="urn:schemas-microsoft-com:office:word" xmlns:w14="http://schemas.microsoft.com/office/word/2010/wordml" xmlns:w="http://schemas.openxmlformats.org/wordprocessingml/2006/main" xmlns:wne="http://schemas.microsoft.com/office/word/2006/wordml" xmlns:wp14="http://schemas.microsoft.com/office/word/2010/wordprocessingDrawing" xmlns:wp="http://schemas.openxmlformats.org/drawingml/2006/wordprocessingDrawing" xmlns:wpc="http://schemas.microsoft.com/office/word/2010/wordprocessingCanvas" xmlns:wpg="http://schemas.microsoft.com/office/word/2010/wordprocessingGroup" xmlns:wpi="http://schemas.microsoft.com/office/word/2010/wordprocessingInk" xmlns:wps="http://schemas.microsoft.com/office/word/2010/wordprocessingShape" mc:Ignorable="w14 wp14">
+<w:hdr xmlns:mc="http://schemas.openxmlformats.org/markup-compatibility/2006" xmlns:w="http://schemas.openxmlformats.org/wordprocessingml/2006/main" xmlns:m="http://schemas.openxmlformats.org/officeDocument/2006/math" xmlns:mo="http://schemas.microsoft.com/office/mac/office/2008/main" xmlns:mv="urn:schemas-microsoft-com:mac:vml" xmlns:o="urn:schemas-microsoft-com:office:office" xmlns:r="http://schemas.openxmlformats.org/officeDocument/2006/relationships" xmlns:v="urn:schemas-microsoft-com:vml" xmlns:w10="urn:schemas-microsoft-com:office:word" xmlns:w14="http://schemas.microsoft.com/office/word/2010/wordml" xmlns:wne="http://schemas.microsoft.com/office/word/2006/wordml" xmlns:wp14="http://schemas.microsoft.com/office/word/2010/wordprocessingDrawing" xmlns:wp="http://schemas.openxmlformats.org/drawingml/2006/wordprocessingDrawing" xmlns:wpc="http://schemas.microsoft.com/office/word/2010/wordprocessingCanvas" xmlns:wpg="http://schemas.microsoft.com/office/word/2010/wordprocessingGroup" xmlns:wpi="http://schemas.microsoft.com/office/word/2010/wordprocessingInk" xmlns:wps="http://schemas.microsoft.com/office/word/2010/wordprocessingShape" mc:Ignorable="w14 wp14">
   <w:p>
     <w:pPr>
       <w:pStyle w:val="Header"/>
@@ -2729,7 +2959,7 @@
     </w:pPr>
     <w:r>
       <w:rPr>
-        <w:rFonts w:ascii="Times New Roman" w:hAnsi="Times New Roman"/>
+        <w:rFonts w:ascii="Times New Roman" w:hAnsi="Times New Roman" w:eastAsia="黑体"/>
         <w:sz w:val="18"/>
         <w:rFonts w:eastAsia="黑体"/>
         <w:rFonts w:eastAsia="黑体"/>
@@ -2741,7 +2971,7 @@
 </file>
 
 <file path=word/numbering.xml><?xml version="1.0" encoding="utf-8"?>
-<w:numbering xmlns:m="http://schemas.openxmlformats.org/officeDocument/2006/math" xmlns:mc="http://schemas.openxmlformats.org/markup-compatibility/2006" xmlns:mo="http://schemas.microsoft.com/office/mac/office/2008/main" xmlns:mv="urn:schemas-microsoft-com:mac:vml" xmlns:o="urn:schemas-microsoft-com:office:office" xmlns:r="http://schemas.openxmlformats.org/officeDocument/2006/relationships" xmlns:v="urn:schemas-microsoft-com:vml" xmlns:w="http://schemas.openxmlformats.org/wordprocessingml/2006/main" xmlns:w10="urn:schemas-microsoft-com:office:word" xmlns:w14="http://schemas.microsoft.com/office/word/2010/wordml" xmlns:wne="http://schemas.microsoft.com/office/word/2006/wordml" xmlns:wp="http://schemas.openxmlformats.org/drawingml/2006/wordprocessingDrawing" xmlns:wp14="http://schemas.microsoft.com/office/word/2010/wordprocessingDrawing" xmlns:wpc="http://schemas.microsoft.com/office/word/2010/wordprocessingCanvas" xmlns:wpg="http://schemas.microsoft.com/office/word/2010/wordprocessingGroup" xmlns:wpi="http://schemas.microsoft.com/office/word/2010/wordprocessingInk" xmlns:wps="http://schemas.microsoft.com/office/word/2010/wordprocessingShape" mc:Ignorable="w14 wp14">
+<w:numbering xmlns:mc="http://schemas.openxmlformats.org/markup-compatibility/2006" xmlns:w="http://schemas.openxmlformats.org/wordprocessingml/2006/main" xmlns:m="http://schemas.openxmlformats.org/officeDocument/2006/math" xmlns:mo="http://schemas.microsoft.com/office/mac/office/2008/main" xmlns:mv="urn:schemas-microsoft-com:mac:vml" xmlns:o="urn:schemas-microsoft-com:office:office" xmlns:r="http://schemas.openxmlformats.org/officeDocument/2006/relationships" xmlns:v="urn:schemas-microsoft-com:vml" xmlns:w10="urn:schemas-microsoft-com:office:word" xmlns:w14="http://schemas.microsoft.com/office/word/2010/wordml" xmlns:wne="http://schemas.microsoft.com/office/word/2006/wordml" xmlns:wp="http://schemas.openxmlformats.org/drawingml/2006/wordprocessingDrawing" xmlns:wp14="http://schemas.microsoft.com/office/word/2010/wordprocessingDrawing" xmlns:wpc="http://schemas.microsoft.com/office/word/2010/wordprocessingCanvas" xmlns:wpg="http://schemas.microsoft.com/office/word/2010/wordprocessingGroup" xmlns:wpi="http://schemas.microsoft.com/office/word/2010/wordprocessingInk" xmlns:wps="http://schemas.microsoft.com/office/word/2010/wordprocessingShape" mc:Ignorable="w14 wp14">
   <w:abstractNum w:abstractNumId="0">
     <w:nsid w:val="FFFFFF7C"/>
     <w:multiLevelType w:val="singleLevel"/>
@@ -2828,7 +3058,7 @@
         <w:ind w:hanging="360" w:left="1440"/>
       </w:pPr>
       <w:rPr>
-        <w:rFonts w:ascii="Symbol" w:hAnsi="Symbol" w:hint="default"/>
+        <w:rFonts w:ascii="Symbol" w:hAnsi="Symbol" w:hint="default" w:eastAsia="黑体"/>
       </w:rPr>
     </w:lvl>
   </w:abstractNum>
@@ -2849,7 +3079,7 @@
         <w:ind w:hanging="360" w:left="1080"/>
       </w:pPr>
       <w:rPr>
-        <w:rFonts w:ascii="Symbol" w:hAnsi="Symbol" w:hint="default"/>
+        <w:rFonts w:ascii="Symbol" w:hAnsi="Symbol" w:hint="default" w:eastAsia="黑体"/>
       </w:rPr>
     </w:lvl>
   </w:abstractNum>
@@ -2870,7 +3100,7 @@
         <w:ind w:hanging="360" w:left="720"/>
       </w:pPr>
       <w:rPr>
-        <w:rFonts w:ascii="Symbol" w:hAnsi="Symbol" w:hint="default"/>
+        <w:rFonts w:ascii="Symbol" w:hAnsi="Symbol" w:hint="default" w:eastAsia="黑体"/>
       </w:rPr>
     </w:lvl>
   </w:abstractNum>
@@ -2909,7 +3139,7 @@
         <w:ind w:hanging="360" w:left="360"/>
       </w:pPr>
       <w:rPr>
-        <w:rFonts w:ascii="Symbol" w:hAnsi="Symbol" w:hint="default"/>
+        <w:rFonts w:ascii="Symbol" w:hAnsi="Symbol" w:hint="default" w:eastAsia="黑体"/>
       </w:rPr>
     </w:lvl>
   </w:abstractNum>
@@ -3000,7 +3230,7 @@
         <w:ind w:left="720" w:hanging="360"/>
       </w:pPr>
       <w:rPr>
-        <w:rFonts w:ascii="Symbol" w:hAnsi="Symbol" w:cs="Symbol" w:hint="default"/>
+        <w:rFonts w:ascii="Symbol" w:hAnsi="Symbol" w:cs="Symbol" w:hint="default" w:eastAsia="黑体"/>
       </w:rPr>
     </w:lvl>
     <w:lvl w:ilvl="1">
@@ -3011,7 +3241,7 @@
         <w:ind w:left="1440" w:hanging="360"/>
       </w:pPr>
       <w:rPr>
-        <w:rFonts w:ascii="Courier New" w:hAnsi="Courier New" w:cs="Courier New" w:hint="default"/>
+        <w:rFonts w:ascii="Courier New" w:hAnsi="Courier New" w:cs="Courier New" w:hint="default" w:eastAsia="黑体"/>
       </w:rPr>
     </w:lvl>
     <w:lvl w:ilvl="2">
@@ -3022,7 +3252,7 @@
         <w:ind w:left="2160" w:hanging="360"/>
       </w:pPr>
       <w:rPr>
-        <w:rFonts w:ascii="Wingdings" w:hAnsi="Wingdings" w:cs="Wingdings" w:hint="default"/>
+        <w:rFonts w:ascii="Wingdings" w:hAnsi="Wingdings" w:cs="Wingdings" w:hint="default" w:eastAsia="黑体"/>
       </w:rPr>
     </w:lvl>
     <w:lvl w:ilvl="3">
@@ -3033,7 +3263,7 @@
         <w:ind w:left="2880" w:hanging="360"/>
       </w:pPr>
       <w:rPr>
-        <w:rFonts w:ascii="Symbol" w:hAnsi="Symbol" w:cs="Symbol" w:hint="default"/>
+        <w:rFonts w:ascii="Symbol" w:hAnsi="Symbol" w:cs="Symbol" w:hint="default" w:eastAsia="黑体"/>
       </w:rPr>
     </w:lvl>
     <w:lvl w:ilvl="4">
@@ -3044,7 +3274,7 @@
         <w:ind w:left="3600" w:hanging="360"/>
       </w:pPr>
       <w:rPr>
-        <w:rFonts w:ascii="Courier New" w:hAnsi="Courier New" w:cs="Courier New" w:hint="default"/>
+        <w:rFonts w:ascii="Courier New" w:hAnsi="Courier New" w:cs="Courier New" w:hint="default" w:eastAsia="黑体"/>
       </w:rPr>
     </w:lvl>
     <w:lvl w:ilvl="5">
@@ -3055,7 +3285,7 @@
         <w:ind w:left="4320" w:hanging="360"/>
       </w:pPr>
       <w:rPr>
-        <w:rFonts w:ascii="Wingdings" w:hAnsi="Wingdings" w:cs="Wingdings" w:hint="default"/>
+        <w:rFonts w:ascii="Wingdings" w:hAnsi="Wingdings" w:cs="Wingdings" w:hint="default" w:eastAsia="黑体"/>
       </w:rPr>
     </w:lvl>
     <w:lvl w:ilvl="6">
@@ -3066,7 +3296,7 @@
         <w:ind w:left="5040" w:hanging="360"/>
       </w:pPr>
       <w:rPr>
-        <w:rFonts w:ascii="Symbol" w:hAnsi="Symbol" w:cs="Symbol" w:hint="default"/>
+        <w:rFonts w:ascii="Symbol" w:hAnsi="Symbol" w:cs="Symbol" w:hint="default" w:eastAsia="黑体"/>
       </w:rPr>
     </w:lvl>
     <w:lvl w:ilvl="7">
@@ -3077,7 +3307,7 @@
         <w:ind w:left="5760" w:hanging="360"/>
       </w:pPr>
       <w:rPr>
-        <w:rFonts w:ascii="Courier New" w:hAnsi="Courier New" w:cs="Courier New" w:hint="default"/>
+        <w:rFonts w:ascii="Courier New" w:hAnsi="Courier New" w:cs="Courier New" w:hint="default" w:eastAsia="黑体"/>
       </w:rPr>
     </w:lvl>
     <w:lvl w:ilvl="8">
@@ -3088,7 +3318,7 @@
         <w:ind w:left="6480" w:hanging="360"/>
       </w:pPr>
       <w:rPr>
-        <w:rFonts w:ascii="Wingdings" w:hAnsi="Wingdings" w:cs="Wingdings" w:hint="default"/>
+        <w:rFonts w:ascii="Wingdings" w:hAnsi="Wingdings" w:cs="Wingdings" w:hint="default" w:eastAsia="黑体"/>
       </w:rPr>
     </w:lvl>
   </w:abstractNum>
@@ -3144,11 +3374,11 @@
 </file>
 
 <file path=word/styles.xml><?xml version="1.0" encoding="utf-8"?>
-<w:styles xmlns:mc="http://schemas.openxmlformats.org/markup-compatibility/2006" xmlns:r="http://schemas.openxmlformats.org/officeDocument/2006/relationships" xmlns:w="http://schemas.openxmlformats.org/wordprocessingml/2006/main" xmlns:w14="http://schemas.microsoft.com/office/word/2010/wordml" mc:Ignorable="w14">
+<w:styles xmlns:mc="http://schemas.openxmlformats.org/markup-compatibility/2006" xmlns:w="http://schemas.openxmlformats.org/wordprocessingml/2006/main" xmlns:r="http://schemas.openxmlformats.org/officeDocument/2006/relationships" xmlns:w14="http://schemas.microsoft.com/office/word/2010/wordml" mc:Ignorable="w14">
   <w:docDefaults>
     <w:rPrDefault>
       <w:rPr>
-        <w:rFonts w:asciiTheme="minorHAnsi" w:cstheme="minorBidi" w:eastAsiaTheme="minorEastAsia" w:hAnsiTheme="minorHAnsi"/>
+        <w:rFonts w:asciiTheme="minorHAnsi" w:cstheme="minorBidi" w:hAnsiTheme="minorHAnsi" w:eastAsia="黑体"/>
         <w:sz w:val="22"/>
         <w:szCs w:val="22"/>
         <w:lang w:bidi="ar-SA" w:eastAsia="en-US" w:val="en-US"/>
@@ -3370,7 +3600,7 @@
       <w:outlineLvl w:val="0"/>
     </w:pPr>
     <w:rPr>
-      <w:rFonts w:ascii="Times New Roman" w:asciiTheme="majorHAnsi" w:cstheme="majorBidi" w:eastAsia="黑体" w:eastAsiaTheme="majorEastAsia" w:hAnsi="Times New Roman" w:hAnsiTheme="majorHAnsi"/>
+      <w:rFonts w:ascii="Times New Roman" w:asciiTheme="majorHAnsi" w:cstheme="majorBidi" w:eastAsia="黑体" w:hAnsi="Times New Roman" w:hAnsiTheme="majorHAnsi"/>
       <w:b/>
       <w:bCs/>
       <w:color w:val="1F3864"/>
@@ -3394,7 +3624,7 @@
       <w:outlineLvl w:val="1"/>
     </w:pPr>
     <w:rPr>
-      <w:rFonts w:ascii="Times New Roman" w:asciiTheme="majorHAnsi" w:cstheme="majorBidi" w:eastAsia="黑体" w:eastAsiaTheme="majorEastAsia" w:hAnsi="Times New Roman" w:hAnsiTheme="majorHAnsi"/>
+      <w:rFonts w:ascii="Times New Roman" w:asciiTheme="majorHAnsi" w:cstheme="majorBidi" w:eastAsia="黑体" w:hAnsi="Times New Roman" w:hAnsiTheme="majorHAnsi"/>
       <w:b/>
       <w:bCs/>
       <w:color w:val="2E4E7E"/>
@@ -3418,7 +3648,7 @@
       <w:outlineLvl w:val="2"/>
     </w:pPr>
     <w:rPr>
-      <w:rFonts w:ascii="Times New Roman" w:asciiTheme="majorHAnsi" w:cstheme="majorBidi" w:eastAsia="黑体" w:eastAsiaTheme="majorEastAsia" w:hAnsi="Times New Roman" w:hAnsiTheme="majorHAnsi"/>
+      <w:rFonts w:ascii="Times New Roman" w:asciiTheme="majorHAnsi" w:cstheme="majorBidi" w:eastAsia="黑体" w:hAnsi="Times New Roman" w:hAnsiTheme="majorHAnsi"/>
       <w:b/>
       <w:bCs/>
       <w:color w:val="2E4E7E"/>
@@ -3442,7 +3672,7 @@
       <w:outlineLvl w:val="3"/>
     </w:pPr>
     <w:rPr>
-      <w:rFonts w:ascii="Times New Roman" w:asciiTheme="majorHAnsi" w:cstheme="majorBidi" w:eastAsia="黑体" w:eastAsiaTheme="majorEastAsia" w:hAnsi="Times New Roman" w:hAnsiTheme="majorHAnsi"/>
+      <w:rFonts w:ascii="Times New Roman" w:asciiTheme="majorHAnsi" w:cstheme="majorBidi" w:eastAsia="黑体" w:hAnsi="Times New Roman" w:hAnsiTheme="majorHAnsi"/>
       <w:b/>
       <w:bCs/>
       <w:i/>
@@ -3468,7 +3698,7 @@
       <w:outlineLvl w:val="4"/>
     </w:pPr>
     <w:rPr>
-      <w:rFonts w:ascii="Times New Roman" w:asciiTheme="majorHAnsi" w:cstheme="majorBidi" w:eastAsia="黑体" w:eastAsiaTheme="majorEastAsia" w:hAnsi="Times New Roman" w:hAnsiTheme="majorHAnsi"/>
+      <w:rFonts w:ascii="Times New Roman" w:asciiTheme="majorHAnsi" w:cstheme="majorBidi" w:eastAsia="黑体" w:hAnsi="Times New Roman" w:hAnsiTheme="majorHAnsi"/>
       <w:b/>
       <w:color w:val="333333"/>
       <w:sz w:val="22"/>
@@ -3491,7 +3721,7 @@
       <w:outlineLvl w:val="5"/>
     </w:pPr>
     <w:rPr>
-      <w:rFonts w:asciiTheme="majorHAnsi" w:cstheme="majorBidi" w:eastAsiaTheme="majorEastAsia" w:hAnsiTheme="majorHAnsi"/>
+      <w:rFonts w:asciiTheme="majorHAnsi" w:cstheme="majorBidi" w:hAnsiTheme="majorHAnsi" w:eastAsia="黑体"/>
       <w:i/>
       <w:iCs/>
       <w:color w:themeColor="accent1" w:themeShade="7F" w:val="243F60"/>
@@ -3514,7 +3744,7 @@
       <w:outlineLvl w:val="6"/>
     </w:pPr>
     <w:rPr>
-      <w:rFonts w:asciiTheme="majorHAnsi" w:cstheme="majorBidi" w:eastAsiaTheme="majorEastAsia" w:hAnsiTheme="majorHAnsi"/>
+      <w:rFonts w:asciiTheme="majorHAnsi" w:cstheme="majorBidi" w:hAnsiTheme="majorHAnsi" w:eastAsia="黑体"/>
       <w:i/>
       <w:iCs/>
       <w:color w:themeColor="text1" w:themeTint="BF" w:val="404040"/>
@@ -3537,7 +3767,7 @@
       <w:outlineLvl w:val="7"/>
     </w:pPr>
     <w:rPr>
-      <w:rFonts w:asciiTheme="majorHAnsi" w:cstheme="majorBidi" w:eastAsiaTheme="majorEastAsia" w:hAnsiTheme="majorHAnsi"/>
+      <w:rFonts w:asciiTheme="majorHAnsi" w:cstheme="majorBidi" w:hAnsiTheme="majorHAnsi" w:eastAsia="黑体"/>
       <w:color w:themeColor="accent1" w:val="4F81BD"/>
       <w:sz w:val="20"/>
       <w:szCs w:val="20"/>
@@ -3560,7 +3790,7 @@
       <w:outlineLvl w:val="8"/>
     </w:pPr>
     <w:rPr>
-      <w:rFonts w:asciiTheme="majorHAnsi" w:cstheme="majorBidi" w:eastAsiaTheme="majorEastAsia" w:hAnsiTheme="majorHAnsi"/>
+      <w:rFonts w:asciiTheme="majorHAnsi" w:cstheme="majorBidi" w:hAnsiTheme="majorHAnsi" w:eastAsia="黑体"/>
       <w:i/>
       <w:iCs/>
       <w:color w:themeColor="text1" w:themeTint="BF" w:val="404040"/>
@@ -3611,7 +3841,7 @@
     <w:uiPriority w:val="9"/>
     <w:rsid w:val="00FC693F"/>
     <w:rPr>
-      <w:rFonts w:asciiTheme="majorHAnsi" w:cstheme="majorBidi" w:eastAsiaTheme="majorEastAsia" w:hAnsiTheme="majorHAnsi"/>
+      <w:rFonts w:asciiTheme="majorHAnsi" w:cstheme="majorBidi" w:hAnsiTheme="majorHAnsi" w:eastAsia="黑体"/>
       <w:b/>
       <w:bCs/>
       <w:color w:themeColor="accent1" w:themeShade="BF" w:val="365F91"/>
@@ -3626,7 +3856,7 @@
     <w:uiPriority w:val="9"/>
     <w:rsid w:val="00FC693F"/>
     <w:rPr>
-      <w:rFonts w:asciiTheme="majorHAnsi" w:cstheme="majorBidi" w:eastAsiaTheme="majorEastAsia" w:hAnsiTheme="majorHAnsi"/>
+      <w:rFonts w:asciiTheme="majorHAnsi" w:cstheme="majorBidi" w:hAnsiTheme="majorHAnsi" w:eastAsia="黑体"/>
       <w:b/>
       <w:bCs/>
       <w:color w:themeColor="accent1" w:val="4F81BD"/>
@@ -3641,7 +3871,7 @@
     <w:uiPriority w:val="9"/>
     <w:rsid w:val="00FC693F"/>
     <w:rPr>
-      <w:rFonts w:asciiTheme="majorHAnsi" w:cstheme="majorBidi" w:eastAsiaTheme="majorEastAsia" w:hAnsiTheme="majorHAnsi"/>
+      <w:rFonts w:asciiTheme="majorHAnsi" w:cstheme="majorBidi" w:hAnsiTheme="majorHAnsi" w:eastAsia="黑体"/>
       <w:b/>
       <w:bCs/>
       <w:color w:themeColor="accent1" w:val="4F81BD"/>
@@ -3664,7 +3894,7 @@
       <w:contextualSpacing/>
     </w:pPr>
     <w:rPr>
-      <w:rFonts w:ascii="Times New Roman" w:asciiTheme="majorHAnsi" w:cstheme="majorBidi" w:eastAsia="黑体" w:eastAsiaTheme="majorEastAsia" w:hAnsi="Times New Roman" w:hAnsiTheme="majorHAnsi"/>
+      <w:rFonts w:ascii="Times New Roman" w:asciiTheme="majorHAnsi" w:cstheme="majorBidi" w:eastAsia="黑体" w:hAnsi="Times New Roman" w:hAnsiTheme="majorHAnsi"/>
       <w:b/>
       <w:color w:val="1F3864"/>
       <w:spacing w:val="5"/>
@@ -3680,7 +3910,7 @@
     <w:uiPriority w:val="10"/>
     <w:rsid w:val="00FC693F"/>
     <w:rPr>
-      <w:rFonts w:asciiTheme="majorHAnsi" w:cstheme="majorBidi" w:eastAsiaTheme="majorEastAsia" w:hAnsiTheme="majorHAnsi"/>
+      <w:rFonts w:asciiTheme="majorHAnsi" w:cstheme="majorBidi" w:hAnsiTheme="majorHAnsi" w:eastAsia="黑体"/>
       <w:color w:themeColor="text2" w:themeShade="BF" w:val="17365D"/>
       <w:spacing w:val="5"/>
       <w:kern w:val="28"/>
@@ -3702,7 +3932,7 @@
       </w:numPr>
     </w:pPr>
     <w:rPr>
-      <w:rFonts w:asciiTheme="majorHAnsi" w:cstheme="majorBidi" w:eastAsiaTheme="majorEastAsia" w:hAnsiTheme="majorHAnsi"/>
+      <w:rFonts w:asciiTheme="majorHAnsi" w:cstheme="majorBidi" w:hAnsiTheme="majorHAnsi" w:eastAsia="黑体"/>
       <w:i/>
       <w:iCs/>
       <w:color w:themeColor="accent1" w:val="4F81BD"/>
@@ -3718,7 +3948,7 @@
     <w:uiPriority w:val="11"/>
     <w:rsid w:val="00FC693F"/>
     <w:rPr>
-      <w:rFonts w:asciiTheme="majorHAnsi" w:cstheme="majorBidi" w:eastAsiaTheme="majorEastAsia" w:hAnsiTheme="majorHAnsi"/>
+      <w:rFonts w:asciiTheme="majorHAnsi" w:cstheme="majorBidi" w:hAnsiTheme="majorHAnsi" w:eastAsia="黑体"/>
       <w:i/>
       <w:iCs/>
       <w:color w:themeColor="accent1" w:val="4F81BD"/>
@@ -3785,6 +4015,7 @@
       <w:spacing w:after="120"/>
     </w:pPr>
     <w:rPr>
+      <w:rFonts w:eastAsia="黑体"/>
       <w:sz w:val="16"/>
       <w:szCs w:val="16"/>
     </w:rPr>
@@ -3796,6 +4027,7 @@
     <w:uiPriority w:val="99"/>
     <w:rsid w:val="00AA1D8D"/>
     <w:rPr>
+      <w:rFonts w:eastAsia="黑体"/>
       <w:sz w:val="16"/>
       <w:szCs w:val="16"/>
     </w:rPr>
@@ -3965,7 +4197,7 @@
       </w:tabs>
     </w:pPr>
     <w:rPr>
-      <w:rFonts w:ascii="Courier" w:hAnsi="Courier"/>
+      <w:rFonts w:ascii="Courier" w:hAnsi="Courier" w:eastAsia="黑体"/>
       <w:sz w:val="20"/>
       <w:szCs w:val="20"/>
     </w:rPr>
@@ -3977,7 +4209,7 @@
     <w:uiPriority w:val="99"/>
     <w:rsid w:val="0029639D"/>
     <w:rPr>
-      <w:rFonts w:ascii="Courier" w:hAnsi="Courier"/>
+      <w:rFonts w:ascii="Courier" w:hAnsi="Courier" w:eastAsia="黑体"/>
       <w:sz w:val="20"/>
       <w:szCs w:val="20"/>
     </w:rPr>
@@ -4013,6 +4245,7 @@
     <w:uiPriority w:val="29"/>
     <w:rsid w:val="00FC693F"/>
     <w:rPr>
+      <w:rFonts w:eastAsia="黑体"/>
       <w:i/>
       <w:iCs/>
       <w:color w:themeColor="text1" w:val="000000"/>
@@ -4026,7 +4259,7 @@
     <w:semiHidden/>
     <w:rsid w:val="00FC693F"/>
     <w:rPr>
-      <w:rFonts w:asciiTheme="majorHAnsi" w:cstheme="majorBidi" w:eastAsiaTheme="majorEastAsia" w:hAnsiTheme="majorHAnsi"/>
+      <w:rFonts w:asciiTheme="majorHAnsi" w:cstheme="majorBidi" w:hAnsiTheme="majorHAnsi" w:eastAsia="黑体"/>
       <w:b/>
       <w:bCs/>
       <w:i/>
@@ -4042,7 +4275,7 @@
     <w:semiHidden/>
     <w:rsid w:val="00FC693F"/>
     <w:rPr>
-      <w:rFonts w:asciiTheme="majorHAnsi" w:cstheme="majorBidi" w:eastAsiaTheme="majorEastAsia" w:hAnsiTheme="majorHAnsi"/>
+      <w:rFonts w:asciiTheme="majorHAnsi" w:cstheme="majorBidi" w:hAnsiTheme="majorHAnsi" w:eastAsia="黑体"/>
       <w:color w:themeColor="accent1" w:themeShade="7F" w:val="243F60"/>
     </w:rPr>
   </w:style>
@@ -4054,7 +4287,7 @@
     <w:semiHidden/>
     <w:rsid w:val="00FC693F"/>
     <w:rPr>
-      <w:rFonts w:asciiTheme="majorHAnsi" w:cstheme="majorBidi" w:eastAsiaTheme="majorEastAsia" w:hAnsiTheme="majorHAnsi"/>
+      <w:rFonts w:asciiTheme="majorHAnsi" w:cstheme="majorBidi" w:hAnsiTheme="majorHAnsi" w:eastAsia="黑体"/>
       <w:i/>
       <w:iCs/>
       <w:color w:themeColor="accent1" w:themeShade="7F" w:val="243F60"/>
@@ -4068,7 +4301,7 @@
     <w:semiHidden/>
     <w:rsid w:val="00FC693F"/>
     <w:rPr>
-      <w:rFonts w:asciiTheme="majorHAnsi" w:cstheme="majorBidi" w:eastAsiaTheme="majorEastAsia" w:hAnsiTheme="majorHAnsi"/>
+      <w:rFonts w:asciiTheme="majorHAnsi" w:cstheme="majorBidi" w:hAnsiTheme="majorHAnsi" w:eastAsia="黑体"/>
       <w:i/>
       <w:iCs/>
       <w:color w:themeColor="text1" w:themeTint="BF" w:val="404040"/>
@@ -4082,7 +4315,7 @@
     <w:semiHidden/>
     <w:rsid w:val="00FC693F"/>
     <w:rPr>
-      <w:rFonts w:asciiTheme="majorHAnsi" w:cstheme="majorBidi" w:eastAsiaTheme="majorEastAsia" w:hAnsiTheme="majorHAnsi"/>
+      <w:rFonts w:asciiTheme="majorHAnsi" w:cstheme="majorBidi" w:hAnsiTheme="majorHAnsi" w:eastAsia="黑体"/>
       <w:color w:themeColor="accent1" w:val="4F81BD"/>
       <w:sz w:val="20"/>
       <w:szCs w:val="20"/>
@@ -4096,7 +4329,7 @@
     <w:semiHidden/>
     <w:rsid w:val="00FC693F"/>
     <w:rPr>
-      <w:rFonts w:asciiTheme="majorHAnsi" w:cstheme="majorBidi" w:eastAsiaTheme="majorEastAsia" w:hAnsiTheme="majorHAnsi"/>
+      <w:rFonts w:asciiTheme="majorHAnsi" w:cstheme="majorBidi" w:hAnsiTheme="majorHAnsi" w:eastAsia="黑体"/>
       <w:i/>
       <w:iCs/>
       <w:color w:themeColor="text1" w:themeTint="BF" w:val="404040"/>
@@ -4117,6 +4350,7 @@
       <w:spacing w:line="240" w:lineRule="auto"/>
     </w:pPr>
     <w:rPr>
+      <w:rFonts w:eastAsia="黑体"/>
       <w:b/>
       <w:bCs/>
       <w:color w:themeColor="accent1" w:val="4F81BD"/>
@@ -4131,6 +4365,7 @@
     <w:qFormat/>
     <w:rsid w:val="00FC693F"/>
     <w:rPr>
+      <w:rFonts w:eastAsia="黑体"/>
       <w:b/>
       <w:bCs/>
     </w:rPr>
@@ -4142,6 +4377,7 @@
     <w:qFormat/>
     <w:rsid w:val="00FC693F"/>
     <w:rPr>
+      <w:rFonts w:eastAsia="黑体"/>
       <w:i/>
       <w:iCs/>
     </w:rPr>
@@ -4162,6 +4398,7 @@
       <w:ind w:left="936" w:right="936"/>
     </w:pPr>
     <w:rPr>
+      <w:rFonts w:eastAsia="黑体"/>
       <w:b/>
       <w:bCs/>
       <w:i/>
@@ -4176,6 +4413,7 @@
     <w:uiPriority w:val="30"/>
     <w:rsid w:val="00FC693F"/>
     <w:rPr>
+      <w:rFonts w:eastAsia="黑体"/>
       <w:b/>
       <w:bCs/>
       <w:i/>
@@ -4190,6 +4428,7 @@
     <w:qFormat/>
     <w:rsid w:val="00FC693F"/>
     <w:rPr>
+      <w:rFonts w:eastAsia="黑体"/>
       <w:i/>
       <w:iCs/>
       <w:color w:themeColor="text1" w:themeTint="7F" w:val="808080"/>
@@ -4202,6 +4441,7 @@
     <w:qFormat/>
     <w:rsid w:val="00FC693F"/>
     <w:rPr>
+      <w:rFonts w:eastAsia="黑体"/>
       <w:b/>
       <w:bCs/>
       <w:i/>
@@ -4216,6 +4456,7 @@
     <w:qFormat/>
     <w:rsid w:val="00FC693F"/>
     <w:rPr>
+      <w:rFonts w:eastAsia="黑体"/>
       <w:smallCaps/>
       <w:color w:themeColor="accent2" w:val="C0504D"/>
       <w:u w:val="single"/>
@@ -4228,6 +4469,7 @@
     <w:qFormat/>
     <w:rsid w:val="00FC693F"/>
     <w:rPr>
+      <w:rFonts w:eastAsia="黑体"/>
       <w:b/>
       <w:bCs/>
       <w:smallCaps/>
@@ -4243,6 +4485,7 @@
     <w:qFormat/>
     <w:rsid w:val="00FC693F"/>
     <w:rPr>
+      <w:rFonts w:eastAsia="黑体"/>
       <w:b/>
       <w:bCs/>
       <w:smallCaps/>
@@ -4297,6 +4540,7 @@
       <w:spacing w:after="0" w:line="240" w:lineRule="auto"/>
     </w:pPr>
     <w:rPr>
+      <w:rFonts w:eastAsia="黑体"/>
       <w:color w:themeColor="text1" w:themeShade="BF" w:val="000000"/>
     </w:rPr>
     <w:tblPr>
@@ -4319,6 +4563,7 @@
         <w:spacing w:after="0" w:before="0" w:line="240" w:lineRule="auto"/>
       </w:pPr>
       <w:rPr>
+        <w:rFonts w:eastAsia="黑体"/>
         <w:b/>
         <w:bCs/>
       </w:rPr>
@@ -4339,6 +4584,7 @@
         <w:spacing w:after="0" w:before="0" w:line="240" w:lineRule="auto"/>
       </w:pPr>
       <w:rPr>
+        <w:rFonts w:eastAsia="黑体"/>
         <w:b/>
         <w:bCs/>
       </w:rPr>
@@ -4356,12 +4602,14 @@
     </w:tblStylePr>
     <w:tblStylePr w:type="firstCol">
       <w:rPr>
+        <w:rFonts w:eastAsia="黑体"/>
         <w:b/>
         <w:bCs/>
       </w:rPr>
     </w:tblStylePr>
     <w:tblStylePr w:type="lastCol">
       <w:rPr>
+        <w:rFonts w:eastAsia="黑体"/>
         <w:b/>
         <w:bCs/>
       </w:rPr>
@@ -4400,6 +4648,7 @@
       <w:spacing w:after="0" w:line="240" w:lineRule="auto"/>
     </w:pPr>
     <w:rPr>
+      <w:rFonts w:eastAsia="黑体"/>
       <w:color w:themeColor="accent1" w:themeShade="BF" w:val="365F91"/>
     </w:rPr>
     <w:tblPr>
@@ -4422,6 +4671,7 @@
         <w:spacing w:after="0" w:before="0" w:line="240" w:lineRule="auto"/>
       </w:pPr>
       <w:rPr>
+        <w:rFonts w:eastAsia="黑体"/>
         <w:b/>
         <w:bCs/>
       </w:rPr>
@@ -4442,6 +4692,7 @@
         <w:spacing w:after="0" w:before="0" w:line="240" w:lineRule="auto"/>
       </w:pPr>
       <w:rPr>
+        <w:rFonts w:eastAsia="黑体"/>
         <w:b/>
         <w:bCs/>
       </w:rPr>
@@ -4459,12 +4710,14 @@
     </w:tblStylePr>
     <w:tblStylePr w:type="firstCol">
       <w:rPr>
+        <w:rFonts w:eastAsia="黑体"/>
         <w:b/>
         <w:bCs/>
       </w:rPr>
     </w:tblStylePr>
     <w:tblStylePr w:type="lastCol">
       <w:rPr>
+        <w:rFonts w:eastAsia="黑体"/>
         <w:b/>
         <w:bCs/>
       </w:rPr>
@@ -4503,6 +4756,7 @@
       <w:spacing w:after="0" w:line="240" w:lineRule="auto"/>
     </w:pPr>
     <w:rPr>
+      <w:rFonts w:eastAsia="黑体"/>
       <w:color w:themeColor="accent2" w:themeShade="BF" w:val="943634"/>
     </w:rPr>
     <w:tblPr>
@@ -4525,6 +4779,7 @@
         <w:spacing w:after="0" w:before="0" w:line="240" w:lineRule="auto"/>
       </w:pPr>
       <w:rPr>
+        <w:rFonts w:eastAsia="黑体"/>
         <w:b/>
         <w:bCs/>
       </w:rPr>
@@ -4545,6 +4800,7 @@
         <w:spacing w:after="0" w:before="0" w:line="240" w:lineRule="auto"/>
       </w:pPr>
       <w:rPr>
+        <w:rFonts w:eastAsia="黑体"/>
         <w:b/>
         <w:bCs/>
       </w:rPr>
@@ -4562,12 +4818,14 @@
     </w:tblStylePr>
     <w:tblStylePr w:type="firstCol">
       <w:rPr>
+        <w:rFonts w:eastAsia="黑体"/>
         <w:b/>
         <w:bCs/>
       </w:rPr>
     </w:tblStylePr>
     <w:tblStylePr w:type="lastCol">
       <w:rPr>
+        <w:rFonts w:eastAsia="黑体"/>
         <w:b/>
         <w:bCs/>
       </w:rPr>
@@ -4606,6 +4864,7 @@
       <w:spacing w:after="0" w:line="240" w:lineRule="auto"/>
     </w:pPr>
     <w:rPr>
+      <w:rFonts w:eastAsia="黑体"/>
       <w:color w:themeColor="accent3" w:themeShade="BF" w:val="76923C"/>
     </w:rPr>
     <w:tblPr>
@@ -4628,6 +4887,7 @@
         <w:spacing w:after="0" w:before="0" w:line="240" w:lineRule="auto"/>
       </w:pPr>
       <w:rPr>
+        <w:rFonts w:eastAsia="黑体"/>
         <w:b/>
         <w:bCs/>
       </w:rPr>
@@ -4648,6 +4908,7 @@
         <w:spacing w:after="0" w:before="0" w:line="240" w:lineRule="auto"/>
       </w:pPr>
       <w:rPr>
+        <w:rFonts w:eastAsia="黑体"/>
         <w:b/>
         <w:bCs/>
       </w:rPr>
@@ -4665,12 +4926,14 @@
     </w:tblStylePr>
     <w:tblStylePr w:type="firstCol">
       <w:rPr>
+        <w:rFonts w:eastAsia="黑体"/>
         <w:b/>
         <w:bCs/>
       </w:rPr>
     </w:tblStylePr>
     <w:tblStylePr w:type="lastCol">
       <w:rPr>
+        <w:rFonts w:eastAsia="黑体"/>
         <w:b/>
         <w:bCs/>
       </w:rPr>
@@ -4709,6 +4972,7 @@
       <w:spacing w:after="0" w:line="240" w:lineRule="auto"/>
     </w:pPr>
     <w:rPr>
+      <w:rFonts w:eastAsia="黑体"/>
       <w:color w:themeColor="accent4" w:themeShade="BF" w:val="5F497A"/>
     </w:rPr>
     <w:tblPr>
@@ -4731,6 +4995,7 @@
         <w:spacing w:after="0" w:before="0" w:line="240" w:lineRule="auto"/>
       </w:pPr>
       <w:rPr>
+        <w:rFonts w:eastAsia="黑体"/>
         <w:b/>
         <w:bCs/>
       </w:rPr>
@@ -4751,6 +5016,7 @@
         <w:spacing w:after="0" w:before="0" w:line="240" w:lineRule="auto"/>
       </w:pPr>
       <w:rPr>
+        <w:rFonts w:eastAsia="黑体"/>
         <w:b/>
         <w:bCs/>
       </w:rPr>
@@ -4768,12 +5034,14 @@
     </w:tblStylePr>
     <w:tblStylePr w:type="firstCol">
       <w:rPr>
+        <w:rFonts w:eastAsia="黑体"/>
         <w:b/>
         <w:bCs/>
       </w:rPr>
     </w:tblStylePr>
     <w:tblStylePr w:type="lastCol">
       <w:rPr>
+        <w:rFonts w:eastAsia="黑体"/>
         <w:b/>
         <w:bCs/>
       </w:rPr>
@@ -4812,6 +5080,7 @@
       <w:spacing w:after="0" w:line="240" w:lineRule="auto"/>
     </w:pPr>
     <w:rPr>
+      <w:rFonts w:eastAsia="黑体"/>
       <w:color w:themeColor="accent5" w:themeShade="BF" w:val="31849B"/>
     </w:rPr>
     <w:tblPr>
@@ -4834,6 +5103,7 @@
         <w:spacing w:after="0" w:before="0" w:line="240" w:lineRule="auto"/>
       </w:pPr>
       <w:rPr>
+        <w:rFonts w:eastAsia="黑体"/>
         <w:b/>
         <w:bCs/>
       </w:rPr>
@@ -4854,6 +5124,7 @@
         <w:spacing w:after="0" w:before="0" w:line="240" w:lineRule="auto"/>
       </w:pPr>
       <w:rPr>
+        <w:rFonts w:eastAsia="黑体"/>
         <w:b/>
         <w:bCs/>
       </w:rPr>
@@ -4871,12 +5142,14 @@
     </w:tblStylePr>
     <w:tblStylePr w:type="firstCol">
       <w:rPr>
+        <w:rFonts w:eastAsia="黑体"/>
         <w:b/>
         <w:bCs/>
       </w:rPr>
     </w:tblStylePr>
     <w:tblStylePr w:type="lastCol">
       <w:rPr>
+        <w:rFonts w:eastAsia="黑体"/>
         <w:b/>
         <w:bCs/>
       </w:rPr>
@@ -4915,6 +5188,7 @@
       <w:spacing w:after="0" w:line="240" w:lineRule="auto"/>
     </w:pPr>
     <w:rPr>
+      <w:rFonts w:eastAsia="黑体"/>
       <w:color w:themeColor="accent6" w:themeShade="BF" w:val="E36C0A"/>
     </w:rPr>
     <w:tblPr>
@@ -4937,6 +5211,7 @@
         <w:spacing w:after="0" w:before="0" w:line="240" w:lineRule="auto"/>
       </w:pPr>
       <w:rPr>
+        <w:rFonts w:eastAsia="黑体"/>
         <w:b/>
         <w:bCs/>
       </w:rPr>
@@ -4957,6 +5232,7 @@
         <w:spacing w:after="0" w:before="0" w:line="240" w:lineRule="auto"/>
       </w:pPr>
       <w:rPr>
+        <w:rFonts w:eastAsia="黑体"/>
         <w:b/>
         <w:bCs/>
       </w:rPr>
@@ -4974,12 +5250,14 @@
     </w:tblStylePr>
     <w:tblStylePr w:type="firstCol">
       <w:rPr>
+        <w:rFonts w:eastAsia="黑体"/>
         <w:b/>
         <w:bCs/>
       </w:rPr>
     </w:tblStylePr>
     <w:tblStylePr w:type="lastCol">
       <w:rPr>
+        <w:rFonts w:eastAsia="黑体"/>
         <w:b/>
         <w:bCs/>
       </w:rPr>
@@ -5039,6 +5317,7 @@
         <w:spacing w:after="0" w:before="0" w:line="240" w:lineRule="auto"/>
       </w:pPr>
       <w:rPr>
+        <w:rFonts w:eastAsia="黑体"/>
         <w:b/>
         <w:bCs/>
         <w:color w:themeColor="background1" w:val="FFFFFF"/>
@@ -5053,6 +5332,7 @@
         <w:spacing w:after="0" w:before="0" w:line="240" w:lineRule="auto"/>
       </w:pPr>
       <w:rPr>
+        <w:rFonts w:eastAsia="黑体"/>
         <w:b/>
         <w:bCs/>
       </w:rPr>
@@ -5068,12 +5348,14 @@
     </w:tblStylePr>
     <w:tblStylePr w:type="firstCol">
       <w:rPr>
+        <w:rFonts w:eastAsia="黑体"/>
         <w:b/>
         <w:bCs/>
       </w:rPr>
     </w:tblStylePr>
     <w:tblStylePr w:type="lastCol">
       <w:rPr>
+        <w:rFonts w:eastAsia="黑体"/>
         <w:b/>
         <w:bCs/>
       </w:rPr>
@@ -5131,6 +5413,7 @@
         <w:spacing w:after="0" w:before="0" w:line="240" w:lineRule="auto"/>
       </w:pPr>
       <w:rPr>
+        <w:rFonts w:eastAsia="黑体"/>
         <w:b/>
         <w:bCs/>
         <w:color w:themeColor="background1" w:val="FFFFFF"/>
@@ -5145,6 +5428,7 @@
         <w:spacing w:after="0" w:before="0" w:line="240" w:lineRule="auto"/>
       </w:pPr>
       <w:rPr>
+        <w:rFonts w:eastAsia="黑体"/>
         <w:b/>
         <w:bCs/>
       </w:rPr>
@@ -5160,12 +5444,14 @@
     </w:tblStylePr>
     <w:tblStylePr w:type="firstCol">
       <w:rPr>
+        <w:rFonts w:eastAsia="黑体"/>
         <w:b/>
         <w:bCs/>
       </w:rPr>
     </w:tblStylePr>
     <w:tblStylePr w:type="lastCol">
       <w:rPr>
+        <w:rFonts w:eastAsia="黑体"/>
         <w:b/>
         <w:bCs/>
       </w:rPr>
@@ -5223,6 +5509,7 @@
         <w:spacing w:after="0" w:before="0" w:line="240" w:lineRule="auto"/>
       </w:pPr>
       <w:rPr>
+        <w:rFonts w:eastAsia="黑体"/>
         <w:b/>
         <w:bCs/>
         <w:color w:themeColor="background1" w:val="FFFFFF"/>
@@ -5237,6 +5524,7 @@
         <w:spacing w:after="0" w:before="0" w:line="240" w:lineRule="auto"/>
       </w:pPr>
       <w:rPr>
+        <w:rFonts w:eastAsia="黑体"/>
         <w:b/>
         <w:bCs/>
       </w:rPr>
@@ -5252,12 +5540,14 @@
     </w:tblStylePr>
     <w:tblStylePr w:type="firstCol">
       <w:rPr>
+        <w:rFonts w:eastAsia="黑体"/>
         <w:b/>
         <w:bCs/>
       </w:rPr>
     </w:tblStylePr>
     <w:tblStylePr w:type="lastCol">
       <w:rPr>
+        <w:rFonts w:eastAsia="黑体"/>
         <w:b/>
         <w:bCs/>
       </w:rPr>
@@ -5315,6 +5605,7 @@
         <w:spacing w:after="0" w:before="0" w:line="240" w:lineRule="auto"/>
       </w:pPr>
       <w:rPr>
+        <w:rFonts w:eastAsia="黑体"/>
         <w:b/>
         <w:bCs/>
         <w:color w:themeColor="background1" w:val="FFFFFF"/>
@@ -5329,6 +5620,7 @@
         <w:spacing w:after="0" w:before="0" w:line="240" w:lineRule="auto"/>
       </w:pPr>
       <w:rPr>
+        <w:rFonts w:eastAsia="黑体"/>
         <w:b/>
         <w:bCs/>
       </w:rPr>
@@ -5344,12 +5636,14 @@
     </w:tblStylePr>
     <w:tblStylePr w:type="firstCol">
       <w:rPr>
+        <w:rFonts w:eastAsia="黑体"/>
         <w:b/>
         <w:bCs/>
       </w:rPr>
     </w:tblStylePr>
     <w:tblStylePr w:type="lastCol">
       <w:rPr>
+        <w:rFonts w:eastAsia="黑体"/>
         <w:b/>
         <w:bCs/>
       </w:rPr>
@@ -5407,6 +5701,7 @@
         <w:spacing w:after="0" w:before="0" w:line="240" w:lineRule="auto"/>
       </w:pPr>
       <w:rPr>
+        <w:rFonts w:eastAsia="黑体"/>
         <w:b/>
         <w:bCs/>
         <w:color w:themeColor="background1" w:val="FFFFFF"/>
@@ -5421,6 +5716,7 @@
         <w:spacing w:after="0" w:before="0" w:line="240" w:lineRule="auto"/>
       </w:pPr>
       <w:rPr>
+        <w:rFonts w:eastAsia="黑体"/>
         <w:b/>
         <w:bCs/>
       </w:rPr>
@@ -5436,12 +5732,14 @@
     </w:tblStylePr>
     <w:tblStylePr w:type="firstCol">
       <w:rPr>
+        <w:rFonts w:eastAsia="黑体"/>
         <w:b/>
         <w:bCs/>
       </w:rPr>
     </w:tblStylePr>
     <w:tblStylePr w:type="lastCol">
       <w:rPr>
+        <w:rFonts w:eastAsia="黑体"/>
         <w:b/>
         <w:bCs/>
       </w:rPr>
@@ -5499,6 +5797,7 @@
         <w:spacing w:after="0" w:before="0" w:line="240" w:lineRule="auto"/>
       </w:pPr>
       <w:rPr>
+        <w:rFonts w:eastAsia="黑体"/>
         <w:b/>
         <w:bCs/>
         <w:color w:themeColor="background1" w:val="FFFFFF"/>
@@ -5513,6 +5812,7 @@
         <w:spacing w:after="0" w:before="0" w:line="240" w:lineRule="auto"/>
       </w:pPr>
       <w:rPr>
+        <w:rFonts w:eastAsia="黑体"/>
         <w:b/>
         <w:bCs/>
       </w:rPr>
@@ -5528,12 +5828,14 @@
     </w:tblStylePr>
     <w:tblStylePr w:type="firstCol">
       <w:rPr>
+        <w:rFonts w:eastAsia="黑体"/>
         <w:b/>
         <w:bCs/>
       </w:rPr>
     </w:tblStylePr>
     <w:tblStylePr w:type="lastCol">
       <w:rPr>
+        <w:rFonts w:eastAsia="黑体"/>
         <w:b/>
         <w:bCs/>
       </w:rPr>
@@ -5591,6 +5893,7 @@
         <w:spacing w:after="0" w:before="0" w:line="240" w:lineRule="auto"/>
       </w:pPr>
       <w:rPr>
+        <w:rFonts w:eastAsia="黑体"/>
         <w:b/>
         <w:bCs/>
         <w:color w:themeColor="background1" w:val="FFFFFF"/>
@@ -5605,6 +5908,7 @@
         <w:spacing w:after="0" w:before="0" w:line="240" w:lineRule="auto"/>
       </w:pPr>
       <w:rPr>
+        <w:rFonts w:eastAsia="黑体"/>
         <w:b/>
         <w:bCs/>
       </w:rPr>
@@ -5620,12 +5924,14 @@
     </w:tblStylePr>
     <w:tblStylePr w:type="firstCol">
       <w:rPr>
+        <w:rFonts w:eastAsia="黑体"/>
         <w:b/>
         <w:bCs/>
       </w:rPr>
     </w:tblStylePr>
     <w:tblStylePr w:type="lastCol">
       <w:rPr>
+        <w:rFonts w:eastAsia="黑体"/>
         <w:b/>
         <w:bCs/>
       </w:rPr>
@@ -5685,7 +5991,7 @@
         <w:spacing w:after="0" w:before="0" w:line="240" w:lineRule="auto"/>
       </w:pPr>
       <w:rPr>
-        <w:rFonts w:asciiTheme="majorHAnsi" w:cstheme="majorBidi" w:eastAsiaTheme="majorEastAsia" w:hAnsiTheme="majorHAnsi"/>
+        <w:rFonts w:asciiTheme="majorHAnsi" w:cstheme="majorBidi" w:hAnsiTheme="majorHAnsi" w:eastAsia="黑体"/>
         <w:b/>
         <w:bCs/>
       </w:rPr>
@@ -5706,7 +6012,7 @@
         <w:spacing w:after="0" w:before="0" w:line="240" w:lineRule="auto"/>
       </w:pPr>
       <w:rPr>
-        <w:rFonts w:asciiTheme="majorHAnsi" w:cstheme="majorBidi" w:eastAsiaTheme="majorEastAsia" w:hAnsiTheme="majorHAnsi"/>
+        <w:rFonts w:asciiTheme="majorHAnsi" w:cstheme="majorBidi" w:hAnsiTheme="majorHAnsi" w:eastAsia="黑体"/>
         <w:b/>
         <w:bCs/>
       </w:rPr>
@@ -5724,14 +6030,14 @@
     </w:tblStylePr>
     <w:tblStylePr w:type="firstCol">
       <w:rPr>
-        <w:rFonts w:asciiTheme="majorHAnsi" w:cstheme="majorBidi" w:eastAsiaTheme="majorEastAsia" w:hAnsiTheme="majorHAnsi"/>
+        <w:rFonts w:asciiTheme="majorHAnsi" w:cstheme="majorBidi" w:hAnsiTheme="majorHAnsi" w:eastAsia="黑体"/>
         <w:b/>
         <w:bCs/>
       </w:rPr>
     </w:tblStylePr>
     <w:tblStylePr w:type="lastCol">
       <w:rPr>
-        <w:rFonts w:asciiTheme="majorHAnsi" w:cstheme="majorBidi" w:eastAsiaTheme="majorEastAsia" w:hAnsiTheme="majorHAnsi"/>
+        <w:rFonts w:asciiTheme="majorHAnsi" w:cstheme="majorBidi" w:hAnsiTheme="majorHAnsi" w:eastAsia="黑体"/>
         <w:b/>
         <w:bCs/>
       </w:rPr>
@@ -5815,7 +6121,7 @@
         <w:spacing w:after="0" w:before="0" w:line="240" w:lineRule="auto"/>
       </w:pPr>
       <w:rPr>
-        <w:rFonts w:asciiTheme="majorHAnsi" w:cstheme="majorBidi" w:eastAsiaTheme="majorEastAsia" w:hAnsiTheme="majorHAnsi"/>
+        <w:rFonts w:asciiTheme="majorHAnsi" w:cstheme="majorBidi" w:hAnsiTheme="majorHAnsi" w:eastAsia="黑体"/>
         <w:b/>
         <w:bCs/>
       </w:rPr>
@@ -5836,7 +6142,7 @@
         <w:spacing w:after="0" w:before="0" w:line="240" w:lineRule="auto"/>
       </w:pPr>
       <w:rPr>
-        <w:rFonts w:asciiTheme="majorHAnsi" w:cstheme="majorBidi" w:eastAsiaTheme="majorEastAsia" w:hAnsiTheme="majorHAnsi"/>
+        <w:rFonts w:asciiTheme="majorHAnsi" w:cstheme="majorBidi" w:hAnsiTheme="majorHAnsi" w:eastAsia="黑体"/>
         <w:b/>
         <w:bCs/>
       </w:rPr>
@@ -5854,14 +6160,14 @@
     </w:tblStylePr>
     <w:tblStylePr w:type="firstCol">
       <w:rPr>
-        <w:rFonts w:asciiTheme="majorHAnsi" w:cstheme="majorBidi" w:eastAsiaTheme="majorEastAsia" w:hAnsiTheme="majorHAnsi"/>
+        <w:rFonts w:asciiTheme="majorHAnsi" w:cstheme="majorBidi" w:hAnsiTheme="majorHAnsi" w:eastAsia="黑体"/>
         <w:b/>
         <w:bCs/>
       </w:rPr>
     </w:tblStylePr>
     <w:tblStylePr w:type="lastCol">
       <w:rPr>
-        <w:rFonts w:asciiTheme="majorHAnsi" w:cstheme="majorBidi" w:eastAsiaTheme="majorEastAsia" w:hAnsiTheme="majorHAnsi"/>
+        <w:rFonts w:asciiTheme="majorHAnsi" w:cstheme="majorBidi" w:hAnsiTheme="majorHAnsi" w:eastAsia="黑体"/>
         <w:b/>
         <w:bCs/>
       </w:rPr>
@@ -5945,7 +6251,7 @@
         <w:spacing w:after="0" w:before="0" w:line="240" w:lineRule="auto"/>
       </w:pPr>
       <w:rPr>
-        <w:rFonts w:asciiTheme="majorHAnsi" w:cstheme="majorBidi" w:eastAsiaTheme="majorEastAsia" w:hAnsiTheme="majorHAnsi"/>
+        <w:rFonts w:asciiTheme="majorHAnsi" w:cstheme="majorBidi" w:hAnsiTheme="majorHAnsi" w:eastAsia="黑体"/>
         <w:b/>
         <w:bCs/>
       </w:rPr>
@@ -5966,7 +6272,7 @@
         <w:spacing w:after="0" w:before="0" w:line="240" w:lineRule="auto"/>
       </w:pPr>
       <w:rPr>
-        <w:rFonts w:asciiTheme="majorHAnsi" w:cstheme="majorBidi" w:eastAsiaTheme="majorEastAsia" w:hAnsiTheme="majorHAnsi"/>
+        <w:rFonts w:asciiTheme="majorHAnsi" w:cstheme="majorBidi" w:hAnsiTheme="majorHAnsi" w:eastAsia="黑体"/>
         <w:b/>
         <w:bCs/>
       </w:rPr>
@@ -5984,14 +6290,14 @@
     </w:tblStylePr>
     <w:tblStylePr w:type="firstCol">
       <w:rPr>
-        <w:rFonts w:asciiTheme="majorHAnsi" w:cstheme="majorBidi" w:eastAsiaTheme="majorEastAsia" w:hAnsiTheme="majorHAnsi"/>
+        <w:rFonts w:asciiTheme="majorHAnsi" w:cstheme="majorBidi" w:hAnsiTheme="majorHAnsi" w:eastAsia="黑体"/>
         <w:b/>
         <w:bCs/>
       </w:rPr>
     </w:tblStylePr>
     <w:tblStylePr w:type="lastCol">
       <w:rPr>
-        <w:rFonts w:asciiTheme="majorHAnsi" w:cstheme="majorBidi" w:eastAsiaTheme="majorEastAsia" w:hAnsiTheme="majorHAnsi"/>
+        <w:rFonts w:asciiTheme="majorHAnsi" w:cstheme="majorBidi" w:hAnsiTheme="majorHAnsi" w:eastAsia="黑体"/>
         <w:b/>
         <w:bCs/>
       </w:rPr>
@@ -6075,7 +6381,7 @@
         <w:spacing w:after="0" w:before="0" w:line="240" w:lineRule="auto"/>
       </w:pPr>
       <w:rPr>
-        <w:rFonts w:asciiTheme="majorHAnsi" w:cstheme="majorBidi" w:eastAsiaTheme="majorEastAsia" w:hAnsiTheme="majorHAnsi"/>
+        <w:rFonts w:asciiTheme="majorHAnsi" w:cstheme="majorBidi" w:hAnsiTheme="majorHAnsi" w:eastAsia="黑体"/>
         <w:b/>
         <w:bCs/>
       </w:rPr>
@@ -6096,7 +6402,7 @@
         <w:spacing w:after="0" w:before="0" w:line="240" w:lineRule="auto"/>
       </w:pPr>
       <w:rPr>
-        <w:rFonts w:asciiTheme="majorHAnsi" w:cstheme="majorBidi" w:eastAsiaTheme="majorEastAsia" w:hAnsiTheme="majorHAnsi"/>
+        <w:rFonts w:asciiTheme="majorHAnsi" w:cstheme="majorBidi" w:hAnsiTheme="majorHAnsi" w:eastAsia="黑体"/>
         <w:b/>
         <w:bCs/>
       </w:rPr>
@@ -6114,14 +6420,14 @@
     </w:tblStylePr>
     <w:tblStylePr w:type="firstCol">
       <w:rPr>
-        <w:rFonts w:asciiTheme="majorHAnsi" w:cstheme="majorBidi" w:eastAsiaTheme="majorEastAsia" w:hAnsiTheme="majorHAnsi"/>
+        <w:rFonts w:asciiTheme="majorHAnsi" w:cstheme="majorBidi" w:hAnsiTheme="majorHAnsi" w:eastAsia="黑体"/>
         <w:b/>
         <w:bCs/>
       </w:rPr>
     </w:tblStylePr>
     <w:tblStylePr w:type="lastCol">
       <w:rPr>
-        <w:rFonts w:asciiTheme="majorHAnsi" w:cstheme="majorBidi" w:eastAsiaTheme="majorEastAsia" w:hAnsiTheme="majorHAnsi"/>
+        <w:rFonts w:asciiTheme="majorHAnsi" w:cstheme="majorBidi" w:hAnsiTheme="majorHAnsi" w:eastAsia="黑体"/>
         <w:b/>
         <w:bCs/>
       </w:rPr>
@@ -6205,7 +6511,7 @@
         <w:spacing w:after="0" w:before="0" w:line="240" w:lineRule="auto"/>
       </w:pPr>
       <w:rPr>
-        <w:rFonts w:asciiTheme="majorHAnsi" w:cstheme="majorBidi" w:eastAsiaTheme="majorEastAsia" w:hAnsiTheme="majorHAnsi"/>
+        <w:rFonts w:asciiTheme="majorHAnsi" w:cstheme="majorBidi" w:hAnsiTheme="majorHAnsi" w:eastAsia="黑体"/>
         <w:b/>
         <w:bCs/>
       </w:rPr>
@@ -6226,7 +6532,7 @@
         <w:spacing w:after="0" w:before="0" w:line="240" w:lineRule="auto"/>
       </w:pPr>
       <w:rPr>
-        <w:rFonts w:asciiTheme="majorHAnsi" w:cstheme="majorBidi" w:eastAsiaTheme="majorEastAsia" w:hAnsiTheme="majorHAnsi"/>
+        <w:rFonts w:asciiTheme="majorHAnsi" w:cstheme="majorBidi" w:hAnsiTheme="majorHAnsi" w:eastAsia="黑体"/>
         <w:b/>
         <w:bCs/>
       </w:rPr>
@@ -6244,14 +6550,14 @@
     </w:tblStylePr>
     <w:tblStylePr w:type="firstCol">
       <w:rPr>
-        <w:rFonts w:asciiTheme="majorHAnsi" w:cstheme="majorBidi" w:eastAsiaTheme="majorEastAsia" w:hAnsiTheme="majorHAnsi"/>
+        <w:rFonts w:asciiTheme="majorHAnsi" w:cstheme="majorBidi" w:hAnsiTheme="majorHAnsi" w:eastAsia="黑体"/>
         <w:b/>
         <w:bCs/>
       </w:rPr>
     </w:tblStylePr>
     <w:tblStylePr w:type="lastCol">
       <w:rPr>
-        <w:rFonts w:asciiTheme="majorHAnsi" w:cstheme="majorBidi" w:eastAsiaTheme="majorEastAsia" w:hAnsiTheme="majorHAnsi"/>
+        <w:rFonts w:asciiTheme="majorHAnsi" w:cstheme="majorBidi" w:hAnsiTheme="majorHAnsi" w:eastAsia="黑体"/>
         <w:b/>
         <w:bCs/>
       </w:rPr>
@@ -6335,7 +6641,7 @@
         <w:spacing w:after="0" w:before="0" w:line="240" w:lineRule="auto"/>
       </w:pPr>
       <w:rPr>
-        <w:rFonts w:asciiTheme="majorHAnsi" w:cstheme="majorBidi" w:eastAsiaTheme="majorEastAsia" w:hAnsiTheme="majorHAnsi"/>
+        <w:rFonts w:asciiTheme="majorHAnsi" w:cstheme="majorBidi" w:hAnsiTheme="majorHAnsi" w:eastAsia="黑体"/>
         <w:b/>
         <w:bCs/>
       </w:rPr>
@@ -6356,7 +6662,7 @@
         <w:spacing w:after="0" w:before="0" w:line="240" w:lineRule="auto"/>
       </w:pPr>
       <w:rPr>
-        <w:rFonts w:asciiTheme="majorHAnsi" w:cstheme="majorBidi" w:eastAsiaTheme="majorEastAsia" w:hAnsiTheme="majorHAnsi"/>
+        <w:rFonts w:asciiTheme="majorHAnsi" w:cstheme="majorBidi" w:hAnsiTheme="majorHAnsi" w:eastAsia="黑体"/>
         <w:b/>
         <w:bCs/>
       </w:rPr>
@@ -6374,14 +6680,14 @@
     </w:tblStylePr>
     <w:tblStylePr w:type="firstCol">
       <w:rPr>
-        <w:rFonts w:asciiTheme="majorHAnsi" w:cstheme="majorBidi" w:eastAsiaTheme="majorEastAsia" w:hAnsiTheme="majorHAnsi"/>
+        <w:rFonts w:asciiTheme="majorHAnsi" w:cstheme="majorBidi" w:hAnsiTheme="majorHAnsi" w:eastAsia="黑体"/>
         <w:b/>
         <w:bCs/>
       </w:rPr>
     </w:tblStylePr>
     <w:tblStylePr w:type="lastCol">
       <w:rPr>
-        <w:rFonts w:asciiTheme="majorHAnsi" w:cstheme="majorBidi" w:eastAsiaTheme="majorEastAsia" w:hAnsiTheme="majorHAnsi"/>
+        <w:rFonts w:asciiTheme="majorHAnsi" w:cstheme="majorBidi" w:hAnsiTheme="majorHAnsi" w:eastAsia="黑体"/>
         <w:b/>
         <w:bCs/>
       </w:rPr>
@@ -6465,7 +6771,7 @@
         <w:spacing w:after="0" w:before="0" w:line="240" w:lineRule="auto"/>
       </w:pPr>
       <w:rPr>
-        <w:rFonts w:asciiTheme="majorHAnsi" w:cstheme="majorBidi" w:eastAsiaTheme="majorEastAsia" w:hAnsiTheme="majorHAnsi"/>
+        <w:rFonts w:asciiTheme="majorHAnsi" w:cstheme="majorBidi" w:hAnsiTheme="majorHAnsi" w:eastAsia="黑体"/>
         <w:b/>
         <w:bCs/>
       </w:rPr>
@@ -6486,7 +6792,7 @@
         <w:spacing w:after="0" w:before="0" w:line="240" w:lineRule="auto"/>
       </w:pPr>
       <w:rPr>
-        <w:rFonts w:asciiTheme="majorHAnsi" w:cstheme="majorBidi" w:eastAsiaTheme="majorEastAsia" w:hAnsiTheme="majorHAnsi"/>
+        <w:rFonts w:asciiTheme="majorHAnsi" w:cstheme="majorBidi" w:hAnsiTheme="majorHAnsi" w:eastAsia="黑体"/>
         <w:b/>
         <w:bCs/>
       </w:rPr>
@@ -6504,14 +6810,14 @@
     </w:tblStylePr>
     <w:tblStylePr w:type="firstCol">
       <w:rPr>
-        <w:rFonts w:asciiTheme="majorHAnsi" w:cstheme="majorBidi" w:eastAsiaTheme="majorEastAsia" w:hAnsiTheme="majorHAnsi"/>
+        <w:rFonts w:asciiTheme="majorHAnsi" w:cstheme="majorBidi" w:hAnsiTheme="majorHAnsi" w:eastAsia="黑体"/>
         <w:b/>
         <w:bCs/>
       </w:rPr>
     </w:tblStylePr>
     <w:tblStylePr w:type="lastCol">
       <w:rPr>
-        <w:rFonts w:asciiTheme="majorHAnsi" w:cstheme="majorBidi" w:eastAsiaTheme="majorEastAsia" w:hAnsiTheme="majorHAnsi"/>
+        <w:rFonts w:asciiTheme="majorHAnsi" w:cstheme="majorBidi" w:hAnsiTheme="majorHAnsi" w:eastAsia="黑体"/>
         <w:b/>
         <w:bCs/>
       </w:rPr>
@@ -6594,6 +6900,7 @@
         <w:spacing w:after="0" w:before="0" w:line="240" w:lineRule="auto"/>
       </w:pPr>
       <w:rPr>
+        <w:rFonts w:eastAsia="黑体"/>
         <w:b/>
         <w:bCs/>
         <w:color w:themeColor="background1" w:val="FFFFFF"/>
@@ -6616,6 +6923,7 @@
         <w:spacing w:after="0" w:before="0" w:line="240" w:lineRule="auto"/>
       </w:pPr>
       <w:rPr>
+        <w:rFonts w:eastAsia="黑体"/>
         <w:b/>
         <w:bCs/>
       </w:rPr>
@@ -6633,12 +6941,14 @@
     </w:tblStylePr>
     <w:tblStylePr w:type="firstCol">
       <w:rPr>
+        <w:rFonts w:eastAsia="黑体"/>
         <w:b/>
         <w:bCs/>
       </w:rPr>
     </w:tblStylePr>
     <w:tblStylePr w:type="lastCol">
       <w:rPr>
+        <w:rFonts w:eastAsia="黑体"/>
         <w:b/>
         <w:bCs/>
       </w:rPr>
@@ -6700,6 +7010,7 @@
         <w:spacing w:after="0" w:before="0" w:line="240" w:lineRule="auto"/>
       </w:pPr>
       <w:rPr>
+        <w:rFonts w:eastAsia="黑体"/>
         <w:b/>
         <w:bCs/>
         <w:color w:themeColor="background1" w:val="FFFFFF"/>
@@ -6722,6 +7033,7 @@
         <w:spacing w:after="0" w:before="0" w:line="240" w:lineRule="auto"/>
       </w:pPr>
       <w:rPr>
+        <w:rFonts w:eastAsia="黑体"/>
         <w:b/>
         <w:bCs/>
       </w:rPr>
@@ -6739,12 +7051,14 @@
     </w:tblStylePr>
     <w:tblStylePr w:type="firstCol">
       <w:rPr>
+        <w:rFonts w:eastAsia="黑体"/>
         <w:b/>
         <w:bCs/>
       </w:rPr>
     </w:tblStylePr>
     <w:tblStylePr w:type="lastCol">
       <w:rPr>
+        <w:rFonts w:eastAsia="黑体"/>
         <w:b/>
         <w:bCs/>
       </w:rPr>
@@ -6806,6 +7120,7 @@
         <w:spacing w:after="0" w:before="0" w:line="240" w:lineRule="auto"/>
       </w:pPr>
       <w:rPr>
+        <w:rFonts w:eastAsia="黑体"/>
         <w:b/>
         <w:bCs/>
         <w:color w:themeColor="background1" w:val="FFFFFF"/>
@@ -6828,6 +7143,7 @@
         <w:spacing w:after="0" w:before="0" w:line="240" w:lineRule="auto"/>
       </w:pPr>
       <w:rPr>
+        <w:rFonts w:eastAsia="黑体"/>
         <w:b/>
         <w:bCs/>
       </w:rPr>
@@ -6845,12 +7161,14 @@
     </w:tblStylePr>
     <w:tblStylePr w:type="firstCol">
       <w:rPr>
+        <w:rFonts w:eastAsia="黑体"/>
         <w:b/>
         <w:bCs/>
       </w:rPr>
     </w:tblStylePr>
     <w:tblStylePr w:type="lastCol">
       <w:rPr>
+        <w:rFonts w:eastAsia="黑体"/>
         <w:b/>
         <w:bCs/>
       </w:rPr>
@@ -6912,6 +7230,7 @@
         <w:spacing w:after="0" w:before="0" w:line="240" w:lineRule="auto"/>
       </w:pPr>
       <w:rPr>
+        <w:rFonts w:eastAsia="黑体"/>
         <w:b/>
         <w:bCs/>
         <w:color w:themeColor="background1" w:val="FFFFFF"/>
@@ -6934,6 +7253,7 @@
         <w:spacing w:after="0" w:before="0" w:line="240" w:lineRule="auto"/>
       </w:pPr>
       <w:rPr>
+        <w:rFonts w:eastAsia="黑体"/>
         <w:b/>
         <w:bCs/>
       </w:rPr>
@@ -6951,12 +7271,14 @@
     </w:tblStylePr>
     <w:tblStylePr w:type="firstCol">
       <w:rPr>
+        <w:rFonts w:eastAsia="黑体"/>
         <w:b/>
         <w:bCs/>
       </w:rPr>
     </w:tblStylePr>
     <w:tblStylePr w:type="lastCol">
       <w:rPr>
+        <w:rFonts w:eastAsia="黑体"/>
         <w:b/>
         <w:bCs/>
       </w:rPr>
@@ -7018,6 +7340,7 @@
         <w:spacing w:after="0" w:before="0" w:line="240" w:lineRule="auto"/>
       </w:pPr>
       <w:rPr>
+        <w:rFonts w:eastAsia="黑体"/>
         <w:b/>
         <w:bCs/>
         <w:color w:themeColor="background1" w:val="FFFFFF"/>
@@ -7040,6 +7363,7 @@
         <w:spacing w:after="0" w:before="0" w:line="240" w:lineRule="auto"/>
       </w:pPr>
       <w:rPr>
+        <w:rFonts w:eastAsia="黑体"/>
         <w:b/>
         <w:bCs/>
       </w:rPr>
@@ -7057,12 +7381,14 @@
     </w:tblStylePr>
     <w:tblStylePr w:type="firstCol">
       <w:rPr>
+        <w:rFonts w:eastAsia="黑体"/>
         <w:b/>
         <w:bCs/>
       </w:rPr>
     </w:tblStylePr>
     <w:tblStylePr w:type="lastCol">
       <w:rPr>
+        <w:rFonts w:eastAsia="黑体"/>
         <w:b/>
         <w:bCs/>
       </w:rPr>
@@ -7124,6 +7450,7 @@
         <w:spacing w:after="0" w:before="0" w:line="240" w:lineRule="auto"/>
       </w:pPr>
       <w:rPr>
+        <w:rFonts w:eastAsia="黑体"/>
         <w:b/>
         <w:bCs/>
         <w:color w:themeColor="background1" w:val="FFFFFF"/>
@@ -7146,6 +7473,7 @@
         <w:spacing w:after="0" w:before="0" w:line="240" w:lineRule="auto"/>
       </w:pPr>
       <w:rPr>
+        <w:rFonts w:eastAsia="黑体"/>
         <w:b/>
         <w:bCs/>
       </w:rPr>
@@ -7163,12 +7491,14 @@
     </w:tblStylePr>
     <w:tblStylePr w:type="firstCol">
       <w:rPr>
+        <w:rFonts w:eastAsia="黑体"/>
         <w:b/>
         <w:bCs/>
       </w:rPr>
     </w:tblStylePr>
     <w:tblStylePr w:type="lastCol">
       <w:rPr>
+        <w:rFonts w:eastAsia="黑体"/>
         <w:b/>
         <w:bCs/>
       </w:rPr>
@@ -7230,6 +7560,7 @@
         <w:spacing w:after="0" w:before="0" w:line="240" w:lineRule="auto"/>
       </w:pPr>
       <w:rPr>
+        <w:rFonts w:eastAsia="黑体"/>
         <w:b/>
         <w:bCs/>
         <w:color w:themeColor="background1" w:val="FFFFFF"/>
@@ -7252,6 +7583,7 @@
         <w:spacing w:after="0" w:before="0" w:line="240" w:lineRule="auto"/>
       </w:pPr>
       <w:rPr>
+        <w:rFonts w:eastAsia="黑体"/>
         <w:b/>
         <w:bCs/>
       </w:rPr>
@@ -7269,12 +7601,14 @@
     </w:tblStylePr>
     <w:tblStylePr w:type="firstCol">
       <w:rPr>
+        <w:rFonts w:eastAsia="黑体"/>
         <w:b/>
         <w:bCs/>
       </w:rPr>
     </w:tblStylePr>
     <w:tblStylePr w:type="lastCol">
       <w:rPr>
+        <w:rFonts w:eastAsia="黑体"/>
         <w:b/>
         <w:bCs/>
       </w:rPr>
@@ -7333,6 +7667,7 @@
         <w:spacing w:after="0" w:before="0" w:line="240" w:lineRule="auto"/>
       </w:pPr>
       <w:rPr>
+        <w:rFonts w:eastAsia="黑体"/>
         <w:b/>
         <w:bCs/>
         <w:color w:themeColor="background1" w:val="FFFFFF"/>
@@ -7355,6 +7690,7 @@
         <w:spacing w:after="0" w:before="0" w:line="240" w:lineRule="auto"/>
       </w:pPr>
       <w:rPr>
+        <w:rFonts w:eastAsia="黑体"/>
         <w:color w:val="auto"/>
       </w:rPr>
       <w:tblPr/>
@@ -7372,6 +7708,7 @@
     </w:tblStylePr>
     <w:tblStylePr w:type="firstCol">
       <w:rPr>
+        <w:rFonts w:eastAsia="黑体"/>
         <w:b/>
         <w:bCs/>
         <w:color w:themeColor="background1" w:val="FFFFFF"/>
@@ -7391,6 +7728,7 @@
     </w:tblStylePr>
     <w:tblStylePr w:type="lastCol">
       <w:rPr>
+        <w:rFonts w:eastAsia="黑体"/>
         <w:b/>
         <w:bCs/>
         <w:color w:themeColor="background1" w:val="FFFFFF"/>
@@ -7439,6 +7777,7 @@
     </w:tblStylePr>
     <w:tblStylePr w:type="nwCell">
       <w:rPr>
+        <w:rFonts w:eastAsia="黑体"/>
         <w:color w:themeColor="background1" w:val="FFFFFF"/>
       </w:rPr>
       <w:tblPr/>
@@ -7482,6 +7821,7 @@
         <w:spacing w:after="0" w:before="0" w:line="240" w:lineRule="auto"/>
       </w:pPr>
       <w:rPr>
+        <w:rFonts w:eastAsia="黑体"/>
         <w:b/>
         <w:bCs/>
         <w:color w:themeColor="background1" w:val="FFFFFF"/>
@@ -7504,6 +7844,7 @@
         <w:spacing w:after="0" w:before="0" w:line="240" w:lineRule="auto"/>
       </w:pPr>
       <w:rPr>
+        <w:rFonts w:eastAsia="黑体"/>
         <w:color w:val="auto"/>
       </w:rPr>
       <w:tblPr/>
@@ -7521,6 +7862,7 @@
     </w:tblStylePr>
     <w:tblStylePr w:type="firstCol">
       <w:rPr>
+        <w:rFonts w:eastAsia="黑体"/>
         <w:b/>
         <w:bCs/>
         <w:color w:themeColor="background1" w:val="FFFFFF"/>
@@ -7540,6 +7882,7 @@
     </w:tblStylePr>
     <w:tblStylePr w:type="lastCol">
       <w:rPr>
+        <w:rFonts w:eastAsia="黑体"/>
         <w:b/>
         <w:bCs/>
         <w:color w:themeColor="background1" w:val="FFFFFF"/>
@@ -7588,6 +7931,7 @@
     </w:tblStylePr>
     <w:tblStylePr w:type="nwCell">
       <w:rPr>
+        <w:rFonts w:eastAsia="黑体"/>
         <w:color w:themeColor="background1" w:val="FFFFFF"/>
       </w:rPr>
       <w:tblPr/>
@@ -7631,6 +7975,7 @@
         <w:spacing w:after="0" w:before="0" w:line="240" w:lineRule="auto"/>
       </w:pPr>
       <w:rPr>
+        <w:rFonts w:eastAsia="黑体"/>
         <w:b/>
         <w:bCs/>
         <w:color w:themeColor="background1" w:val="FFFFFF"/>
@@ -7653,6 +7998,7 @@
         <w:spacing w:after="0" w:before="0" w:line="240" w:lineRule="auto"/>
       </w:pPr>
       <w:rPr>
+        <w:rFonts w:eastAsia="黑体"/>
         <w:color w:val="auto"/>
       </w:rPr>
       <w:tblPr/>
@@ -7670,6 +8016,7 @@
     </w:tblStylePr>
     <w:tblStylePr w:type="firstCol">
       <w:rPr>
+        <w:rFonts w:eastAsia="黑体"/>
         <w:b/>
         <w:bCs/>
         <w:color w:themeColor="background1" w:val="FFFFFF"/>
@@ -7689,6 +8036,7 @@
     </w:tblStylePr>
     <w:tblStylePr w:type="lastCol">
       <w:rPr>
+        <w:rFonts w:eastAsia="黑体"/>
         <w:b/>
         <w:bCs/>
         <w:color w:themeColor="background1" w:val="FFFFFF"/>
@@ -7737,6 +8085,7 @@
     </w:tblStylePr>
     <w:tblStylePr w:type="nwCell">
       <w:rPr>
+        <w:rFonts w:eastAsia="黑体"/>
         <w:color w:themeColor="background1" w:val="FFFFFF"/>
       </w:rPr>
       <w:tblPr/>
@@ -7780,6 +8129,7 @@
         <w:spacing w:after="0" w:before="0" w:line="240" w:lineRule="auto"/>
       </w:pPr>
       <w:rPr>
+        <w:rFonts w:eastAsia="黑体"/>
         <w:b/>
         <w:bCs/>
         <w:color w:themeColor="background1" w:val="FFFFFF"/>
@@ -7802,6 +8152,7 @@
         <w:spacing w:after="0" w:before="0" w:line="240" w:lineRule="auto"/>
       </w:pPr>
       <w:rPr>
+        <w:rFonts w:eastAsia="黑体"/>
         <w:color w:val="auto"/>
       </w:rPr>
       <w:tblPr/>
@@ -7819,6 +8170,7 @@
     </w:tblStylePr>
     <w:tblStylePr w:type="firstCol">
       <w:rPr>
+        <w:rFonts w:eastAsia="黑体"/>
         <w:b/>
         <w:bCs/>
         <w:color w:themeColor="background1" w:val="FFFFFF"/>
@@ -7838,6 +8190,7 @@
     </w:tblStylePr>
     <w:tblStylePr w:type="lastCol">
       <w:rPr>
+        <w:rFonts w:eastAsia="黑体"/>
         <w:b/>
         <w:bCs/>
         <w:color w:themeColor="background1" w:val="FFFFFF"/>
@@ -7886,6 +8239,7 @@
     </w:tblStylePr>
     <w:tblStylePr w:type="nwCell">
       <w:rPr>
+        <w:rFonts w:eastAsia="黑体"/>
         <w:color w:themeColor="background1" w:val="FFFFFF"/>
       </w:rPr>
       <w:tblPr/>
@@ -7929,6 +8283,7 @@
         <w:spacing w:after="0" w:before="0" w:line="240" w:lineRule="auto"/>
       </w:pPr>
       <w:rPr>
+        <w:rFonts w:eastAsia="黑体"/>
         <w:b/>
         <w:bCs/>
         <w:color w:themeColor="background1" w:val="FFFFFF"/>
@@ -7951,6 +8306,7 @@
         <w:spacing w:after="0" w:before="0" w:line="240" w:lineRule="auto"/>
       </w:pPr>
       <w:rPr>
+        <w:rFonts w:eastAsia="黑体"/>
         <w:color w:val="auto"/>
       </w:rPr>
       <w:tblPr/>
@@ -7968,6 +8324,7 @@
     </w:tblStylePr>
     <w:tblStylePr w:type="firstCol">
       <w:rPr>
+        <w:rFonts w:eastAsia="黑体"/>
         <w:b/>
         <w:bCs/>
         <w:color w:themeColor="background1" w:val="FFFFFF"/>
@@ -7987,6 +8344,7 @@
     </w:tblStylePr>
     <w:tblStylePr w:type="lastCol">
       <w:rPr>
+        <w:rFonts w:eastAsia="黑体"/>
         <w:b/>
         <w:bCs/>
         <w:color w:themeColor="background1" w:val="FFFFFF"/>
@@ -8035,6 +8393,7 @@
     </w:tblStylePr>
     <w:tblStylePr w:type="nwCell">
       <w:rPr>
+        <w:rFonts w:eastAsia="黑体"/>
         <w:color w:themeColor="background1" w:val="FFFFFF"/>
       </w:rPr>
       <w:tblPr/>
@@ -8078,6 +8437,7 @@
         <w:spacing w:after="0" w:before="0" w:line="240" w:lineRule="auto"/>
       </w:pPr>
       <w:rPr>
+        <w:rFonts w:eastAsia="黑体"/>
         <w:b/>
         <w:bCs/>
         <w:color w:themeColor="background1" w:val="FFFFFF"/>
@@ -8100,6 +8460,7 @@
         <w:spacing w:after="0" w:before="0" w:line="240" w:lineRule="auto"/>
       </w:pPr>
       <w:rPr>
+        <w:rFonts w:eastAsia="黑体"/>
         <w:color w:val="auto"/>
       </w:rPr>
       <w:tblPr/>
@@ -8117,6 +8478,7 @@
     </w:tblStylePr>
     <w:tblStylePr w:type="firstCol">
       <w:rPr>
+        <w:rFonts w:eastAsia="黑体"/>
         <w:b/>
         <w:bCs/>
         <w:color w:themeColor="background1" w:val="FFFFFF"/>
@@ -8136,6 +8498,7 @@
     </w:tblStylePr>
     <w:tblStylePr w:type="lastCol">
       <w:rPr>
+        <w:rFonts w:eastAsia="黑体"/>
         <w:b/>
         <w:bCs/>
         <w:color w:themeColor="background1" w:val="FFFFFF"/>
@@ -8184,6 +8547,7 @@
     </w:tblStylePr>
     <w:tblStylePr w:type="nwCell">
       <w:rPr>
+        <w:rFonts w:eastAsia="黑体"/>
         <w:color w:themeColor="background1" w:val="FFFFFF"/>
       </w:rPr>
       <w:tblPr/>
@@ -8227,6 +8591,7 @@
         <w:spacing w:after="0" w:before="0" w:line="240" w:lineRule="auto"/>
       </w:pPr>
       <w:rPr>
+        <w:rFonts w:eastAsia="黑体"/>
         <w:b/>
         <w:bCs/>
         <w:color w:themeColor="background1" w:val="FFFFFF"/>
@@ -8249,6 +8614,7 @@
         <w:spacing w:after="0" w:before="0" w:line="240" w:lineRule="auto"/>
       </w:pPr>
       <w:rPr>
+        <w:rFonts w:eastAsia="黑体"/>
         <w:color w:val="auto"/>
       </w:rPr>
       <w:tblPr/>
@@ -8266,6 +8632,7 @@
     </w:tblStylePr>
     <w:tblStylePr w:type="firstCol">
       <w:rPr>
+        <w:rFonts w:eastAsia="黑体"/>
         <w:b/>
         <w:bCs/>
         <w:color w:themeColor="background1" w:val="FFFFFF"/>
@@ -8285,6 +8652,7 @@
     </w:tblStylePr>
     <w:tblStylePr w:type="lastCol">
       <w:rPr>
+        <w:rFonts w:eastAsia="黑体"/>
         <w:b/>
         <w:bCs/>
         <w:color w:themeColor="background1" w:val="FFFFFF"/>
@@ -8333,6 +8701,7 @@
     </w:tblStylePr>
     <w:tblStylePr w:type="nwCell">
       <w:rPr>
+        <w:rFonts w:eastAsia="黑体"/>
         <w:color w:themeColor="background1" w:val="FFFFFF"/>
       </w:rPr>
       <w:tblPr/>
@@ -8357,6 +8726,7 @@
       <w:spacing w:after="0" w:line="240" w:lineRule="auto"/>
     </w:pPr>
     <w:rPr>
+      <w:rFonts w:eastAsia="黑体"/>
       <w:color w:themeColor="text1" w:val="000000"/>
     </w:rPr>
     <w:tblPr>
@@ -8376,7 +8746,7 @@
     </w:tblPr>
     <w:tblStylePr w:type="firstRow">
       <w:rPr>
-        <w:rFonts w:asciiTheme="majorHAnsi" w:cstheme="majorBidi" w:eastAsiaTheme="majorEastAsia" w:hAnsiTheme="majorHAnsi"/>
+        <w:rFonts w:asciiTheme="majorHAnsi" w:cstheme="majorBidi" w:hAnsiTheme="majorHAnsi" w:eastAsia="黑体"/>
       </w:rPr>
       <w:tblPr/>
       <w:tcPr>
@@ -8388,6 +8758,7 @@
     </w:tblStylePr>
     <w:tblStylePr w:type="lastRow">
       <w:rPr>
+        <w:rFonts w:eastAsia="黑体"/>
         <w:b/>
         <w:bCs/>
         <w:color w:themeColor="text2" w:val="1F497D"/>
@@ -8402,12 +8773,14 @@
     </w:tblStylePr>
     <w:tblStylePr w:type="firstCol">
       <w:rPr>
+        <w:rFonts w:eastAsia="黑体"/>
         <w:b/>
         <w:bCs/>
       </w:rPr>
     </w:tblStylePr>
     <w:tblStylePr w:type="lastCol">
       <w:rPr>
+        <w:rFonts w:eastAsia="黑体"/>
         <w:b/>
         <w:bCs/>
       </w:rPr>
@@ -8441,6 +8814,7 @@
       <w:spacing w:after="0" w:line="240" w:lineRule="auto"/>
     </w:pPr>
     <w:rPr>
+      <w:rFonts w:eastAsia="黑体"/>
       <w:color w:themeColor="text1" w:val="000000"/>
     </w:rPr>
     <w:tblPr>
@@ -8460,7 +8834,7 @@
     </w:tblPr>
     <w:tblStylePr w:type="firstRow">
       <w:rPr>
-        <w:rFonts w:asciiTheme="majorHAnsi" w:cstheme="majorBidi" w:eastAsiaTheme="majorEastAsia" w:hAnsiTheme="majorHAnsi"/>
+        <w:rFonts w:asciiTheme="majorHAnsi" w:cstheme="majorBidi" w:hAnsiTheme="majorHAnsi" w:eastAsia="黑体"/>
       </w:rPr>
       <w:tblPr/>
       <w:tcPr>
@@ -8472,6 +8846,7 @@
     </w:tblStylePr>
     <w:tblStylePr w:type="lastRow">
       <w:rPr>
+        <w:rFonts w:eastAsia="黑体"/>
         <w:b/>
         <w:bCs/>
         <w:color w:themeColor="text2" w:val="1F497D"/>
@@ -8486,12 +8861,14 @@
     </w:tblStylePr>
     <w:tblStylePr w:type="firstCol">
       <w:rPr>
+        <w:rFonts w:eastAsia="黑体"/>
         <w:b/>
         <w:bCs/>
       </w:rPr>
     </w:tblStylePr>
     <w:tblStylePr w:type="lastCol">
       <w:rPr>
+        <w:rFonts w:eastAsia="黑体"/>
         <w:b/>
         <w:bCs/>
       </w:rPr>
@@ -8525,6 +8902,7 @@
       <w:spacing w:after="0" w:line="240" w:lineRule="auto"/>
     </w:pPr>
     <w:rPr>
+      <w:rFonts w:eastAsia="黑体"/>
       <w:color w:themeColor="text1" w:val="000000"/>
     </w:rPr>
     <w:tblPr>
@@ -8544,7 +8922,7 @@
     </w:tblPr>
     <w:tblStylePr w:type="firstRow">
       <w:rPr>
-        <w:rFonts w:asciiTheme="majorHAnsi" w:cstheme="majorBidi" w:eastAsiaTheme="majorEastAsia" w:hAnsiTheme="majorHAnsi"/>
+        <w:rFonts w:asciiTheme="majorHAnsi" w:cstheme="majorBidi" w:hAnsiTheme="majorHAnsi" w:eastAsia="黑体"/>
       </w:rPr>
       <w:tblPr/>
       <w:tcPr>
@@ -8556,6 +8934,7 @@
     </w:tblStylePr>
     <w:tblStylePr w:type="lastRow">
       <w:rPr>
+        <w:rFonts w:eastAsia="黑体"/>
         <w:b/>
         <w:bCs/>
         <w:color w:themeColor="text2" w:val="1F497D"/>
@@ -8570,12 +8949,14 @@
     </w:tblStylePr>
     <w:tblStylePr w:type="firstCol">
       <w:rPr>
+        <w:rFonts w:eastAsia="黑体"/>
         <w:b/>
         <w:bCs/>
       </w:rPr>
     </w:tblStylePr>
     <w:tblStylePr w:type="lastCol">
       <w:rPr>
+        <w:rFonts w:eastAsia="黑体"/>
         <w:b/>
         <w:bCs/>
       </w:rPr>
@@ -8609,6 +8990,7 @@
       <w:spacing w:after="0" w:line="240" w:lineRule="auto"/>
     </w:pPr>
     <w:rPr>
+      <w:rFonts w:eastAsia="黑体"/>
       <w:color w:themeColor="text1" w:val="000000"/>
     </w:rPr>
     <w:tblPr>
@@ -8628,7 +9010,7 @@
     </w:tblPr>
     <w:tblStylePr w:type="firstRow">
       <w:rPr>
-        <w:rFonts w:asciiTheme="majorHAnsi" w:cstheme="majorBidi" w:eastAsiaTheme="majorEastAsia" w:hAnsiTheme="majorHAnsi"/>
+        <w:rFonts w:asciiTheme="majorHAnsi" w:cstheme="majorBidi" w:hAnsiTheme="majorHAnsi" w:eastAsia="黑体"/>
       </w:rPr>
       <w:tblPr/>
       <w:tcPr>
@@ -8640,6 +9022,7 @@
     </w:tblStylePr>
     <w:tblStylePr w:type="lastRow">
       <w:rPr>
+        <w:rFonts w:eastAsia="黑体"/>
         <w:b/>
         <w:bCs/>
         <w:color w:themeColor="text2" w:val="1F497D"/>
@@ -8654,12 +9037,14 @@
     </w:tblStylePr>
     <w:tblStylePr w:type="firstCol">
       <w:rPr>
+        <w:rFonts w:eastAsia="黑体"/>
         <w:b/>
         <w:bCs/>
       </w:rPr>
     </w:tblStylePr>
     <w:tblStylePr w:type="lastCol">
       <w:rPr>
+        <w:rFonts w:eastAsia="黑体"/>
         <w:b/>
         <w:bCs/>
       </w:rPr>
@@ -8693,6 +9078,7 @@
       <w:spacing w:after="0" w:line="240" w:lineRule="auto"/>
     </w:pPr>
     <w:rPr>
+      <w:rFonts w:eastAsia="黑体"/>
       <w:color w:themeColor="text1" w:val="000000"/>
     </w:rPr>
     <w:tblPr>
@@ -8712,7 +9098,7 @@
     </w:tblPr>
     <w:tblStylePr w:type="firstRow">
       <w:rPr>
-        <w:rFonts w:asciiTheme="majorHAnsi" w:cstheme="majorBidi" w:eastAsiaTheme="majorEastAsia" w:hAnsiTheme="majorHAnsi"/>
+        <w:rFonts w:asciiTheme="majorHAnsi" w:cstheme="majorBidi" w:hAnsiTheme="majorHAnsi" w:eastAsia="黑体"/>
       </w:rPr>
       <w:tblPr/>
       <w:tcPr>
@@ -8724,6 +9110,7 @@
     </w:tblStylePr>
     <w:tblStylePr w:type="lastRow">
       <w:rPr>
+        <w:rFonts w:eastAsia="黑体"/>
         <w:b/>
         <w:bCs/>
         <w:color w:themeColor="text2" w:val="1F497D"/>
@@ -8738,12 +9125,14 @@
     </w:tblStylePr>
     <w:tblStylePr w:type="firstCol">
       <w:rPr>
+        <w:rFonts w:eastAsia="黑体"/>
         <w:b/>
         <w:bCs/>
       </w:rPr>
     </w:tblStylePr>
     <w:tblStylePr w:type="lastCol">
       <w:rPr>
+        <w:rFonts w:eastAsia="黑体"/>
         <w:b/>
         <w:bCs/>
       </w:rPr>
@@ -8777,6 +9166,7 @@
       <w:spacing w:after="0" w:line="240" w:lineRule="auto"/>
     </w:pPr>
     <w:rPr>
+      <w:rFonts w:eastAsia="黑体"/>
       <w:color w:themeColor="text1" w:val="000000"/>
     </w:rPr>
     <w:tblPr>
@@ -8796,7 +9186,7 @@
     </w:tblPr>
     <w:tblStylePr w:type="firstRow">
       <w:rPr>
-        <w:rFonts w:asciiTheme="majorHAnsi" w:cstheme="majorBidi" w:eastAsiaTheme="majorEastAsia" w:hAnsiTheme="majorHAnsi"/>
+        <w:rFonts w:asciiTheme="majorHAnsi" w:cstheme="majorBidi" w:hAnsiTheme="majorHAnsi" w:eastAsia="黑体"/>
       </w:rPr>
       <w:tblPr/>
       <w:tcPr>
@@ -8808,6 +9198,7 @@
     </w:tblStylePr>
     <w:tblStylePr w:type="lastRow">
       <w:rPr>
+        <w:rFonts w:eastAsia="黑体"/>
         <w:b/>
         <w:bCs/>
         <w:color w:themeColor="text2" w:val="1F497D"/>
@@ -8822,12 +9213,14 @@
     </w:tblStylePr>
     <w:tblStylePr w:type="firstCol">
       <w:rPr>
+        <w:rFonts w:eastAsia="黑体"/>
         <w:b/>
         <w:bCs/>
       </w:rPr>
     </w:tblStylePr>
     <w:tblStylePr w:type="lastCol">
       <w:rPr>
+        <w:rFonts w:eastAsia="黑体"/>
         <w:b/>
         <w:bCs/>
       </w:rPr>
@@ -8861,6 +9254,7 @@
       <w:spacing w:after="0" w:line="240" w:lineRule="auto"/>
     </w:pPr>
     <w:rPr>
+      <w:rFonts w:eastAsia="黑体"/>
       <w:color w:themeColor="text1" w:val="000000"/>
     </w:rPr>
     <w:tblPr>
@@ -8880,7 +9274,7 @@
     </w:tblPr>
     <w:tblStylePr w:type="firstRow">
       <w:rPr>
-        <w:rFonts w:asciiTheme="majorHAnsi" w:cstheme="majorBidi" w:eastAsiaTheme="majorEastAsia" w:hAnsiTheme="majorHAnsi"/>
+        <w:rFonts w:asciiTheme="majorHAnsi" w:cstheme="majorBidi" w:hAnsiTheme="majorHAnsi" w:eastAsia="黑体"/>
       </w:rPr>
       <w:tblPr/>
       <w:tcPr>
@@ -8892,6 +9286,7 @@
     </w:tblStylePr>
     <w:tblStylePr w:type="lastRow">
       <w:rPr>
+        <w:rFonts w:eastAsia="黑体"/>
         <w:b/>
         <w:bCs/>
         <w:color w:themeColor="text2" w:val="1F497D"/>
@@ -8906,12 +9301,14 @@
     </w:tblStylePr>
     <w:tblStylePr w:type="firstCol">
       <w:rPr>
+        <w:rFonts w:eastAsia="黑体"/>
         <w:b/>
         <w:bCs/>
       </w:rPr>
     </w:tblStylePr>
     <w:tblStylePr w:type="lastCol">
       <w:rPr>
+        <w:rFonts w:eastAsia="黑体"/>
         <w:b/>
         <w:bCs/>
       </w:rPr>
@@ -8945,7 +9342,7 @@
       <w:spacing w:after="0" w:line="240" w:lineRule="auto"/>
     </w:pPr>
     <w:rPr>
-      <w:rFonts w:asciiTheme="majorHAnsi" w:cstheme="majorBidi" w:eastAsiaTheme="majorEastAsia" w:hAnsiTheme="majorHAnsi"/>
+      <w:rFonts w:asciiTheme="majorHAnsi" w:cstheme="majorBidi" w:hAnsiTheme="majorHAnsi" w:eastAsia="黑体"/>
       <w:color w:themeColor="text1" w:val="000000"/>
     </w:rPr>
     <w:tblPr>
@@ -8967,6 +9364,7 @@
     </w:tblPr>
     <w:tblStylePr w:type="firstRow">
       <w:rPr>
+        <w:rFonts w:eastAsia="黑体"/>
         <w:sz w:val="24"/>
         <w:szCs w:val="24"/>
       </w:rPr>
@@ -9073,7 +9471,7 @@
       <w:spacing w:after="0" w:line="240" w:lineRule="auto"/>
     </w:pPr>
     <w:rPr>
-      <w:rFonts w:asciiTheme="majorHAnsi" w:cstheme="majorBidi" w:eastAsiaTheme="majorEastAsia" w:hAnsiTheme="majorHAnsi"/>
+      <w:rFonts w:asciiTheme="majorHAnsi" w:cstheme="majorBidi" w:hAnsiTheme="majorHAnsi" w:eastAsia="黑体"/>
       <w:color w:themeColor="text1" w:val="000000"/>
     </w:rPr>
     <w:tblPr>
@@ -9095,6 +9493,7 @@
     </w:tblPr>
     <w:tblStylePr w:type="firstRow">
       <w:rPr>
+        <w:rFonts w:eastAsia="黑体"/>
         <w:sz w:val="24"/>
         <w:szCs w:val="24"/>
       </w:rPr>
@@ -9201,7 +9600,7 @@
       <w:spacing w:after="0" w:line="240" w:lineRule="auto"/>
     </w:pPr>
     <w:rPr>
-      <w:rFonts w:asciiTheme="majorHAnsi" w:cstheme="majorBidi" w:eastAsiaTheme="majorEastAsia" w:hAnsiTheme="majorHAnsi"/>
+      <w:rFonts w:asciiTheme="majorHAnsi" w:cstheme="majorBidi" w:hAnsiTheme="majorHAnsi" w:eastAsia="黑体"/>
       <w:color w:themeColor="text1" w:val="000000"/>
     </w:rPr>
     <w:tblPr>
@@ -9223,6 +9622,7 @@
     </w:tblPr>
     <w:tblStylePr w:type="firstRow">
       <w:rPr>
+        <w:rFonts w:eastAsia="黑体"/>
         <w:sz w:val="24"/>
         <w:szCs w:val="24"/>
       </w:rPr>
@@ -9329,7 +9729,7 @@
       <w:spacing w:after="0" w:line="240" w:lineRule="auto"/>
     </w:pPr>
     <w:rPr>
-      <w:rFonts w:asciiTheme="majorHAnsi" w:cstheme="majorBidi" w:eastAsiaTheme="majorEastAsia" w:hAnsiTheme="majorHAnsi"/>
+      <w:rFonts w:asciiTheme="majorHAnsi" w:cstheme="majorBidi" w:hAnsiTheme="majorHAnsi" w:eastAsia="黑体"/>
       <w:color w:themeColor="text1" w:val="000000"/>
     </w:rPr>
     <w:tblPr>
@@ -9351,6 +9751,7 @@
     </w:tblPr>
     <w:tblStylePr w:type="firstRow">
       <w:rPr>
+        <w:rFonts w:eastAsia="黑体"/>
         <w:sz w:val="24"/>
         <w:szCs w:val="24"/>
       </w:rPr>
@@ -9457,7 +9858,7 @@
       <w:spacing w:after="0" w:line="240" w:lineRule="auto"/>
     </w:pPr>
     <w:rPr>
-      <w:rFonts w:asciiTheme="majorHAnsi" w:cstheme="majorBidi" w:eastAsiaTheme="majorEastAsia" w:hAnsiTheme="majorHAnsi"/>
+      <w:rFonts w:asciiTheme="majorHAnsi" w:cstheme="majorBidi" w:hAnsiTheme="majorHAnsi" w:eastAsia="黑体"/>
       <w:color w:themeColor="text1" w:val="000000"/>
     </w:rPr>
     <w:tblPr>
@@ -9479,6 +9880,7 @@
     </w:tblPr>
     <w:tblStylePr w:type="firstRow">
       <w:rPr>
+        <w:rFonts w:eastAsia="黑体"/>
         <w:sz w:val="24"/>
         <w:szCs w:val="24"/>
       </w:rPr>
@@ -9585,7 +9987,7 @@
       <w:spacing w:after="0" w:line="240" w:lineRule="auto"/>
     </w:pPr>
     <w:rPr>
-      <w:rFonts w:asciiTheme="majorHAnsi" w:cstheme="majorBidi" w:eastAsiaTheme="majorEastAsia" w:hAnsiTheme="majorHAnsi"/>
+      <w:rFonts w:asciiTheme="majorHAnsi" w:cstheme="majorBidi" w:hAnsiTheme="majorHAnsi" w:eastAsia="黑体"/>
       <w:color w:themeColor="text1" w:val="000000"/>
     </w:rPr>
     <w:tblPr>
@@ -9607,6 +10009,7 @@
     </w:tblPr>
     <w:tblStylePr w:type="firstRow">
       <w:rPr>
+        <w:rFonts w:eastAsia="黑体"/>
         <w:sz w:val="24"/>
         <w:szCs w:val="24"/>
       </w:rPr>
@@ -9713,7 +10116,7 @@
       <w:spacing w:after="0" w:line="240" w:lineRule="auto"/>
     </w:pPr>
     <w:rPr>
-      <w:rFonts w:asciiTheme="majorHAnsi" w:cstheme="majorBidi" w:eastAsiaTheme="majorEastAsia" w:hAnsiTheme="majorHAnsi"/>
+      <w:rFonts w:asciiTheme="majorHAnsi" w:cstheme="majorBidi" w:hAnsiTheme="majorHAnsi" w:eastAsia="黑体"/>
       <w:color w:themeColor="text1" w:val="000000"/>
     </w:rPr>
     <w:tblPr>
@@ -9735,6 +10138,7 @@
     </w:tblPr>
     <w:tblStylePr w:type="firstRow">
       <w:rPr>
+        <w:rFonts w:eastAsia="黑体"/>
         <w:sz w:val="24"/>
         <w:szCs w:val="24"/>
       </w:rPr>
@@ -9864,12 +10268,14 @@
     </w:tcPr>
     <w:tblStylePr w:type="firstRow">
       <w:rPr>
+        <w:rFonts w:eastAsia="黑体"/>
         <w:b/>
         <w:bCs/>
       </w:rPr>
     </w:tblStylePr>
     <w:tblStylePr w:type="lastRow">
       <w:rPr>
+        <w:rFonts w:eastAsia="黑体"/>
         <w:b/>
         <w:bCs/>
       </w:rPr>
@@ -9882,12 +10288,14 @@
     </w:tblStylePr>
     <w:tblStylePr w:type="firstCol">
       <w:rPr>
+        <w:rFonts w:eastAsia="黑体"/>
         <w:b/>
         <w:bCs/>
       </w:rPr>
     </w:tblStylePr>
     <w:tblStylePr w:type="lastCol">
       <w:rPr>
+        <w:rFonts w:eastAsia="黑体"/>
         <w:b/>
         <w:bCs/>
       </w:rPr>
@@ -9937,12 +10345,14 @@
     </w:tcPr>
     <w:tblStylePr w:type="firstRow">
       <w:rPr>
+        <w:rFonts w:eastAsia="黑体"/>
         <w:b/>
         <w:bCs/>
       </w:rPr>
     </w:tblStylePr>
     <w:tblStylePr w:type="lastRow">
       <w:rPr>
+        <w:rFonts w:eastAsia="黑体"/>
         <w:b/>
         <w:bCs/>
       </w:rPr>
@@ -9955,12 +10365,14 @@
     </w:tblStylePr>
     <w:tblStylePr w:type="firstCol">
       <w:rPr>
+        <w:rFonts w:eastAsia="黑体"/>
         <w:b/>
         <w:bCs/>
       </w:rPr>
     </w:tblStylePr>
     <w:tblStylePr w:type="lastCol">
       <w:rPr>
+        <w:rFonts w:eastAsia="黑体"/>
         <w:b/>
         <w:bCs/>
       </w:rPr>
@@ -10010,12 +10422,14 @@
     </w:tcPr>
     <w:tblStylePr w:type="firstRow">
       <w:rPr>
+        <w:rFonts w:eastAsia="黑体"/>
         <w:b/>
         <w:bCs/>
       </w:rPr>
     </w:tblStylePr>
     <w:tblStylePr w:type="lastRow">
       <w:rPr>
+        <w:rFonts w:eastAsia="黑体"/>
         <w:b/>
         <w:bCs/>
       </w:rPr>
@@ -10028,12 +10442,14 @@
     </w:tblStylePr>
     <w:tblStylePr w:type="firstCol">
       <w:rPr>
+        <w:rFonts w:eastAsia="黑体"/>
         <w:b/>
         <w:bCs/>
       </w:rPr>
     </w:tblStylePr>
     <w:tblStylePr w:type="lastCol">
       <w:rPr>
+        <w:rFonts w:eastAsia="黑体"/>
         <w:b/>
         <w:bCs/>
       </w:rPr>
@@ -10083,12 +10499,14 @@
     </w:tcPr>
     <w:tblStylePr w:type="firstRow">
       <w:rPr>
+        <w:rFonts w:eastAsia="黑体"/>
         <w:b/>
         <w:bCs/>
       </w:rPr>
     </w:tblStylePr>
     <w:tblStylePr w:type="lastRow">
       <w:rPr>
+        <w:rFonts w:eastAsia="黑体"/>
         <w:b/>
         <w:bCs/>
       </w:rPr>
@@ -10101,12 +10519,14 @@
     </w:tblStylePr>
     <w:tblStylePr w:type="firstCol">
       <w:rPr>
+        <w:rFonts w:eastAsia="黑体"/>
         <w:b/>
         <w:bCs/>
       </w:rPr>
     </w:tblStylePr>
     <w:tblStylePr w:type="lastCol">
       <w:rPr>
+        <w:rFonts w:eastAsia="黑体"/>
         <w:b/>
         <w:bCs/>
       </w:rPr>
@@ -10156,12 +10576,14 @@
     </w:tcPr>
     <w:tblStylePr w:type="firstRow">
       <w:rPr>
+        <w:rFonts w:eastAsia="黑体"/>
         <w:b/>
         <w:bCs/>
       </w:rPr>
     </w:tblStylePr>
     <w:tblStylePr w:type="lastRow">
       <w:rPr>
+        <w:rFonts w:eastAsia="黑体"/>
         <w:b/>
         <w:bCs/>
       </w:rPr>
@@ -10174,12 +10596,14 @@
     </w:tblStylePr>
     <w:tblStylePr w:type="firstCol">
       <w:rPr>
+        <w:rFonts w:eastAsia="黑体"/>
         <w:b/>
         <w:bCs/>
       </w:rPr>
     </w:tblStylePr>
     <w:tblStylePr w:type="lastCol">
       <w:rPr>
+        <w:rFonts w:eastAsia="黑体"/>
         <w:b/>
         <w:bCs/>
       </w:rPr>
@@ -10229,12 +10653,14 @@
     </w:tcPr>
     <w:tblStylePr w:type="firstRow">
       <w:rPr>
+        <w:rFonts w:eastAsia="黑体"/>
         <w:b/>
         <w:bCs/>
       </w:rPr>
     </w:tblStylePr>
     <w:tblStylePr w:type="lastRow">
       <w:rPr>
+        <w:rFonts w:eastAsia="黑体"/>
         <w:b/>
         <w:bCs/>
       </w:rPr>
@@ -10247,12 +10673,14 @@
     </w:tblStylePr>
     <w:tblStylePr w:type="firstCol">
       <w:rPr>
+        <w:rFonts w:eastAsia="黑体"/>
         <w:b/>
         <w:bCs/>
       </w:rPr>
     </w:tblStylePr>
     <w:tblStylePr w:type="lastCol">
       <w:rPr>
+        <w:rFonts w:eastAsia="黑体"/>
         <w:b/>
         <w:bCs/>
       </w:rPr>
@@ -10302,12 +10730,14 @@
     </w:tcPr>
     <w:tblStylePr w:type="firstRow">
       <w:rPr>
+        <w:rFonts w:eastAsia="黑体"/>
         <w:b/>
         <w:bCs/>
       </w:rPr>
     </w:tblStylePr>
     <w:tblStylePr w:type="lastRow">
       <w:rPr>
+        <w:rFonts w:eastAsia="黑体"/>
         <w:b/>
         <w:bCs/>
       </w:rPr>
@@ -10320,12 +10750,14 @@
     </w:tblStylePr>
     <w:tblStylePr w:type="firstCol">
       <w:rPr>
+        <w:rFonts w:eastAsia="黑体"/>
         <w:b/>
         <w:bCs/>
       </w:rPr>
     </w:tblStylePr>
     <w:tblStylePr w:type="lastCol">
       <w:rPr>
+        <w:rFonts w:eastAsia="黑体"/>
         <w:b/>
         <w:bCs/>
       </w:rPr>
@@ -10352,7 +10784,7 @@
       <w:spacing w:after="0" w:line="240" w:lineRule="auto"/>
     </w:pPr>
     <w:rPr>
-      <w:rFonts w:asciiTheme="majorHAnsi" w:cstheme="majorBidi" w:eastAsiaTheme="majorEastAsia" w:hAnsiTheme="majorHAnsi"/>
+      <w:rFonts w:asciiTheme="majorHAnsi" w:cstheme="majorBidi" w:hAnsiTheme="majorHAnsi" w:eastAsia="黑体"/>
       <w:color w:themeColor="text1" w:val="000000"/>
     </w:rPr>
     <w:tblPr>
@@ -10379,6 +10811,7 @@
     </w:tcPr>
     <w:tblStylePr w:type="firstRow">
       <w:rPr>
+        <w:rFonts w:eastAsia="黑体"/>
         <w:b/>
         <w:bCs/>
         <w:color w:themeColor="text1" w:val="000000"/>
@@ -10390,6 +10823,7 @@
     </w:tblStylePr>
     <w:tblStylePr w:type="lastRow">
       <w:rPr>
+        <w:rFonts w:eastAsia="黑体"/>
         <w:b/>
         <w:bCs/>
         <w:color w:themeColor="text1" w:val="000000"/>
@@ -10409,6 +10843,7 @@
     </w:tblStylePr>
     <w:tblStylePr w:type="firstCol">
       <w:rPr>
+        <w:rFonts w:eastAsia="黑体"/>
         <w:b/>
         <w:bCs/>
         <w:color w:themeColor="text1" w:val="000000"/>
@@ -10428,6 +10863,7 @@
     </w:tblStylePr>
     <w:tblStylePr w:type="lastCol">
       <w:rPr>
+        <w:rFonts w:eastAsia="黑体"/>
         <w:b w:val="0"/>
         <w:bCs w:val="0"/>
         <w:color w:themeColor="text1" w:val="000000"/>
@@ -10477,7 +10913,7 @@
       <w:spacing w:after="0" w:line="240" w:lineRule="auto"/>
     </w:pPr>
     <w:rPr>
-      <w:rFonts w:asciiTheme="majorHAnsi" w:cstheme="majorBidi" w:eastAsiaTheme="majorEastAsia" w:hAnsiTheme="majorHAnsi"/>
+      <w:rFonts w:asciiTheme="majorHAnsi" w:cstheme="majorBidi" w:hAnsiTheme="majorHAnsi" w:eastAsia="黑体"/>
       <w:color w:themeColor="text1" w:val="000000"/>
     </w:rPr>
     <w:tblPr>
@@ -10504,6 +10940,7 @@
     </w:tcPr>
     <w:tblStylePr w:type="firstRow">
       <w:rPr>
+        <w:rFonts w:eastAsia="黑体"/>
         <w:b/>
         <w:bCs/>
         <w:color w:themeColor="text1" w:val="000000"/>
@@ -10515,6 +10952,7 @@
     </w:tblStylePr>
     <w:tblStylePr w:type="lastRow">
       <w:rPr>
+        <w:rFonts w:eastAsia="黑体"/>
         <w:b/>
         <w:bCs/>
         <w:color w:themeColor="text1" w:val="000000"/>
@@ -10534,6 +10972,7 @@
     </w:tblStylePr>
     <w:tblStylePr w:type="firstCol">
       <w:rPr>
+        <w:rFonts w:eastAsia="黑体"/>
         <w:b/>
         <w:bCs/>
         <w:color w:themeColor="text1" w:val="000000"/>
@@ -10553,6 +10992,7 @@
     </w:tblStylePr>
     <w:tblStylePr w:type="lastCol">
       <w:rPr>
+        <w:rFonts w:eastAsia="黑体"/>
         <w:b w:val="0"/>
         <w:bCs w:val="0"/>
         <w:color w:themeColor="text1" w:val="000000"/>
@@ -10602,7 +11042,7 @@
       <w:spacing w:after="0" w:line="240" w:lineRule="auto"/>
     </w:pPr>
     <w:rPr>
-      <w:rFonts w:asciiTheme="majorHAnsi" w:cstheme="majorBidi" w:eastAsiaTheme="majorEastAsia" w:hAnsiTheme="majorHAnsi"/>
+      <w:rFonts w:asciiTheme="majorHAnsi" w:cstheme="majorBidi" w:hAnsiTheme="majorHAnsi" w:eastAsia="黑体"/>
       <w:color w:themeColor="text1" w:val="000000"/>
     </w:rPr>
     <w:tblPr>
@@ -10629,6 +11069,7 @@
     </w:tcPr>
     <w:tblStylePr w:type="firstRow">
       <w:rPr>
+        <w:rFonts w:eastAsia="黑体"/>
         <w:b/>
         <w:bCs/>
         <w:color w:themeColor="text1" w:val="000000"/>
@@ -10640,6 +11081,7 @@
     </w:tblStylePr>
     <w:tblStylePr w:type="lastRow">
       <w:rPr>
+        <w:rFonts w:eastAsia="黑体"/>
         <w:b/>
         <w:bCs/>
         <w:color w:themeColor="text1" w:val="000000"/>
@@ -10659,6 +11101,7 @@
     </w:tblStylePr>
     <w:tblStylePr w:type="firstCol">
       <w:rPr>
+        <w:rFonts w:eastAsia="黑体"/>
         <w:b/>
         <w:bCs/>
         <w:color w:themeColor="text1" w:val="000000"/>
@@ -10678,6 +11121,7 @@
     </w:tblStylePr>
     <w:tblStylePr w:type="lastCol">
       <w:rPr>
+        <w:rFonts w:eastAsia="黑体"/>
         <w:b w:val="0"/>
         <w:bCs w:val="0"/>
         <w:color w:themeColor="text1" w:val="000000"/>
@@ -10727,7 +11171,7 @@
       <w:spacing w:after="0" w:line="240" w:lineRule="auto"/>
     </w:pPr>
     <w:rPr>
-      <w:rFonts w:asciiTheme="majorHAnsi" w:cstheme="majorBidi" w:eastAsiaTheme="majorEastAsia" w:hAnsiTheme="majorHAnsi"/>
+      <w:rFonts w:asciiTheme="majorHAnsi" w:cstheme="majorBidi" w:hAnsiTheme="majorHAnsi" w:eastAsia="黑体"/>
       <w:color w:themeColor="text1" w:val="000000"/>
     </w:rPr>
     <w:tblPr>
@@ -10754,6 +11198,7 @@
     </w:tcPr>
     <w:tblStylePr w:type="firstRow">
       <w:rPr>
+        <w:rFonts w:eastAsia="黑体"/>
         <w:b/>
         <w:bCs/>
         <w:color w:themeColor="text1" w:val="000000"/>
@@ -10765,6 +11210,7 @@
     </w:tblStylePr>
     <w:tblStylePr w:type="lastRow">
       <w:rPr>
+        <w:rFonts w:eastAsia="黑体"/>
         <w:b/>
         <w:bCs/>
         <w:color w:themeColor="text1" w:val="000000"/>
@@ -10784,6 +11230,7 @@
     </w:tblStylePr>
     <w:tblStylePr w:type="firstCol">
       <w:rPr>
+        <w:rFonts w:eastAsia="黑体"/>
         <w:b/>
         <w:bCs/>
         <w:color w:themeColor="text1" w:val="000000"/>
@@ -10803,6 +11250,7 @@
     </w:tblStylePr>
     <w:tblStylePr w:type="lastCol">
       <w:rPr>
+        <w:rFonts w:eastAsia="黑体"/>
         <w:b w:val="0"/>
         <w:bCs w:val="0"/>
         <w:color w:themeColor="text1" w:val="000000"/>
@@ -10852,7 +11300,7 @@
       <w:spacing w:after="0" w:line="240" w:lineRule="auto"/>
     </w:pPr>
     <w:rPr>
-      <w:rFonts w:asciiTheme="majorHAnsi" w:cstheme="majorBidi" w:eastAsiaTheme="majorEastAsia" w:hAnsiTheme="majorHAnsi"/>
+      <w:rFonts w:asciiTheme="majorHAnsi" w:cstheme="majorBidi" w:hAnsiTheme="majorHAnsi" w:eastAsia="黑体"/>
       <w:color w:themeColor="text1" w:val="000000"/>
     </w:rPr>
     <w:tblPr>
@@ -10879,6 +11327,7 @@
     </w:tcPr>
     <w:tblStylePr w:type="firstRow">
       <w:rPr>
+        <w:rFonts w:eastAsia="黑体"/>
         <w:b/>
         <w:bCs/>
         <w:color w:themeColor="text1" w:val="000000"/>
@@ -10890,6 +11339,7 @@
     </w:tblStylePr>
     <w:tblStylePr w:type="lastRow">
       <w:rPr>
+        <w:rFonts w:eastAsia="黑体"/>
         <w:b/>
         <w:bCs/>
         <w:color w:themeColor="text1" w:val="000000"/>
@@ -10909,6 +11359,7 @@
     </w:tblStylePr>
     <w:tblStylePr w:type="firstCol">
       <w:rPr>
+        <w:rFonts w:eastAsia="黑体"/>
         <w:b/>
         <w:bCs/>
         <w:color w:themeColor="text1" w:val="000000"/>
@@ -10928,6 +11379,7 @@
     </w:tblStylePr>
     <w:tblStylePr w:type="lastCol">
       <w:rPr>
+        <w:rFonts w:eastAsia="黑体"/>
         <w:b w:val="0"/>
         <w:bCs w:val="0"/>
         <w:color w:themeColor="text1" w:val="000000"/>
@@ -10977,7 +11429,7 @@
       <w:spacing w:after="0" w:line="240" w:lineRule="auto"/>
     </w:pPr>
     <w:rPr>
-      <w:rFonts w:asciiTheme="majorHAnsi" w:cstheme="majorBidi" w:eastAsiaTheme="majorEastAsia" w:hAnsiTheme="majorHAnsi"/>
+      <w:rFonts w:asciiTheme="majorHAnsi" w:cstheme="majorBidi" w:hAnsiTheme="majorHAnsi" w:eastAsia="黑体"/>
       <w:color w:themeColor="text1" w:val="000000"/>
     </w:rPr>
     <w:tblPr>
@@ -11004,6 +11456,7 @@
     </w:tcPr>
     <w:tblStylePr w:type="firstRow">
       <w:rPr>
+        <w:rFonts w:eastAsia="黑体"/>
         <w:b/>
         <w:bCs/>
         <w:color w:themeColor="text1" w:val="000000"/>
@@ -11015,6 +11468,7 @@
     </w:tblStylePr>
     <w:tblStylePr w:type="lastRow">
       <w:rPr>
+        <w:rFonts w:eastAsia="黑体"/>
         <w:b/>
         <w:bCs/>
         <w:color w:themeColor="text1" w:val="000000"/>
@@ -11034,6 +11488,7 @@
     </w:tblStylePr>
     <w:tblStylePr w:type="firstCol">
       <w:rPr>
+        <w:rFonts w:eastAsia="黑体"/>
         <w:b/>
         <w:bCs/>
         <w:color w:themeColor="text1" w:val="000000"/>
@@ -11053,6 +11508,7 @@
     </w:tblStylePr>
     <w:tblStylePr w:type="lastCol">
       <w:rPr>
+        <w:rFonts w:eastAsia="黑体"/>
         <w:b w:val="0"/>
         <w:bCs w:val="0"/>
         <w:color w:themeColor="text1" w:val="000000"/>
@@ -11102,7 +11558,7 @@
       <w:spacing w:after="0" w:line="240" w:lineRule="auto"/>
     </w:pPr>
     <w:rPr>
-      <w:rFonts w:asciiTheme="majorHAnsi" w:cstheme="majorBidi" w:eastAsiaTheme="majorEastAsia" w:hAnsiTheme="majorHAnsi"/>
+      <w:rFonts w:asciiTheme="majorHAnsi" w:cstheme="majorBidi" w:hAnsiTheme="majorHAnsi" w:eastAsia="黑体"/>
       <w:color w:themeColor="text1" w:val="000000"/>
     </w:rPr>
     <w:tblPr>
@@ -11129,6 +11585,7 @@
     </w:tcPr>
     <w:tblStylePr w:type="firstRow">
       <w:rPr>
+        <w:rFonts w:eastAsia="黑体"/>
         <w:b/>
         <w:bCs/>
         <w:color w:themeColor="text1" w:val="000000"/>
@@ -11140,6 +11597,7 @@
     </w:tblStylePr>
     <w:tblStylePr w:type="lastRow">
       <w:rPr>
+        <w:rFonts w:eastAsia="黑体"/>
         <w:b/>
         <w:bCs/>
         <w:color w:themeColor="text1" w:val="000000"/>
@@ -11159,6 +11617,7 @@
     </w:tblStylePr>
     <w:tblStylePr w:type="firstCol">
       <w:rPr>
+        <w:rFonts w:eastAsia="黑体"/>
         <w:b/>
         <w:bCs/>
         <w:color w:themeColor="text1" w:val="000000"/>
@@ -11178,6 +11637,7 @@
     </w:tblStylePr>
     <w:tblStylePr w:type="lastCol">
       <w:rPr>
+        <w:rFonts w:eastAsia="黑体"/>
         <w:b w:val="0"/>
         <w:bCs w:val="0"/>
         <w:color w:themeColor="text1" w:val="000000"/>
@@ -11250,6 +11710,7 @@
     </w:tcPr>
     <w:tblStylePr w:type="firstRow">
       <w:rPr>
+        <w:rFonts w:eastAsia="黑体"/>
         <w:b/>
         <w:bCs/>
         <w:i w:val="0"/>
@@ -11271,6 +11732,7 @@
     </w:tblStylePr>
     <w:tblStylePr w:type="lastRow">
       <w:rPr>
+        <w:rFonts w:eastAsia="黑体"/>
         <w:b/>
         <w:bCs/>
         <w:i w:val="0"/>
@@ -11292,6 +11754,7 @@
     </w:tblStylePr>
     <w:tblStylePr w:type="firstCol">
       <w:rPr>
+        <w:rFonts w:eastAsia="黑体"/>
         <w:b/>
         <w:bCs/>
         <w:i w:val="0"/>
@@ -11311,6 +11774,7 @@
     </w:tblStylePr>
     <w:tblStylePr w:type="lastCol">
       <w:rPr>
+        <w:rFonts w:eastAsia="黑体"/>
         <w:b/>
         <w:bCs/>
         <w:i w:val="0"/>
@@ -11391,6 +11855,7 @@
     </w:tcPr>
     <w:tblStylePr w:type="firstRow">
       <w:rPr>
+        <w:rFonts w:eastAsia="黑体"/>
         <w:b/>
         <w:bCs/>
         <w:i w:val="0"/>
@@ -11412,6 +11877,7 @@
     </w:tblStylePr>
     <w:tblStylePr w:type="lastRow">
       <w:rPr>
+        <w:rFonts w:eastAsia="黑体"/>
         <w:b/>
         <w:bCs/>
         <w:i w:val="0"/>
@@ -11433,6 +11899,7 @@
     </w:tblStylePr>
     <w:tblStylePr w:type="firstCol">
       <w:rPr>
+        <w:rFonts w:eastAsia="黑体"/>
         <w:b/>
         <w:bCs/>
         <w:i w:val="0"/>
@@ -11452,6 +11919,7 @@
     </w:tblStylePr>
     <w:tblStylePr w:type="lastCol">
       <w:rPr>
+        <w:rFonts w:eastAsia="黑体"/>
         <w:b/>
         <w:bCs/>
         <w:i w:val="0"/>
@@ -11532,6 +12000,7 @@
     </w:tcPr>
     <w:tblStylePr w:type="firstRow">
       <w:rPr>
+        <w:rFonts w:eastAsia="黑体"/>
         <w:b/>
         <w:bCs/>
         <w:i w:val="0"/>
@@ -11553,6 +12022,7 @@
     </w:tblStylePr>
     <w:tblStylePr w:type="lastRow">
       <w:rPr>
+        <w:rFonts w:eastAsia="黑体"/>
         <w:b/>
         <w:bCs/>
         <w:i w:val="0"/>
@@ -11574,6 +12044,7 @@
     </w:tblStylePr>
     <w:tblStylePr w:type="firstCol">
       <w:rPr>
+        <w:rFonts w:eastAsia="黑体"/>
         <w:b/>
         <w:bCs/>
         <w:i w:val="0"/>
@@ -11593,6 +12064,7 @@
     </w:tblStylePr>
     <w:tblStylePr w:type="lastCol">
       <w:rPr>
+        <w:rFonts w:eastAsia="黑体"/>
         <w:b/>
         <w:bCs/>
         <w:i w:val="0"/>
@@ -11673,6 +12145,7 @@
     </w:tcPr>
     <w:tblStylePr w:type="firstRow">
       <w:rPr>
+        <w:rFonts w:eastAsia="黑体"/>
         <w:b/>
         <w:bCs/>
         <w:i w:val="0"/>
@@ -11694,6 +12167,7 @@
     </w:tblStylePr>
     <w:tblStylePr w:type="lastRow">
       <w:rPr>
+        <w:rFonts w:eastAsia="黑体"/>
         <w:b/>
         <w:bCs/>
         <w:i w:val="0"/>
@@ -11715,6 +12189,7 @@
     </w:tblStylePr>
     <w:tblStylePr w:type="firstCol">
       <w:rPr>
+        <w:rFonts w:eastAsia="黑体"/>
         <w:b/>
         <w:bCs/>
         <w:i w:val="0"/>
@@ -11734,6 +12209,7 @@
     </w:tblStylePr>
     <w:tblStylePr w:type="lastCol">
       <w:rPr>
+        <w:rFonts w:eastAsia="黑体"/>
         <w:b/>
         <w:bCs/>
         <w:i w:val="0"/>
@@ -11814,6 +12290,7 @@
     </w:tcPr>
     <w:tblStylePr w:type="firstRow">
       <w:rPr>
+        <w:rFonts w:eastAsia="黑体"/>
         <w:b/>
         <w:bCs/>
         <w:i w:val="0"/>
@@ -11835,6 +12312,7 @@
     </w:tblStylePr>
     <w:tblStylePr w:type="lastRow">
       <w:rPr>
+        <w:rFonts w:eastAsia="黑体"/>
         <w:b/>
         <w:bCs/>
         <w:i w:val="0"/>
@@ -11856,6 +12334,7 @@
     </w:tblStylePr>
     <w:tblStylePr w:type="firstCol">
       <w:rPr>
+        <w:rFonts w:eastAsia="黑体"/>
         <w:b/>
         <w:bCs/>
         <w:i w:val="0"/>
@@ -11875,6 +12354,7 @@
     </w:tblStylePr>
     <w:tblStylePr w:type="lastCol">
       <w:rPr>
+        <w:rFonts w:eastAsia="黑体"/>
         <w:b/>
         <w:bCs/>
         <w:i w:val="0"/>
@@ -11955,6 +12435,7 @@
     </w:tcPr>
     <w:tblStylePr w:type="firstRow">
       <w:rPr>
+        <w:rFonts w:eastAsia="黑体"/>
         <w:b/>
         <w:bCs/>
         <w:i w:val="0"/>
@@ -11976,6 +12457,7 @@
     </w:tblStylePr>
     <w:tblStylePr w:type="lastRow">
       <w:rPr>
+        <w:rFonts w:eastAsia="黑体"/>
         <w:b/>
         <w:bCs/>
         <w:i w:val="0"/>
@@ -11997,6 +12479,7 @@
     </w:tblStylePr>
     <w:tblStylePr w:type="firstCol">
       <w:rPr>
+        <w:rFonts w:eastAsia="黑体"/>
         <w:b/>
         <w:bCs/>
         <w:i w:val="0"/>
@@ -12016,6 +12499,7 @@
     </w:tblStylePr>
     <w:tblStylePr w:type="lastCol">
       <w:rPr>
+        <w:rFonts w:eastAsia="黑体"/>
         <w:b/>
         <w:bCs/>
         <w:i w:val="0"/>
@@ -12096,6 +12580,7 @@
     </w:tcPr>
     <w:tblStylePr w:type="firstRow">
       <w:rPr>
+        <w:rFonts w:eastAsia="黑体"/>
         <w:b/>
         <w:bCs/>
         <w:i w:val="0"/>
@@ -12117,6 +12602,7 @@
     </w:tblStylePr>
     <w:tblStylePr w:type="lastRow">
       <w:rPr>
+        <w:rFonts w:eastAsia="黑体"/>
         <w:b/>
         <w:bCs/>
         <w:i w:val="0"/>
@@ -12138,6 +12624,7 @@
     </w:tblStylePr>
     <w:tblStylePr w:type="firstCol">
       <w:rPr>
+        <w:rFonts w:eastAsia="黑体"/>
         <w:b/>
         <w:bCs/>
         <w:i w:val="0"/>
@@ -12157,6 +12644,7 @@
     </w:tblStylePr>
     <w:tblStylePr w:type="lastCol">
       <w:rPr>
+        <w:rFonts w:eastAsia="黑体"/>
         <w:b/>
         <w:bCs/>
         <w:i w:val="0"/>
@@ -12214,6 +12702,7 @@
       <w:spacing w:after="0" w:line="240" w:lineRule="auto"/>
     </w:pPr>
     <w:rPr>
+      <w:rFonts w:eastAsia="黑体"/>
       <w:color w:themeColor="background1" w:val="FFFFFF"/>
     </w:rPr>
     <w:tblPr>
@@ -12232,6 +12721,7 @@
     </w:tcPr>
     <w:tblStylePr w:type="firstRow">
       <w:rPr>
+        <w:rFonts w:eastAsia="黑体"/>
         <w:b/>
         <w:bCs/>
       </w:rPr>
@@ -12328,6 +12818,7 @@
       <w:spacing w:after="0" w:line="240" w:lineRule="auto"/>
     </w:pPr>
     <w:rPr>
+      <w:rFonts w:eastAsia="黑体"/>
       <w:color w:themeColor="background1" w:val="FFFFFF"/>
     </w:rPr>
     <w:tblPr>
@@ -12346,6 +12837,7 @@
     </w:tcPr>
     <w:tblStylePr w:type="firstRow">
       <w:rPr>
+        <w:rFonts w:eastAsia="黑体"/>
         <w:b/>
         <w:bCs/>
       </w:rPr>
@@ -12442,6 +12934,7 @@
       <w:spacing w:after="0" w:line="240" w:lineRule="auto"/>
     </w:pPr>
     <w:rPr>
+      <w:rFonts w:eastAsia="黑体"/>
       <w:color w:themeColor="background1" w:val="FFFFFF"/>
     </w:rPr>
     <w:tblPr>
@@ -12460,6 +12953,7 @@
     </w:tcPr>
     <w:tblStylePr w:type="firstRow">
       <w:rPr>
+        <w:rFonts w:eastAsia="黑体"/>
         <w:b/>
         <w:bCs/>
       </w:rPr>
@@ -12556,6 +13050,7 @@
       <w:spacing w:after="0" w:line="240" w:lineRule="auto"/>
     </w:pPr>
     <w:rPr>
+      <w:rFonts w:eastAsia="黑体"/>
       <w:color w:themeColor="background1" w:val="FFFFFF"/>
     </w:rPr>
     <w:tblPr>
@@ -12574,6 +13069,7 @@
     </w:tcPr>
     <w:tblStylePr w:type="firstRow">
       <w:rPr>
+        <w:rFonts w:eastAsia="黑体"/>
         <w:b/>
         <w:bCs/>
       </w:rPr>
@@ -12670,6 +13166,7 @@
       <w:spacing w:after="0" w:line="240" w:lineRule="auto"/>
     </w:pPr>
     <w:rPr>
+      <w:rFonts w:eastAsia="黑体"/>
       <w:color w:themeColor="background1" w:val="FFFFFF"/>
     </w:rPr>
     <w:tblPr>
@@ -12688,6 +13185,7 @@
     </w:tcPr>
     <w:tblStylePr w:type="firstRow">
       <w:rPr>
+        <w:rFonts w:eastAsia="黑体"/>
         <w:b/>
         <w:bCs/>
       </w:rPr>
@@ -12784,6 +13282,7 @@
       <w:spacing w:after="0" w:line="240" w:lineRule="auto"/>
     </w:pPr>
     <w:rPr>
+      <w:rFonts w:eastAsia="黑体"/>
       <w:color w:themeColor="background1" w:val="FFFFFF"/>
     </w:rPr>
     <w:tblPr>
@@ -12802,6 +13301,7 @@
     </w:tcPr>
     <w:tblStylePr w:type="firstRow">
       <w:rPr>
+        <w:rFonts w:eastAsia="黑体"/>
         <w:b/>
         <w:bCs/>
       </w:rPr>
@@ -12898,6 +13398,7 @@
       <w:spacing w:after="0" w:line="240" w:lineRule="auto"/>
     </w:pPr>
     <w:rPr>
+      <w:rFonts w:eastAsia="黑体"/>
       <w:color w:themeColor="background1" w:val="FFFFFF"/>
     </w:rPr>
     <w:tblPr>
@@ -12916,6 +13417,7 @@
     </w:tcPr>
     <w:tblStylePr w:type="firstRow">
       <w:rPr>
+        <w:rFonts w:eastAsia="黑体"/>
         <w:b/>
         <w:bCs/>
       </w:rPr>
@@ -13012,6 +13514,7 @@
       <w:spacing w:after="0" w:line="240" w:lineRule="auto"/>
     </w:pPr>
     <w:rPr>
+      <w:rFonts w:eastAsia="黑体"/>
       <w:color w:themeColor="text1" w:val="000000"/>
     </w:rPr>
     <w:tblPr>
@@ -13038,6 +13541,7 @@
     </w:tcPr>
     <w:tblStylePr w:type="firstRow">
       <w:rPr>
+        <w:rFonts w:eastAsia="黑体"/>
         <w:b/>
         <w:bCs/>
       </w:rPr>
@@ -13056,6 +13560,7 @@
     </w:tblStylePr>
     <w:tblStylePr w:type="lastRow">
       <w:rPr>
+        <w:rFonts w:eastAsia="黑体"/>
         <w:b/>
         <w:bCs/>
         <w:color w:themeColor="background1" w:val="FFFFFF"/>
@@ -13070,6 +13575,7 @@
     </w:tblStylePr>
     <w:tblStylePr w:type="firstCol">
       <w:rPr>
+        <w:rFonts w:eastAsia="黑体"/>
         <w:color w:themeColor="background1" w:val="FFFFFF"/>
       </w:rPr>
       <w:tblPr/>
@@ -13087,6 +13593,7 @@
     </w:tblStylePr>
     <w:tblStylePr w:type="lastCol">
       <w:rPr>
+        <w:rFonts w:eastAsia="黑体"/>
         <w:color w:themeColor="background1" w:val="FFFFFF"/>
       </w:rPr>
       <w:tblPr/>
@@ -13116,11 +13623,13 @@
     </w:tblStylePr>
     <w:tblStylePr w:type="neCell">
       <w:rPr>
+        <w:rFonts w:eastAsia="黑体"/>
         <w:color w:themeColor="text1" w:val="000000"/>
       </w:rPr>
     </w:tblStylePr>
     <w:tblStylePr w:type="nwCell">
       <w:rPr>
+        <w:rFonts w:eastAsia="黑体"/>
         <w:color w:themeColor="text1" w:val="000000"/>
       </w:rPr>
     </w:tblStylePr>
@@ -13134,6 +13643,7 @@
       <w:spacing w:after="0" w:line="240" w:lineRule="auto"/>
     </w:pPr>
     <w:rPr>
+      <w:rFonts w:eastAsia="黑体"/>
       <w:color w:themeColor="text1" w:val="000000"/>
     </w:rPr>
     <w:tblPr>
@@ -13160,6 +13670,7 @@
     </w:tcPr>
     <w:tblStylePr w:type="firstRow">
       <w:rPr>
+        <w:rFonts w:eastAsia="黑体"/>
         <w:b/>
         <w:bCs/>
       </w:rPr>
@@ -13178,6 +13689,7 @@
     </w:tblStylePr>
     <w:tblStylePr w:type="lastRow">
       <w:rPr>
+        <w:rFonts w:eastAsia="黑体"/>
         <w:b/>
         <w:bCs/>
         <w:color w:themeColor="background1" w:val="FFFFFF"/>
@@ -13192,6 +13704,7 @@
     </w:tblStylePr>
     <w:tblStylePr w:type="firstCol">
       <w:rPr>
+        <w:rFonts w:eastAsia="黑体"/>
         <w:color w:themeColor="background1" w:val="FFFFFF"/>
       </w:rPr>
       <w:tblPr/>
@@ -13209,6 +13722,7 @@
     </w:tblStylePr>
     <w:tblStylePr w:type="lastCol">
       <w:rPr>
+        <w:rFonts w:eastAsia="黑体"/>
         <w:color w:themeColor="background1" w:val="FFFFFF"/>
       </w:rPr>
       <w:tblPr/>
@@ -13238,11 +13752,13 @@
     </w:tblStylePr>
     <w:tblStylePr w:type="neCell">
       <w:rPr>
+        <w:rFonts w:eastAsia="黑体"/>
         <w:color w:themeColor="text1" w:val="000000"/>
       </w:rPr>
     </w:tblStylePr>
     <w:tblStylePr w:type="nwCell">
       <w:rPr>
+        <w:rFonts w:eastAsia="黑体"/>
         <w:color w:themeColor="text1" w:val="000000"/>
       </w:rPr>
     </w:tblStylePr>
@@ -13256,6 +13772,7 @@
       <w:spacing w:after="0" w:line="240" w:lineRule="auto"/>
     </w:pPr>
     <w:rPr>
+      <w:rFonts w:eastAsia="黑体"/>
       <w:color w:themeColor="text1" w:val="000000"/>
     </w:rPr>
     <w:tblPr>
@@ -13282,6 +13799,7 @@
     </w:tcPr>
     <w:tblStylePr w:type="firstRow">
       <w:rPr>
+        <w:rFonts w:eastAsia="黑体"/>
         <w:b/>
         <w:bCs/>
       </w:rPr>
@@ -13300,6 +13818,7 @@
     </w:tblStylePr>
     <w:tblStylePr w:type="lastRow">
       <w:rPr>
+        <w:rFonts w:eastAsia="黑体"/>
         <w:b/>
         <w:bCs/>
         <w:color w:themeColor="background1" w:val="FFFFFF"/>
@@ -13314,6 +13833,7 @@
     </w:tblStylePr>
     <w:tblStylePr w:type="firstCol">
       <w:rPr>
+        <w:rFonts w:eastAsia="黑体"/>
         <w:color w:themeColor="background1" w:val="FFFFFF"/>
       </w:rPr>
       <w:tblPr/>
@@ -13331,6 +13851,7 @@
     </w:tblStylePr>
     <w:tblStylePr w:type="lastCol">
       <w:rPr>
+        <w:rFonts w:eastAsia="黑体"/>
         <w:color w:themeColor="background1" w:val="FFFFFF"/>
       </w:rPr>
       <w:tblPr/>
@@ -13360,11 +13881,13 @@
     </w:tblStylePr>
     <w:tblStylePr w:type="neCell">
       <w:rPr>
+        <w:rFonts w:eastAsia="黑体"/>
         <w:color w:themeColor="text1" w:val="000000"/>
       </w:rPr>
     </w:tblStylePr>
     <w:tblStylePr w:type="nwCell">
       <w:rPr>
+        <w:rFonts w:eastAsia="黑体"/>
         <w:color w:themeColor="text1" w:val="000000"/>
       </w:rPr>
     </w:tblStylePr>
@@ -13378,6 +13901,7 @@
       <w:spacing w:after="0" w:line="240" w:lineRule="auto"/>
     </w:pPr>
     <w:rPr>
+      <w:rFonts w:eastAsia="黑体"/>
       <w:color w:themeColor="text1" w:val="000000"/>
     </w:rPr>
     <w:tblPr>
@@ -13404,6 +13928,7 @@
     </w:tcPr>
     <w:tblStylePr w:type="firstRow">
       <w:rPr>
+        <w:rFonts w:eastAsia="黑体"/>
         <w:b/>
         <w:bCs/>
       </w:rPr>
@@ -13422,6 +13947,7 @@
     </w:tblStylePr>
     <w:tblStylePr w:type="lastRow">
       <w:rPr>
+        <w:rFonts w:eastAsia="黑体"/>
         <w:b/>
         <w:bCs/>
         <w:color w:themeColor="background1" w:val="FFFFFF"/>
@@ -13436,6 +13962,7 @@
     </w:tblStylePr>
     <w:tblStylePr w:type="firstCol">
       <w:rPr>
+        <w:rFonts w:eastAsia="黑体"/>
         <w:color w:themeColor="background1" w:val="FFFFFF"/>
       </w:rPr>
       <w:tblPr/>
@@ -13453,6 +13980,7 @@
     </w:tblStylePr>
     <w:tblStylePr w:type="lastCol">
       <w:rPr>
+        <w:rFonts w:eastAsia="黑体"/>
         <w:color w:themeColor="background1" w:val="FFFFFF"/>
       </w:rPr>
       <w:tblPr/>
@@ -13490,6 +14018,7 @@
       <w:spacing w:after="0" w:line="240" w:lineRule="auto"/>
     </w:pPr>
     <w:rPr>
+      <w:rFonts w:eastAsia="黑体"/>
       <w:color w:themeColor="text1" w:val="000000"/>
     </w:rPr>
     <w:tblPr>
@@ -13516,6 +14045,7 @@
     </w:tcPr>
     <w:tblStylePr w:type="firstRow">
       <w:rPr>
+        <w:rFonts w:eastAsia="黑体"/>
         <w:b/>
         <w:bCs/>
       </w:rPr>
@@ -13534,6 +14064,7 @@
     </w:tblStylePr>
     <w:tblStylePr w:type="lastRow">
       <w:rPr>
+        <w:rFonts w:eastAsia="黑体"/>
         <w:b/>
         <w:bCs/>
         <w:color w:themeColor="background1" w:val="FFFFFF"/>
@@ -13548,6 +14079,7 @@
     </w:tblStylePr>
     <w:tblStylePr w:type="firstCol">
       <w:rPr>
+        <w:rFonts w:eastAsia="黑体"/>
         <w:color w:themeColor="background1" w:val="FFFFFF"/>
       </w:rPr>
       <w:tblPr/>
@@ -13565,6 +14097,7 @@
     </w:tblStylePr>
     <w:tblStylePr w:type="lastCol">
       <w:rPr>
+        <w:rFonts w:eastAsia="黑体"/>
         <w:color w:themeColor="background1" w:val="FFFFFF"/>
       </w:rPr>
       <w:tblPr/>
@@ -13594,11 +14127,13 @@
     </w:tblStylePr>
     <w:tblStylePr w:type="neCell">
       <w:rPr>
+        <w:rFonts w:eastAsia="黑体"/>
         <w:color w:themeColor="text1" w:val="000000"/>
       </w:rPr>
     </w:tblStylePr>
     <w:tblStylePr w:type="nwCell">
       <w:rPr>
+        <w:rFonts w:eastAsia="黑体"/>
         <w:color w:themeColor="text1" w:val="000000"/>
       </w:rPr>
     </w:tblStylePr>
@@ -13612,6 +14147,7 @@
       <w:spacing w:after="0" w:line="240" w:lineRule="auto"/>
     </w:pPr>
     <w:rPr>
+      <w:rFonts w:eastAsia="黑体"/>
       <w:color w:themeColor="text1" w:val="000000"/>
     </w:rPr>
     <w:tblPr>
@@ -13638,6 +14174,7 @@
     </w:tcPr>
     <w:tblStylePr w:type="firstRow">
       <w:rPr>
+        <w:rFonts w:eastAsia="黑体"/>
         <w:b/>
         <w:bCs/>
       </w:rPr>
@@ -13656,6 +14193,7 @@
     </w:tblStylePr>
     <w:tblStylePr w:type="lastRow">
       <w:rPr>
+        <w:rFonts w:eastAsia="黑体"/>
         <w:b/>
         <w:bCs/>
         <w:color w:themeColor="background1" w:val="FFFFFF"/>
@@ -13670,6 +14208,7 @@
     </w:tblStylePr>
     <w:tblStylePr w:type="firstCol">
       <w:rPr>
+        <w:rFonts w:eastAsia="黑体"/>
         <w:color w:themeColor="background1" w:val="FFFFFF"/>
       </w:rPr>
       <w:tblPr/>
@@ -13687,6 +14226,7 @@
     </w:tblStylePr>
     <w:tblStylePr w:type="lastCol">
       <w:rPr>
+        <w:rFonts w:eastAsia="黑体"/>
         <w:color w:themeColor="background1" w:val="FFFFFF"/>
       </w:rPr>
       <w:tblPr/>
@@ -13716,11 +14256,13 @@
     </w:tblStylePr>
     <w:tblStylePr w:type="neCell">
       <w:rPr>
+        <w:rFonts w:eastAsia="黑体"/>
         <w:color w:themeColor="text1" w:val="000000"/>
       </w:rPr>
     </w:tblStylePr>
     <w:tblStylePr w:type="nwCell">
       <w:rPr>
+        <w:rFonts w:eastAsia="黑体"/>
         <w:color w:themeColor="text1" w:val="000000"/>
       </w:rPr>
     </w:tblStylePr>
@@ -13734,6 +14276,7 @@
       <w:spacing w:after="0" w:line="240" w:lineRule="auto"/>
     </w:pPr>
     <w:rPr>
+      <w:rFonts w:eastAsia="黑体"/>
       <w:color w:themeColor="text1" w:val="000000"/>
     </w:rPr>
     <w:tblPr>
@@ -13760,6 +14303,7 @@
     </w:tcPr>
     <w:tblStylePr w:type="firstRow">
       <w:rPr>
+        <w:rFonts w:eastAsia="黑体"/>
         <w:b/>
         <w:bCs/>
       </w:rPr>
@@ -13778,6 +14322,7 @@
     </w:tblStylePr>
     <w:tblStylePr w:type="lastRow">
       <w:rPr>
+        <w:rFonts w:eastAsia="黑体"/>
         <w:b/>
         <w:bCs/>
         <w:color w:themeColor="background1" w:val="FFFFFF"/>
@@ -13792,6 +14337,7 @@
     </w:tblStylePr>
     <w:tblStylePr w:type="firstCol">
       <w:rPr>
+        <w:rFonts w:eastAsia="黑体"/>
         <w:color w:themeColor="background1" w:val="FFFFFF"/>
       </w:rPr>
       <w:tblPr/>
@@ -13809,6 +14355,7 @@
     </w:tblStylePr>
     <w:tblStylePr w:type="lastCol">
       <w:rPr>
+        <w:rFonts w:eastAsia="黑体"/>
         <w:color w:themeColor="background1" w:val="FFFFFF"/>
       </w:rPr>
       <w:tblPr/>
@@ -13838,11 +14385,13 @@
     </w:tblStylePr>
     <w:tblStylePr w:type="neCell">
       <w:rPr>
+        <w:rFonts w:eastAsia="黑体"/>
         <w:color w:themeColor="text1" w:val="000000"/>
       </w:rPr>
     </w:tblStylePr>
     <w:tblStylePr w:type="nwCell">
       <w:rPr>
+        <w:rFonts w:eastAsia="黑体"/>
         <w:color w:themeColor="text1" w:val="000000"/>
       </w:rPr>
     </w:tblStylePr>
@@ -13856,6 +14405,7 @@
       <w:spacing w:after="0" w:line="240" w:lineRule="auto"/>
     </w:pPr>
     <w:rPr>
+      <w:rFonts w:eastAsia="黑体"/>
       <w:color w:themeColor="text1" w:val="000000"/>
     </w:rPr>
     <w:tblPr>
@@ -13874,6 +14424,7 @@
     </w:tcPr>
     <w:tblStylePr w:type="firstRow">
       <w:rPr>
+        <w:rFonts w:eastAsia="黑体"/>
         <w:b/>
         <w:bCs/>
         <w:color w:themeColor="background1" w:val="FFFFFF"/>
@@ -13888,6 +14439,7 @@
     </w:tblStylePr>
     <w:tblStylePr w:type="lastRow">
       <w:rPr>
+        <w:rFonts w:eastAsia="黑体"/>
         <w:b/>
         <w:bCs/>
         <w:color w:themeColor="accent2" w:themeShade="CC" w:val="9E3A38"/>
@@ -13902,12 +14454,14 @@
     </w:tblStylePr>
     <w:tblStylePr w:type="firstCol">
       <w:rPr>
+        <w:rFonts w:eastAsia="黑体"/>
         <w:b/>
         <w:bCs/>
       </w:rPr>
     </w:tblStylePr>
     <w:tblStylePr w:type="lastCol">
       <w:rPr>
+        <w:rFonts w:eastAsia="黑体"/>
         <w:b/>
         <w:bCs/>
       </w:rPr>
@@ -13942,6 +14496,7 @@
       <w:spacing w:after="0" w:line="240" w:lineRule="auto"/>
     </w:pPr>
     <w:rPr>
+      <w:rFonts w:eastAsia="黑体"/>
       <w:color w:themeColor="text1" w:val="000000"/>
     </w:rPr>
     <w:tblPr>
@@ -13960,6 +14515,7 @@
     </w:tcPr>
     <w:tblStylePr w:type="firstRow">
       <w:rPr>
+        <w:rFonts w:eastAsia="黑体"/>
         <w:b/>
         <w:bCs/>
         <w:color w:themeColor="background1" w:val="FFFFFF"/>
@@ -13974,6 +14530,7 @@
     </w:tblStylePr>
     <w:tblStylePr w:type="lastRow">
       <w:rPr>
+        <w:rFonts w:eastAsia="黑体"/>
         <w:b/>
         <w:bCs/>
         <w:color w:themeColor="accent2" w:themeShade="CC" w:val="9E3A38"/>
@@ -13988,12 +14545,14 @@
     </w:tblStylePr>
     <w:tblStylePr w:type="firstCol">
       <w:rPr>
+        <w:rFonts w:eastAsia="黑体"/>
         <w:b/>
         <w:bCs/>
       </w:rPr>
     </w:tblStylePr>
     <w:tblStylePr w:type="lastCol">
       <w:rPr>
+        <w:rFonts w:eastAsia="黑体"/>
         <w:b/>
         <w:bCs/>
       </w:rPr>
@@ -14028,6 +14587,7 @@
       <w:spacing w:after="0" w:line="240" w:lineRule="auto"/>
     </w:pPr>
     <w:rPr>
+      <w:rFonts w:eastAsia="黑体"/>
       <w:color w:themeColor="text1" w:val="000000"/>
     </w:rPr>
     <w:tblPr>
@@ -14046,6 +14606,7 @@
     </w:tcPr>
     <w:tblStylePr w:type="firstRow">
       <w:rPr>
+        <w:rFonts w:eastAsia="黑体"/>
         <w:b/>
         <w:bCs/>
         <w:color w:themeColor="background1" w:val="FFFFFF"/>
@@ -14060,6 +14621,7 @@
     </w:tblStylePr>
     <w:tblStylePr w:type="lastRow">
       <w:rPr>
+        <w:rFonts w:eastAsia="黑体"/>
         <w:b/>
         <w:bCs/>
         <w:color w:themeColor="accent2" w:themeShade="CC" w:val="9E3A38"/>
@@ -14074,12 +14636,14 @@
     </w:tblStylePr>
     <w:tblStylePr w:type="firstCol">
       <w:rPr>
+        <w:rFonts w:eastAsia="黑体"/>
         <w:b/>
         <w:bCs/>
       </w:rPr>
     </w:tblStylePr>
     <w:tblStylePr w:type="lastCol">
       <w:rPr>
+        <w:rFonts w:eastAsia="黑体"/>
         <w:b/>
         <w:bCs/>
       </w:rPr>
@@ -14114,6 +14678,7 @@
       <w:spacing w:after="0" w:line="240" w:lineRule="auto"/>
     </w:pPr>
     <w:rPr>
+      <w:rFonts w:eastAsia="黑体"/>
       <w:color w:themeColor="text1" w:val="000000"/>
     </w:rPr>
     <w:tblPr>
@@ -14132,6 +14697,7 @@
     </w:tcPr>
     <w:tblStylePr w:type="firstRow">
       <w:rPr>
+        <w:rFonts w:eastAsia="黑体"/>
         <w:b/>
         <w:bCs/>
         <w:color w:themeColor="background1" w:val="FFFFFF"/>
@@ -14146,6 +14712,7 @@
     </w:tblStylePr>
     <w:tblStylePr w:type="lastRow">
       <w:rPr>
+        <w:rFonts w:eastAsia="黑体"/>
         <w:b/>
         <w:bCs/>
         <w:color w:themeColor="accent4" w:themeShade="CC" w:val="664E82"/>
@@ -14160,12 +14727,14 @@
     </w:tblStylePr>
     <w:tblStylePr w:type="firstCol">
       <w:rPr>
+        <w:rFonts w:eastAsia="黑体"/>
         <w:b/>
         <w:bCs/>
       </w:rPr>
     </w:tblStylePr>
     <w:tblStylePr w:type="lastCol">
       <w:rPr>
+        <w:rFonts w:eastAsia="黑体"/>
         <w:b/>
         <w:bCs/>
       </w:rPr>
@@ -14200,6 +14769,7 @@
       <w:spacing w:after="0" w:line="240" w:lineRule="auto"/>
     </w:pPr>
     <w:rPr>
+      <w:rFonts w:eastAsia="黑体"/>
       <w:color w:themeColor="text1" w:val="000000"/>
     </w:rPr>
     <w:tblPr>
@@ -14218,6 +14788,7 @@
     </w:tcPr>
     <w:tblStylePr w:type="firstRow">
       <w:rPr>
+        <w:rFonts w:eastAsia="黑体"/>
         <w:b/>
         <w:bCs/>
         <w:color w:themeColor="background1" w:val="FFFFFF"/>
@@ -14232,6 +14803,7 @@
     </w:tblStylePr>
     <w:tblStylePr w:type="lastRow">
       <w:rPr>
+        <w:rFonts w:eastAsia="黑体"/>
         <w:b/>
         <w:bCs/>
         <w:color w:themeColor="accent3" w:themeShade="CC" w:val="7E9C40"/>
@@ -14246,12 +14818,14 @@
     </w:tblStylePr>
     <w:tblStylePr w:type="firstCol">
       <w:rPr>
+        <w:rFonts w:eastAsia="黑体"/>
         <w:b/>
         <w:bCs/>
       </w:rPr>
     </w:tblStylePr>
     <w:tblStylePr w:type="lastCol">
       <w:rPr>
+        <w:rFonts w:eastAsia="黑体"/>
         <w:b/>
         <w:bCs/>
       </w:rPr>
@@ -14286,6 +14860,7 @@
       <w:spacing w:after="0" w:line="240" w:lineRule="auto"/>
     </w:pPr>
     <w:rPr>
+      <w:rFonts w:eastAsia="黑体"/>
       <w:color w:themeColor="text1" w:val="000000"/>
     </w:rPr>
     <w:tblPr>
@@ -14304,6 +14879,7 @@
     </w:tcPr>
     <w:tblStylePr w:type="firstRow">
       <w:rPr>
+        <w:rFonts w:eastAsia="黑体"/>
         <w:b/>
         <w:bCs/>
         <w:color w:themeColor="background1" w:val="FFFFFF"/>
@@ -14318,6 +14894,7 @@
     </w:tblStylePr>
     <w:tblStylePr w:type="lastRow">
       <w:rPr>
+        <w:rFonts w:eastAsia="黑体"/>
         <w:b/>
         <w:bCs/>
         <w:color w:themeColor="accent6" w:themeShade="CC" w:val="F2730A"/>
@@ -14332,12 +14909,14 @@
     </w:tblStylePr>
     <w:tblStylePr w:type="firstCol">
       <w:rPr>
+        <w:rFonts w:eastAsia="黑体"/>
         <w:b/>
         <w:bCs/>
       </w:rPr>
     </w:tblStylePr>
     <w:tblStylePr w:type="lastCol">
       <w:rPr>
+        <w:rFonts w:eastAsia="黑体"/>
         <w:b/>
         <w:bCs/>
       </w:rPr>
@@ -14372,6 +14951,7 @@
       <w:spacing w:after="0" w:line="240" w:lineRule="auto"/>
     </w:pPr>
     <w:rPr>
+      <w:rFonts w:eastAsia="黑体"/>
       <w:color w:themeColor="text1" w:val="000000"/>
     </w:rPr>
     <w:tblPr>
@@ -14390,6 +14970,7 @@
     </w:tcPr>
     <w:tblStylePr w:type="firstRow">
       <w:rPr>
+        <w:rFonts w:eastAsia="黑体"/>
         <w:b/>
         <w:bCs/>
         <w:color w:themeColor="background1" w:val="FFFFFF"/>
@@ -14404,6 +14985,7 @@
     </w:tblStylePr>
     <w:tblStylePr w:type="lastRow">
       <w:rPr>
+        <w:rFonts w:eastAsia="黑体"/>
         <w:b/>
         <w:bCs/>
         <w:color w:themeColor="accent5" w:themeShade="CC" w:val="348DA5"/>
@@ -14418,12 +15000,14 @@
     </w:tblStylePr>
     <w:tblStylePr w:type="firstCol">
       <w:rPr>
+        <w:rFonts w:eastAsia="黑体"/>
         <w:b/>
         <w:bCs/>
       </w:rPr>
     </w:tblStylePr>
     <w:tblStylePr w:type="lastCol">
       <w:rPr>
+        <w:rFonts w:eastAsia="黑体"/>
         <w:b/>
         <w:bCs/>
       </w:rPr>
@@ -14458,6 +15042,7 @@
       <w:spacing w:after="0" w:line="240" w:lineRule="auto"/>
     </w:pPr>
     <w:rPr>
+      <w:rFonts w:eastAsia="黑体"/>
       <w:color w:themeColor="text1" w:val="000000"/>
     </w:rPr>
     <w:tblPr>
@@ -14479,6 +15064,7 @@
     </w:tcPr>
     <w:tblStylePr w:type="firstRow">
       <w:rPr>
+        <w:rFonts w:eastAsia="黑体"/>
         <w:b/>
         <w:bCs/>
       </w:rPr>
@@ -14489,6 +15075,7 @@
     </w:tblStylePr>
     <w:tblStylePr w:type="lastRow">
       <w:rPr>
+        <w:rFonts w:eastAsia="黑体"/>
         <w:b/>
         <w:bCs/>
         <w:color w:themeColor="text1" w:val="000000"/>
@@ -14500,6 +15087,7 @@
     </w:tblStylePr>
     <w:tblStylePr w:type="firstCol">
       <w:rPr>
+        <w:rFonts w:eastAsia="黑体"/>
         <w:color w:themeColor="background1" w:val="FFFFFF"/>
       </w:rPr>
       <w:tblPr/>
@@ -14509,6 +15097,7 @@
     </w:tblStylePr>
     <w:tblStylePr w:type="lastCol">
       <w:rPr>
+        <w:rFonts w:eastAsia="黑体"/>
         <w:color w:themeColor="background1" w:val="FFFFFF"/>
       </w:rPr>
       <w:tblPr/>
@@ -14538,6 +15127,7 @@
       <w:spacing w:after="0" w:line="240" w:lineRule="auto"/>
     </w:pPr>
     <w:rPr>
+      <w:rFonts w:eastAsia="黑体"/>
       <w:color w:themeColor="text1" w:val="000000"/>
     </w:rPr>
     <w:tblPr>
@@ -14559,6 +15149,7 @@
     </w:tcPr>
     <w:tblStylePr w:type="firstRow">
       <w:rPr>
+        <w:rFonts w:eastAsia="黑体"/>
         <w:b/>
         <w:bCs/>
       </w:rPr>
@@ -14569,6 +15160,7 @@
     </w:tblStylePr>
     <w:tblStylePr w:type="lastRow">
       <w:rPr>
+        <w:rFonts w:eastAsia="黑体"/>
         <w:b/>
         <w:bCs/>
         <w:color w:themeColor="text1" w:val="000000"/>
@@ -14580,6 +15172,7 @@
     </w:tblStylePr>
     <w:tblStylePr w:type="firstCol">
       <w:rPr>
+        <w:rFonts w:eastAsia="黑体"/>
         <w:color w:themeColor="background1" w:val="FFFFFF"/>
       </w:rPr>
       <w:tblPr/>
@@ -14589,6 +15182,7 @@
     </w:tblStylePr>
     <w:tblStylePr w:type="lastCol">
       <w:rPr>
+        <w:rFonts w:eastAsia="黑体"/>
         <w:color w:themeColor="background1" w:val="FFFFFF"/>
       </w:rPr>
       <w:tblPr/>
@@ -14618,6 +15212,7 @@
       <w:spacing w:after="0" w:line="240" w:lineRule="auto"/>
     </w:pPr>
     <w:rPr>
+      <w:rFonts w:eastAsia="黑体"/>
       <w:color w:themeColor="text1" w:val="000000"/>
     </w:rPr>
     <w:tblPr>
@@ -14639,6 +15234,7 @@
     </w:tcPr>
     <w:tblStylePr w:type="firstRow">
       <w:rPr>
+        <w:rFonts w:eastAsia="黑体"/>
         <w:b/>
         <w:bCs/>
       </w:rPr>
@@ -14649,6 +15245,7 @@
     </w:tblStylePr>
     <w:tblStylePr w:type="lastRow">
       <w:rPr>
+        <w:rFonts w:eastAsia="黑体"/>
         <w:b/>
         <w:bCs/>
         <w:color w:themeColor="text1" w:val="000000"/>
@@ -14660,6 +15257,7 @@
     </w:tblStylePr>
     <w:tblStylePr w:type="firstCol">
       <w:rPr>
+        <w:rFonts w:eastAsia="黑体"/>
         <w:color w:themeColor="background1" w:val="FFFFFF"/>
       </w:rPr>
       <w:tblPr/>
@@ -14669,6 +15267,7 @@
     </w:tblStylePr>
     <w:tblStylePr w:type="lastCol">
       <w:rPr>
+        <w:rFonts w:eastAsia="黑体"/>
         <w:color w:themeColor="background1" w:val="FFFFFF"/>
       </w:rPr>
       <w:tblPr/>
@@ -14698,6 +15297,7 @@
       <w:spacing w:after="0" w:line="240" w:lineRule="auto"/>
     </w:pPr>
     <w:rPr>
+      <w:rFonts w:eastAsia="黑体"/>
       <w:color w:themeColor="text1" w:val="000000"/>
     </w:rPr>
     <w:tblPr>
@@ -14719,6 +15319,7 @@
     </w:tcPr>
     <w:tblStylePr w:type="firstRow">
       <w:rPr>
+        <w:rFonts w:eastAsia="黑体"/>
         <w:b/>
         <w:bCs/>
       </w:rPr>
@@ -14729,6 +15330,7 @@
     </w:tblStylePr>
     <w:tblStylePr w:type="lastRow">
       <w:rPr>
+        <w:rFonts w:eastAsia="黑体"/>
         <w:b/>
         <w:bCs/>
         <w:color w:themeColor="text1" w:val="000000"/>
@@ -14740,6 +15342,7 @@
     </w:tblStylePr>
     <w:tblStylePr w:type="firstCol">
       <w:rPr>
+        <w:rFonts w:eastAsia="黑体"/>
         <w:color w:themeColor="background1" w:val="FFFFFF"/>
       </w:rPr>
       <w:tblPr/>
@@ -14749,6 +15352,7 @@
     </w:tblStylePr>
     <w:tblStylePr w:type="lastCol">
       <w:rPr>
+        <w:rFonts w:eastAsia="黑体"/>
         <w:color w:themeColor="background1" w:val="FFFFFF"/>
       </w:rPr>
       <w:tblPr/>
@@ -14778,6 +15382,7 @@
       <w:spacing w:after="0" w:line="240" w:lineRule="auto"/>
     </w:pPr>
     <w:rPr>
+      <w:rFonts w:eastAsia="黑体"/>
       <w:color w:themeColor="text1" w:val="000000"/>
     </w:rPr>
     <w:tblPr>
@@ -14799,6 +15404,7 @@
     </w:tcPr>
     <w:tblStylePr w:type="firstRow">
       <w:rPr>
+        <w:rFonts w:eastAsia="黑体"/>
         <w:b/>
         <w:bCs/>
       </w:rPr>
@@ -14809,6 +15415,7 @@
     </w:tblStylePr>
     <w:tblStylePr w:type="lastRow">
       <w:rPr>
+        <w:rFonts w:eastAsia="黑体"/>
         <w:b/>
         <w:bCs/>
         <w:color w:themeColor="text1" w:val="000000"/>
@@ -14820,6 +15427,7 @@
     </w:tblStylePr>
     <w:tblStylePr w:type="firstCol">
       <w:rPr>
+        <w:rFonts w:eastAsia="黑体"/>
         <w:color w:themeColor="background1" w:val="FFFFFF"/>
       </w:rPr>
       <w:tblPr/>
@@ -14829,6 +15437,7 @@
     </w:tblStylePr>
     <w:tblStylePr w:type="lastCol">
       <w:rPr>
+        <w:rFonts w:eastAsia="黑体"/>
         <w:color w:themeColor="background1" w:val="FFFFFF"/>
       </w:rPr>
       <w:tblPr/>
@@ -14858,6 +15467,7 @@
       <w:spacing w:after="0" w:line="240" w:lineRule="auto"/>
     </w:pPr>
     <w:rPr>
+      <w:rFonts w:eastAsia="黑体"/>
       <w:color w:themeColor="text1" w:val="000000"/>
     </w:rPr>
     <w:tblPr>
@@ -14879,6 +15489,7 @@
     </w:tcPr>
     <w:tblStylePr w:type="firstRow">
       <w:rPr>
+        <w:rFonts w:eastAsia="黑体"/>
         <w:b/>
         <w:bCs/>
       </w:rPr>
@@ -14889,6 +15500,7 @@
     </w:tblStylePr>
     <w:tblStylePr w:type="lastRow">
       <w:rPr>
+        <w:rFonts w:eastAsia="黑体"/>
         <w:b/>
         <w:bCs/>
         <w:color w:themeColor="text1" w:val="000000"/>
@@ -14900,6 +15512,7 @@
     </w:tblStylePr>
     <w:tblStylePr w:type="firstCol">
       <w:rPr>
+        <w:rFonts w:eastAsia="黑体"/>
         <w:color w:themeColor="background1" w:val="FFFFFF"/>
       </w:rPr>
       <w:tblPr/>
@@ -14909,6 +15522,7 @@
     </w:tblStylePr>
     <w:tblStylePr w:type="lastCol">
       <w:rPr>
+        <w:rFonts w:eastAsia="黑体"/>
         <w:color w:themeColor="background1" w:val="FFFFFF"/>
       </w:rPr>
       <w:tblPr/>
@@ -14938,6 +15552,7 @@
       <w:spacing w:after="0" w:line="240" w:lineRule="auto"/>
     </w:pPr>
     <w:rPr>
+      <w:rFonts w:eastAsia="黑体"/>
       <w:color w:themeColor="text1" w:val="000000"/>
     </w:rPr>
     <w:tblPr>
@@ -14959,6 +15574,7 @@
     </w:tcPr>
     <w:tblStylePr w:type="firstRow">
       <w:rPr>
+        <w:rFonts w:eastAsia="黑体"/>
         <w:b/>
         <w:bCs/>
       </w:rPr>
@@ -14969,6 +15585,7 @@
     </w:tblStylePr>
     <w:tblStylePr w:type="lastRow">
       <w:rPr>
+        <w:rFonts w:eastAsia="黑体"/>
         <w:b/>
         <w:bCs/>
         <w:color w:themeColor="text1" w:val="000000"/>
@@ -14980,6 +15597,7 @@
     </w:tblStylePr>
     <w:tblStylePr w:type="firstCol">
       <w:rPr>
+        <w:rFonts w:eastAsia="黑体"/>
         <w:color w:themeColor="background1" w:val="FFFFFF"/>
       </w:rPr>
       <w:tblPr/>
@@ -14989,6 +15607,7 @@
     </w:tblStylePr>
     <w:tblStylePr w:type="lastCol">
       <w:rPr>
+        <w:rFonts w:eastAsia="黑体"/>
         <w:color w:themeColor="background1" w:val="FFFFFF"/>
       </w:rPr>
       <w:tblPr/>
@@ -15021,6 +15640,7 @@
     <w:name w:val="KeywordTok"/>
     <w:basedOn w:val="VerbatimChar"/>
     <w:rPr>
+      <w:rFonts w:eastAsia="黑体"/>
       <w:b/>
       <w:color w:val="007020"/>
     </w:rPr>
@@ -15029,6 +15649,7 @@
     <w:name w:val="DataTypeTok"/>
     <w:basedOn w:val="VerbatimChar"/>
     <w:rPr>
+      <w:rFonts w:eastAsia="黑体"/>
       <w:color w:val="902000"/>
     </w:rPr>
   </w:style>
@@ -15036,6 +15657,7 @@
     <w:name w:val="DecValTok"/>
     <w:basedOn w:val="VerbatimChar"/>
     <w:rPr>
+      <w:rFonts w:eastAsia="黑体"/>
       <w:color w:val="40a070"/>
     </w:rPr>
   </w:style>
@@ -15043,6 +15665,7 @@
     <w:name w:val="BaseNTok"/>
     <w:basedOn w:val="VerbatimChar"/>
     <w:rPr>
+      <w:rFonts w:eastAsia="黑体"/>
       <w:color w:val="40a070"/>
     </w:rPr>
   </w:style>
@@ -15050,6 +15673,7 @@
     <w:name w:val="FloatTok"/>
     <w:basedOn w:val="VerbatimChar"/>
     <w:rPr>
+      <w:rFonts w:eastAsia="黑体"/>
       <w:color w:val="40a070"/>
     </w:rPr>
   </w:style>
@@ -15057,6 +15681,7 @@
     <w:name w:val="ConstantTok"/>
     <w:basedOn w:val="VerbatimChar"/>
     <w:rPr>
+      <w:rFonts w:eastAsia="黑体"/>
       <w:color w:val="880000"/>
     </w:rPr>
   </w:style>
@@ -15064,6 +15689,7 @@
     <w:name w:val="CharTok"/>
     <w:basedOn w:val="VerbatimChar"/>
     <w:rPr>
+      <w:rFonts w:eastAsia="黑体"/>
       <w:color w:val="4070a0"/>
     </w:rPr>
   </w:style>
@@ -15071,6 +15697,7 @@
     <w:name w:val="SpecialCharTok"/>
     <w:basedOn w:val="VerbatimChar"/>
     <w:rPr>
+      <w:rFonts w:eastAsia="黑体"/>
       <w:color w:val="4070a0"/>
     </w:rPr>
   </w:style>
@@ -15078,6 +15705,7 @@
     <w:name w:val="StringTok"/>
     <w:basedOn w:val="VerbatimChar"/>
     <w:rPr>
+      <w:rFonts w:eastAsia="黑体"/>
       <w:color w:val="4070a0"/>
     </w:rPr>
   </w:style>
@@ -15085,6 +15713,7 @@
     <w:name w:val="VerbatimStringTok"/>
     <w:basedOn w:val="VerbatimChar"/>
     <w:rPr>
+      <w:rFonts w:eastAsia="黑体"/>
       <w:color w:val="4070a0"/>
     </w:rPr>
   </w:style>
@@ -15092,6 +15721,7 @@
     <w:name w:val="SpecialStringTok"/>
     <w:basedOn w:val="VerbatimChar"/>
     <w:rPr>
+      <w:rFonts w:eastAsia="黑体"/>
       <w:color w:val="bb6688"/>
     </w:rPr>
   </w:style>
@@ -15099,6 +15729,7 @@
     <w:name w:val="ImportTok"/>
     <w:basedOn w:val="VerbatimChar"/>
     <w:rPr>
+      <w:rFonts w:eastAsia="黑体"/>
       <w:b/>
       <w:color w:val="008000"/>
     </w:rPr>
@@ -15107,6 +15738,7 @@
     <w:name w:val="CommentTok"/>
     <w:basedOn w:val="VerbatimChar"/>
     <w:rPr>
+      <w:rFonts w:eastAsia="黑体"/>
       <w:i/>
       <w:color w:val="60a0b0"/>
     </w:rPr>
@@ -15115,6 +15747,7 @@
     <w:name w:val="DocumentationTok"/>
     <w:basedOn w:val="VerbatimChar"/>
     <w:rPr>
+      <w:rFonts w:eastAsia="黑体"/>
       <w:i/>
       <w:color w:val="ba2121"/>
     </w:rPr>
@@ -15123,6 +15756,7 @@
     <w:name w:val="AnnotationTok"/>
     <w:basedOn w:val="VerbatimChar"/>
     <w:rPr>
+      <w:rFonts w:eastAsia="黑体"/>
       <w:b/>
       <w:i/>
       <w:color w:val="60a0b0"/>
@@ -15132,6 +15766,7 @@
     <w:name w:val="CommentVarTok"/>
     <w:basedOn w:val="VerbatimChar"/>
     <w:rPr>
+      <w:rFonts w:eastAsia="黑体"/>
       <w:b/>
       <w:i/>
       <w:color w:val="60a0b0"/>
@@ -15141,6 +15776,7 @@
     <w:name w:val="OtherTok"/>
     <w:basedOn w:val="VerbatimChar"/>
     <w:rPr>
+      <w:rFonts w:eastAsia="黑体"/>
       <w:color w:val="007020"/>
     </w:rPr>
   </w:style>
@@ -15148,6 +15784,7 @@
     <w:name w:val="FunctionTok"/>
     <w:basedOn w:val="VerbatimChar"/>
     <w:rPr>
+      <w:rFonts w:eastAsia="黑体"/>
       <w:color w:val="06287e"/>
     </w:rPr>
   </w:style>
@@ -15155,6 +15792,7 @@
     <w:name w:val="VariableTok"/>
     <w:basedOn w:val="VerbatimChar"/>
     <w:rPr>
+      <w:rFonts w:eastAsia="黑体"/>
       <w:color w:val="19177c"/>
     </w:rPr>
   </w:style>
@@ -15162,6 +15800,7 @@
     <w:name w:val="ControlFlowTok"/>
     <w:basedOn w:val="VerbatimChar"/>
     <w:rPr>
+      <w:rFonts w:eastAsia="黑体"/>
       <w:b/>
       <w:color w:val="007020"/>
     </w:rPr>
@@ -15170,6 +15809,7 @@
     <w:name w:val="OperatorTok"/>
     <w:basedOn w:val="VerbatimChar"/>
     <w:rPr>
+      <w:rFonts w:eastAsia="黑体"/>
       <w:color w:val="666666"/>
     </w:rPr>
   </w:style>
@@ -15177,18 +15817,22 @@
     <w:name w:val="BuiltInTok"/>
     <w:basedOn w:val="VerbatimChar"/>
     <w:rPr>
+      <w:rFonts w:eastAsia="黑体"/>
       <w:color w:val="008000"/>
     </w:rPr>
   </w:style>
   <w:style w:type="character" w:customStyle="1" w:styleId="ExtensionTok">
     <w:name w:val="ExtensionTok"/>
     <w:basedOn w:val="VerbatimChar"/>
-    <w:rPr/>
+    <w:rPr>
+      <w:rFonts w:eastAsia="黑体"/>
+    </w:rPr>
   </w:style>
   <w:style w:type="character" w:customStyle="1" w:styleId="PreprocessorTok">
     <w:name w:val="PreprocessorTok"/>
     <w:basedOn w:val="VerbatimChar"/>
     <w:rPr>
+      <w:rFonts w:eastAsia="黑体"/>
       <w:color w:val="bc7a00"/>
     </w:rPr>
   </w:style>
@@ -15196,18 +15840,22 @@
     <w:name w:val="AttributeTok"/>
     <w:basedOn w:val="VerbatimChar"/>
     <w:rPr>
+      <w:rFonts w:eastAsia="黑体"/>
       <w:color w:val="7d9029"/>
     </w:rPr>
   </w:style>
   <w:style w:type="character" w:customStyle="1" w:styleId="RegionMarkerTok">
     <w:name w:val="RegionMarkerTok"/>
     <w:basedOn w:val="VerbatimChar"/>
-    <w:rPr/>
+    <w:rPr>
+      <w:rFonts w:eastAsia="黑体"/>
+    </w:rPr>
   </w:style>
   <w:style w:type="character" w:customStyle="1" w:styleId="InformationTok">
     <w:name w:val="InformationTok"/>
     <w:basedOn w:val="VerbatimChar"/>
     <w:rPr>
+      <w:rFonts w:eastAsia="黑体"/>
       <w:b/>
       <w:i/>
       <w:color w:val="60a0b0"/>
@@ -15217,6 +15865,7 @@
     <w:name w:val="WarningTok"/>
     <w:basedOn w:val="VerbatimChar"/>
     <w:rPr>
+      <w:rFonts w:eastAsia="黑体"/>
       <w:b/>
       <w:i/>
       <w:color w:val="60a0b0"/>
@@ -15226,6 +15875,7 @@
     <w:name w:val="AlertTok"/>
     <w:basedOn w:val="VerbatimChar"/>
     <w:rPr>
+      <w:rFonts w:eastAsia="黑体"/>
       <w:b/>
       <w:color w:val="ff0000"/>
     </w:rPr>
@@ -15234,6 +15884,7 @@
     <w:name w:val="ErrorTok"/>
     <w:basedOn w:val="VerbatimChar"/>
     <w:rPr>
+      <w:rFonts w:eastAsia="黑体"/>
       <w:b/>
       <w:color w:val="ff0000"/>
     </w:rPr>
@@ -15241,7 +15892,9 @@
   <w:style w:type="character" w:customStyle="1" w:styleId="NormalTok">
     <w:name w:val="NormalTok"/>
     <w:basedOn w:val="VerbatimChar"/>
-    <w:rPr/>
+    <w:rPr>
+      <w:rFonts w:eastAsia="黑体"/>
+    </w:rPr>
   </w:style>
 </w:styles>
 </file>
@@ -15290,12 +15943,12 @@
     <a:fontScheme name="Office">
       <a:majorFont>
         <a:latin typeface="Calibri"/>
-        <a:ea typeface=""/>
+        <a:ea typeface="黑体"/>
         <a:cs typeface=""/>
         <a:font script="Jpan" typeface="ＭＳ ゴシック"/>
         <a:font script="Hang" typeface="맑은 고딕"/>
-        <a:font script="Hans" typeface="宋体"/>
-        <a:font script="Hant" typeface="新細明體"/>
+        <a:font script="Hans" typeface="黑体"/>
+        <a:font script="Hant" typeface="黑体"/>
         <a:font script="Arab" typeface="Times New Roman"/>
         <a:font script="Hebr" typeface="Times New Roman"/>
         <a:font script="Thai" typeface="Angsana New"/>
@@ -15325,12 +15978,12 @@
       </a:majorFont>
       <a:minorFont>
         <a:latin typeface="Cambria"/>
-        <a:ea typeface=""/>
+        <a:ea typeface="黑体"/>
         <a:cs typeface=""/>
         <a:font script="Jpan" typeface="ＭＳ 明朝"/>
         <a:font script="Hang" typeface="맑은 고딕"/>
-        <a:font script="Hans" typeface="宋体"/>
-        <a:font script="Hant" typeface="新細明體"/>
+        <a:font script="Hans" typeface="黑体"/>
+        <a:font script="Hant" typeface="黑体"/>
         <a:font script="Arab" typeface="Arial"/>
         <a:font script="Hebr" typeface="Arial"/>
         <a:font script="Thai" typeface="Cordia New"/>

--- a/01-电源电路/02-开关电源/半桥/对称半桥电路/对称半桥电路.docx
+++ b/01-电源电路/02-开关电源/半桥/对称半桥电路/对称半桥电路.docx
@@ -2872,7 +2872,7 @@
           <w:color w:val="555555"/>
           <w:sz w:val="21"/>
         </w:rPr>
-        <w:t>材料收集者：杜文杰，WX手机：19519196569，QQ:3478827729</w:t>
+        <w:t>材料收集者：杜文杰，微信/手机：19519196569，QQ:3478827729</w:t>
       </w:r>
     </w:p>
     <w:sectPr>
